--- a/util/resume.docx
+++ b/util/resume.docx
@@ -2,7 +2,7 @@
 <file path=word/document.xml><?xml version="1.0" encoding="utf-8"?>
 <w:document xmlns:w="http://schemas.openxmlformats.org/wordprocessingml/2006/main" xmlns:m="http://schemas.openxmlformats.org/officeDocument/2006/math" xmlns:r="http://schemas.openxmlformats.org/officeDocument/2006/relationships" xmlns:o="urn:schemas-microsoft-com:office:office" xmlns:v="urn:schemas-microsoft-com:vml" xmlns:w10="urn:schemas-microsoft-com:office:word" xmlns:a="http://schemas.openxmlformats.org/drawingml/2006/main" xmlns:pic="http://schemas.openxmlformats.org/drawingml/2006/picture" xmlns:wp="http://schemas.openxmlformats.org/drawingml/2006/wordprocessingDrawing">
   <w:body>
-    <w:bookmarkStart w:id="49" w:name="samuel-ehrenstein"/>
+    <w:bookmarkStart w:id="38" w:name="samuel-ehrenstein"/>
     <w:p>
       <w:pPr>
         <w:pStyle w:val="Heading1"/>
@@ -15,7 +15,7 @@
       <w:pPr>
         <w:pStyle w:val="FirstParagraph"/>
       </w:pPr>
-      <w:hyperlink r:id="rId20">
+      <w:hyperlink r:id="rId9">
         <w:r>
           <w:rPr>
             <w:rStyle w:val="Hyperlink"/>
@@ -32,7 +32,7 @@
       <w:r>
         <w:t xml:space="preserve"> </w:t>
       </w:r>
-      <w:hyperlink r:id="rId21">
+      <w:hyperlink r:id="rId10">
         <w:r>
           <w:rPr>
             <w:rStyle w:val="Hyperlink"/>
@@ -47,7 +47,7 @@
         <w:t xml:space="preserve">| sam.ehrenstein@gmail.com</w:t>
       </w:r>
     </w:p>
-    <w:bookmarkStart w:id="22" w:name="interests"/>
+    <w:bookmarkStart w:id="11" w:name="interests"/>
     <w:p>
       <w:pPr>
         <w:pStyle w:val="Heading2"/>
@@ -70,8 +70,8 @@
         <w:t xml:space="preserve">Geometry, Machine Learning, Motion Planning, Real-Time Vision</w:t>
       </w:r>
     </w:p>
-    <w:bookmarkEnd w:id="22"/>
-    <w:bookmarkStart w:id="29" w:name="education"/>
+    <w:bookmarkEnd w:id="11"/>
+    <w:bookmarkStart w:id="18" w:name="education"/>
     <w:p>
       <w:pPr>
         <w:pStyle w:val="Heading2"/>
@@ -80,7 +80,7 @@
         <w:t xml:space="preserve">Education</w:t>
       </w:r>
     </w:p>
-    <w:bookmarkStart w:id="24" w:name="Xd69d8c6da8a8f71cd0bada41a8808d3c6bf7944"/>
+    <w:bookmarkStart w:id="13" w:name="Xd69d8c6da8a8f71cd0bada41a8808d3c6bf7944"/>
     <w:p>
       <w:pPr>
         <w:pStyle w:val="Heading3"/>
@@ -89,7 +89,7 @@
         <w:t xml:space="preserve">Ph.D. in Computer Science — Aug 2021-present</w:t>
       </w:r>
     </w:p>
-    <w:bookmarkStart w:id="23" w:name="Xdb31f63ad8d5373d3e40fe50b47337bccf81e70"/>
+    <w:bookmarkStart w:id="12" w:name="Xdb31f63ad8d5373d3e40fe50b47337bccf81e70"/>
     <w:p>
       <w:pPr>
         <w:pStyle w:val="Heading4"/>
@@ -106,9 +106,9 @@
         <w:t xml:space="preserve">Advisor: Stephen M. Pizer</w:t>
       </w:r>
     </w:p>
-    <w:bookmarkEnd w:id="23"/>
-    <w:bookmarkEnd w:id="24"/>
-    <w:bookmarkStart w:id="26" w:name="Xeaba690b479f54f801ca69f101b4e47f8c5fddb"/>
+    <w:bookmarkEnd w:id="12"/>
+    <w:bookmarkEnd w:id="13"/>
+    <w:bookmarkStart w:id="15" w:name="Xeaba690b479f54f801ca69f101b4e47f8c5fddb"/>
     <w:p>
       <w:pPr>
         <w:pStyle w:val="Heading3"/>
@@ -117,7 +117,7 @@
         <w:t xml:space="preserve">M.Sc. in Computer Science — Aug 2021-May 2023</w:t>
       </w:r>
     </w:p>
-    <w:bookmarkStart w:id="25" w:name="Xfb0dc89f9f2dd8c618490c803a60fb46bd035cf"/>
+    <w:bookmarkStart w:id="14" w:name="Xfb0dc89f9f2dd8c618490c803a60fb46bd035cf"/>
     <w:p>
       <w:pPr>
         <w:pStyle w:val="Heading4"/>
@@ -134,9 +134,9 @@
         <w:t xml:space="preserve">Advisor: Stephen M. Pizer</w:t>
       </w:r>
     </w:p>
-    <w:bookmarkEnd w:id="25"/>
-    <w:bookmarkEnd w:id="26"/>
-    <w:bookmarkStart w:id="28" w:name="X9347f2bb7932418d3c492829184795d7c8c88d6"/>
+    <w:bookmarkEnd w:id="14"/>
+    <w:bookmarkEnd w:id="15"/>
+    <w:bookmarkStart w:id="17" w:name="X9347f2bb7932418d3c492829184795d7c8c88d6"/>
     <w:p>
       <w:pPr>
         <w:pStyle w:val="Heading3"/>
@@ -145,7 +145,7 @@
         <w:t xml:space="preserve">B.A. in Physics and Computer Science — Aug 2017-May 2021</w:t>
       </w:r>
     </w:p>
-    <w:bookmarkStart w:id="27" w:name="X42f9e811ee255a842931cf06f6421c0a8aff756"/>
+    <w:bookmarkStart w:id="16" w:name="X42f9e811ee255a842931cf06f6421c0a8aff756"/>
     <w:p>
       <w:pPr>
         <w:pStyle w:val="Heading4"/>
@@ -168,10 +168,10 @@
         <w:t xml:space="preserve"> </w:t>
       </w:r>
     </w:p>
-    <w:bookmarkEnd w:id="27"/>
-    <w:bookmarkEnd w:id="28"/>
-    <w:bookmarkEnd w:id="29"/>
-    <w:bookmarkStart w:id="36" w:name="experience"/>
+    <w:bookmarkEnd w:id="16"/>
+    <w:bookmarkEnd w:id="17"/>
+    <w:bookmarkEnd w:id="18"/>
+    <w:bookmarkStart w:id="25" w:name="experience"/>
     <w:p>
       <w:pPr>
         <w:pStyle w:val="Heading2"/>
@@ -180,7 +180,7 @@
         <w:t xml:space="preserve">Experience</w:t>
       </w:r>
     </w:p>
-    <w:bookmarkStart w:id="31" w:name="comp-116-instructor-august-2025-present"/>
+    <w:bookmarkStart w:id="20" w:name="comp-116-instructor-august-2025-present"/>
     <w:p>
       <w:pPr>
         <w:pStyle w:val="Heading3"/>
@@ -189,7 +189,7 @@
         <w:t xml:space="preserve">COMP 116 Instructor – August 2025-Present</w:t>
       </w:r>
     </w:p>
-    <w:bookmarkStart w:id="30" w:name="Xb001ecf34c46b548ebf8b8027b6dcc51f41ce65"/>
+    <w:bookmarkStart w:id="19" w:name="Xb001ecf34c46b548ebf8b8027b6dcc51f41ce65"/>
     <w:p>
       <w:pPr>
         <w:pStyle w:val="Heading4"/>
@@ -200,190 +200,190 @@
     </w:p>
     <w:p>
       <w:pPr>
+        <w:pStyle w:val="Compact"/>
         <w:numPr>
           <w:ilvl w:val="0"/>
           <w:numId w:val="1001"/>
         </w:numPr>
+      </w:pPr>
+      <w:r>
+        <w:t xml:space="preserve">Taught scientific programming to a class of 112 non-CS majors as the instructor of record.</w:t>
+      </w:r>
+    </w:p>
+    <w:p>
+      <w:pPr>
         <w:pStyle w:val="Compact"/>
-      </w:pPr>
-      <w:r>
-        <w:t xml:space="preserve">Taught scientific programming to a class of 112 non-CS majors as the instructor of record.</w:t>
-      </w:r>
-    </w:p>
-    <w:p>
-      <w:pPr>
         <w:numPr>
           <w:ilvl w:val="0"/>
           <w:numId w:val="1001"/>
         </w:numPr>
+      </w:pPr>
+      <w:r>
+        <w:t xml:space="preserve">Developed a syllabus and lesson plans tailored to the needs of students in life sciences, statistics, and economics.</w:t>
+      </w:r>
+    </w:p>
+    <w:p>
+      <w:pPr>
         <w:pStyle w:val="Compact"/>
-      </w:pPr>
-      <w:r>
-        <w:t xml:space="preserve">Developed a syllabus and lesson plans tailored to the needs of students in life sciences, statistics, and economics.</w:t>
-      </w:r>
-    </w:p>
-    <w:p>
-      <w:pPr>
         <w:numPr>
           <w:ilvl w:val="0"/>
           <w:numId w:val="1001"/>
         </w:numPr>
+      </w:pPr>
+      <w:r>
+        <w:t xml:space="preserve">Managed a team of 6 TAs to ensure consistent availability of support to students.</w:t>
+      </w:r>
+    </w:p>
+    <w:bookmarkEnd w:id="19"/>
+    <w:bookmarkEnd w:id="20"/>
+    <w:bookmarkStart w:id="22" w:name="Xcd6651ee4e1c3e5c7a69547328551513f2bf99e"/>
+    <w:p>
+      <w:pPr>
+        <w:pStyle w:val="Heading3"/>
+      </w:pPr>
+      <w:r>
+        <w:t xml:space="preserve">Planning Engineer Intern – May 2025-Aug 2025</w:t>
+      </w:r>
+    </w:p>
+    <w:bookmarkStart w:id="21" w:name="kodiak-robotics-mountain-view-ca"/>
+    <w:p>
+      <w:pPr>
+        <w:pStyle w:val="Heading4"/>
+      </w:pPr>
+      <w:r>
+        <w:t xml:space="preserve">Kodiak Robotics – Mountain View, CA</w:t>
+      </w:r>
+    </w:p>
+    <w:p>
+      <w:pPr>
+        <w:pStyle w:val="FirstParagraph"/>
+      </w:pPr>
+      <w:r>
+        <w:t xml:space="preserve">Supervisor: Roya Sabbagh Novin</w:t>
+      </w:r>
+      <w:r>
+        <w:t xml:space="preserve"> </w:t>
+      </w:r>
+      <w:r>
+        <w:t xml:space="preserve">- Implemented an advanced approach to motion planning that enabled a self-driving truck to detect and pull over for overtaking traffic on unpaved roads.</w:t>
+      </w:r>
+      <w:r>
+        <w:t xml:space="preserve"> </w:t>
+      </w:r>
+      <w:r>
+        <w:t xml:space="preserve">- Increased lateral clearance when pulled over by an average of 0.6 meters, thus contributing to a safer product.</w:t>
+      </w:r>
+      <w:r>
+        <w:t xml:space="preserve"> </w:t>
+      </w:r>
+      <w:r>
+        <w:t xml:space="preserve">- Performed extensive unit testing and simulation on a large-scale codebase, ensuring code reliability and robustness.</w:t>
+      </w:r>
+    </w:p>
+    <w:bookmarkEnd w:id="21"/>
+    <w:bookmarkEnd w:id="22"/>
+    <w:bookmarkStart w:id="24" w:name="X7fbf793872bdf867b4791474ac4ae1afb696274"/>
+    <w:p>
+      <w:pPr>
+        <w:pStyle w:val="Heading3"/>
+      </w:pPr>
+      <w:r>
+        <w:t xml:space="preserve">Graduate Research Assistant — Aug 2021-Present</w:t>
+      </w:r>
+    </w:p>
+    <w:bookmarkStart w:id="23" w:name="Xbb525ab7d92a65126d787e579f5f73c2ba4a749"/>
+    <w:p>
+      <w:pPr>
+        <w:pStyle w:val="Heading4"/>
+      </w:pPr>
+      <w:r>
+        <w:t xml:space="preserve">University of North Carolina at Chapel Hill — Chapel Hill, NC</w:t>
+      </w:r>
+    </w:p>
+    <w:p>
+      <w:pPr>
+        <w:pStyle w:val="FirstParagraph"/>
+      </w:pPr>
+      <w:r>
+        <w:t xml:space="preserve">Advisor: Stephen M. Pizer</w:t>
+      </w:r>
+    </w:p>
+    <w:p>
+      <w:pPr>
         <w:pStyle w:val="Compact"/>
-      </w:pPr>
-      <w:r>
-        <w:t xml:space="preserve">Managed a team of 6 TAs to ensure consistent availability of support to students.</w:t>
-      </w:r>
-    </w:p>
-    <w:bookmarkEnd w:id="30"/>
-    <w:bookmarkEnd w:id="31"/>
-    <w:bookmarkStart w:id="33" w:name="Xcd6651ee4e1c3e5c7a69547328551513f2bf99e"/>
-    <w:p>
-      <w:pPr>
-        <w:pStyle w:val="Heading3"/>
-      </w:pPr>
-      <w:r>
-        <w:t xml:space="preserve">Planning Engineer Intern – May 2025-Aug 2025</w:t>
-      </w:r>
-    </w:p>
-    <w:bookmarkStart w:id="32" w:name="kodiak-robotics-mountain-view-ca"/>
-    <w:p>
-      <w:pPr>
-        <w:pStyle w:val="Heading4"/>
-      </w:pPr>
-      <w:r>
-        <w:t xml:space="preserve">Kodiak Robotics – Mountain View, CA</w:t>
-      </w:r>
-    </w:p>
-    <w:p>
-      <w:pPr>
-        <w:pStyle w:val="FirstParagraph"/>
-      </w:pPr>
-      <w:r>
-        <w:t xml:space="preserve">Supervisor: Roya Sabbagh Novin</w:t>
-      </w:r>
-      <w:r>
-        <w:t xml:space="preserve"> </w:t>
-      </w:r>
-      <w:r>
-        <w:t xml:space="preserve">- Implemented an advanced approach to motion planning that enabled a self-driving truck to detect and pull over for overtaking traffic on unpaved roads.</w:t>
-      </w:r>
-      <w:r>
-        <w:t xml:space="preserve"> </w:t>
-      </w:r>
-      <w:r>
-        <w:t xml:space="preserve">- Increased lateral clearance when pulled over by an average of 0.6 meters, thus contributing to a safer product.</w:t>
-      </w:r>
-      <w:r>
-        <w:t xml:space="preserve"> </w:t>
-      </w:r>
-      <w:r>
-        <w:t xml:space="preserve">- Performed extensive unit testing and simulation on a large-scale codebase, ensuring code reliability and robustness.</w:t>
-      </w:r>
-    </w:p>
-    <w:bookmarkEnd w:id="32"/>
-    <w:bookmarkEnd w:id="33"/>
-    <w:bookmarkStart w:id="35" w:name="X7fbf793872bdf867b4791474ac4ae1afb696274"/>
-    <w:p>
-      <w:pPr>
-        <w:pStyle w:val="Heading3"/>
-      </w:pPr>
-      <w:r>
-        <w:t xml:space="preserve">Graduate Research Assistant — Aug 2021-Present</w:t>
-      </w:r>
-    </w:p>
-    <w:bookmarkStart w:id="34" w:name="Xbb525ab7d92a65126d787e579f5f73c2ba4a749"/>
-    <w:p>
-      <w:pPr>
-        <w:pStyle w:val="Heading4"/>
-      </w:pPr>
-      <w:r>
-        <w:t xml:space="preserve">University of North Carolina at Chapel Hill — Chapel Hill, NC</w:t>
-      </w:r>
-    </w:p>
-    <w:p>
-      <w:pPr>
-        <w:pStyle w:val="FirstParagraph"/>
-      </w:pPr>
-      <w:r>
-        <w:t xml:space="preserve">Advisor: Stephen M. Pizer</w:t>
-      </w:r>
-    </w:p>
-    <w:p>
-      <w:pPr>
         <w:numPr>
           <w:ilvl w:val="0"/>
           <w:numId w:val="1002"/>
         </w:numPr>
+      </w:pPr>
+      <w:r>
+        <w:t xml:space="preserve">Developed a novel approach to visual navigation, combining deep learning and computational geometry, in order to enable placement of an endoscope with an accuracy of 3 cm.</w:t>
+      </w:r>
+    </w:p>
+    <w:p>
+      <w:pPr>
         <w:pStyle w:val="Compact"/>
-      </w:pPr>
-      <w:r>
-        <w:t xml:space="preserve">Developed a novel approach to visual navigation, combining deep learning and computational geometry, in order to enable placement of an endoscope with an accuracy of 3 cm.</w:t>
-      </w:r>
-    </w:p>
-    <w:p>
-      <w:pPr>
         <w:numPr>
           <w:ilvl w:val="0"/>
           <w:numId w:val="1002"/>
         </w:numPr>
+      </w:pPr>
+      <w:r>
+        <w:t xml:space="preserve">Collaborated with a team to devise and implement a novel, Vision Transformer‑based method of monocular depth estimation in the irregular</w:t>
+      </w:r>
+      <w:r>
+        <w:t xml:space="preserve"> </w:t>
+      </w:r>
+      <w:r>
+        <w:t xml:space="preserve">domain of medical endoscopy, achieving competitive or superior performance against existing methods.</w:t>
+      </w:r>
+    </w:p>
+    <w:p>
+      <w:pPr>
         <w:pStyle w:val="Compact"/>
-      </w:pPr>
-      <w:r>
-        <w:t xml:space="preserve">Collaborated with a team to devise and implement a novel, Vision Transformer‑based method of monocular depth estimation in the irregular</w:t>
-      </w:r>
-      <w:r>
-        <w:t xml:space="preserve"> </w:t>
-      </w:r>
-      <w:r>
-        <w:t xml:space="preserve">domain of medical endoscopy, achieving competitive or superior performance against existing methods.</w:t>
-      </w:r>
-    </w:p>
-    <w:p>
-      <w:pPr>
         <w:numPr>
           <w:ilvl w:val="0"/>
           <w:numId w:val="1002"/>
         </w:numPr>
+      </w:pPr>
+      <w:r>
+        <w:t xml:space="preserve">Developed a trainable image‑processing pipeline to detect texture‑invariant geometric features in endoscopic video, outperforming the state</w:t>
+      </w:r>
+      <w:r>
+        <w:t xml:space="preserve"> </w:t>
+      </w:r>
+      <w:r>
+        <w:t xml:space="preserve">of the art by 30 percentage points on overall accuracy. Optimized this approach to be able to process 110 frames per second.</w:t>
+      </w:r>
+    </w:p>
+    <w:p>
+      <w:pPr>
         <w:pStyle w:val="Compact"/>
-      </w:pPr>
-      <w:r>
-        <w:t xml:space="preserve">Developed a trainable image‑processing pipeline to detect texture‑invariant geometric features in endoscopic video, outperforming the state</w:t>
-      </w:r>
-      <w:r>
-        <w:t xml:space="preserve"> </w:t>
-      </w:r>
-      <w:r>
-        <w:t xml:space="preserve">of the art by 30 percentage points on overall accuracy. Optimized this approach to be able to process 110 frames per second.</w:t>
-      </w:r>
-    </w:p>
-    <w:p>
-      <w:pPr>
         <w:numPr>
           <w:ilvl w:val="0"/>
           <w:numId w:val="1002"/>
         </w:numPr>
+      </w:pPr>
+      <w:r>
+        <w:t xml:space="preserve">Used Qt and VTK to continue development of an interactive post‑processing tool for 3D reconstructions.</w:t>
+      </w:r>
+    </w:p>
+    <w:p>
+      <w:pPr>
         <w:pStyle w:val="Compact"/>
-      </w:pPr>
-      <w:r>
-        <w:t xml:space="preserve">Used Qt and VTK to continue development of an interactive post‑processing tool for 3D reconstructions.</w:t>
-      </w:r>
-    </w:p>
-    <w:p>
-      <w:pPr>
         <w:numPr>
           <w:ilvl w:val="0"/>
           <w:numId w:val="1002"/>
         </w:numPr>
-        <w:pStyle w:val="Compact"/>
       </w:pPr>
       <w:r>
         <w:t xml:space="preserve">Performed extensive testing and debugging on a shared codebase.</w:t>
       </w:r>
     </w:p>
-    <w:bookmarkEnd w:id="34"/>
-    <w:bookmarkEnd w:id="35"/>
-    <w:bookmarkEnd w:id="36"/>
-    <w:bookmarkStart w:id="37" w:name="skills"/>
+    <w:bookmarkEnd w:id="23"/>
+    <w:bookmarkEnd w:id="24"/>
+    <w:bookmarkEnd w:id="25"/>
+    <w:bookmarkStart w:id="26" w:name="skills"/>
     <w:p>
       <w:pPr>
         <w:pStyle w:val="Heading2"/>
@@ -398,8 +398,8 @@
       </w:pPr>
       <w:r>
         <w:rPr>
+          <w:b/>
           <w:bCs/>
-          <w:b/>
         </w:rPr>
         <w:t xml:space="preserve">Design:</w:t>
       </w:r>
@@ -422,8 +422,8 @@
       </w:pPr>
       <w:r>
         <w:rPr>
+          <w:b/>
           <w:bCs/>
-          <w:b/>
         </w:rPr>
         <w:t xml:space="preserve">Programming:</w:t>
       </w:r>
@@ -446,8 +446,8 @@
       </w:pPr>
       <w:r>
         <w:rPr>
+          <w:b/>
           <w:bCs/>
-          <w:b/>
         </w:rPr>
         <w:t xml:space="preserve">Testing/Simulation:</w:t>
       </w:r>
@@ -458,8 +458,8 @@
         <w:t xml:space="preserve">GoogleTest, Applied Intuition Object Sim (formerly Simian), Elastic Kibana</w:t>
       </w:r>
     </w:p>
-    <w:bookmarkEnd w:id="37"/>
-    <w:bookmarkStart w:id="38" w:name="graduate-coursework"/>
+    <w:bookmarkEnd w:id="26"/>
+    <w:bookmarkStart w:id="27" w:name="graduate-coursework"/>
     <w:p>
       <w:pPr>
         <w:pStyle w:val="Heading2"/>
@@ -494,8 +494,8 @@
         <w:t xml:space="preserve">Shape Representation and Statistics, Vision Transformers</w:t>
       </w:r>
     </w:p>
-    <w:bookmarkEnd w:id="38"/>
-    <w:bookmarkStart w:id="42" w:name="projects"/>
+    <w:bookmarkEnd w:id="27"/>
+    <w:bookmarkStart w:id="31" w:name="projects"/>
     <w:p>
       <w:pPr>
         <w:pStyle w:val="Heading2"/>
@@ -504,7 +504,7 @@
         <w:t xml:space="preserve">Projects</w:t>
       </w:r>
     </w:p>
-    <w:bookmarkStart w:id="41" w:name="shape-viewer-2024-present"/>
+    <w:bookmarkStart w:id="30" w:name="shape-viewer-2024-present"/>
     <w:p>
       <w:pPr>
         <w:pStyle w:val="Heading3"/>
@@ -513,7 +513,7 @@
         <w:t xml:space="preserve">Shape Viewer — 2024-present</w:t>
       </w:r>
     </w:p>
-    <w:bookmarkStart w:id="40" w:name="Xd28f6edb31aa95cc1332fe1989e33014fa57aa3"/>
+    <w:bookmarkStart w:id="29" w:name="Xd28f6edb31aa95cc1332fe1989e33014fa57aa3"/>
     <w:p>
       <w:pPr>
         <w:pStyle w:val="Heading4"/>
@@ -524,101 +524,101 @@
     </w:p>
     <w:p>
       <w:pPr>
+        <w:pStyle w:val="Compact"/>
         <w:numPr>
           <w:ilvl w:val="0"/>
           <w:numId w:val="1003"/>
         </w:numPr>
+      </w:pPr>
+      <w:r>
+        <w:t xml:space="preserve">Used PyVista, Sympy, and Numpy to to create a cross‑platform educational app for visualizing the geometric properties of surfaces.</w:t>
+      </w:r>
+    </w:p>
+    <w:p>
+      <w:pPr>
         <w:pStyle w:val="Compact"/>
-      </w:pPr>
-      <w:r>
-        <w:t xml:space="preserve">Used PyVista, Sympy, and Numpy to to create a cross‑platform educational app for visualizing the geometric properties of surfaces.</w:t>
-      </w:r>
-    </w:p>
-    <w:p>
-      <w:pPr>
         <w:numPr>
           <w:ilvl w:val="0"/>
           <w:numId w:val="1003"/>
         </w:numPr>
+      </w:pPr>
+      <w:r>
+        <w:t xml:space="preserve">This project is an attempt to make an updated, cross‑platform version of Shapemonger, an old Windows application that was the only option</w:t>
+      </w:r>
+      <w:r>
+        <w:t xml:space="preserve"> </w:t>
+      </w:r>
+      <w:r>
+        <w:t xml:space="preserve">availabe to visualize surface properties important in differential geometry.</w:t>
+      </w:r>
+    </w:p>
+    <w:p>
+      <w:pPr>
         <w:pStyle w:val="Compact"/>
-      </w:pPr>
-      <w:r>
-        <w:t xml:space="preserve">This project is an attempt to make an updated, cross‑platform version of Shapemonger, an old Windows application that was the only option</w:t>
-      </w:r>
-      <w:r>
-        <w:t xml:space="preserve"> </w:t>
-      </w:r>
-      <w:r>
-        <w:t xml:space="preserve">availabe to visualize surface properties important in differential geometry.</w:t>
-      </w:r>
-    </w:p>
-    <w:p>
-      <w:pPr>
         <w:numPr>
           <w:ilvl w:val="0"/>
           <w:numId w:val="1003"/>
         </w:numPr>
+      </w:pPr>
+      <w:r>
+        <w:t xml:space="preserve">Features include:</w:t>
+      </w:r>
+    </w:p>
+    <w:p>
+      <w:pPr>
         <w:pStyle w:val="Compact"/>
-      </w:pPr>
-      <w:r>
-        <w:t xml:space="preserve">Features include:</w:t>
-      </w:r>
-    </w:p>
-    <w:p>
-      <w:pPr>
         <w:numPr>
           <w:ilvl w:val="1"/>
           <w:numId w:val="1004"/>
         </w:numPr>
+      </w:pPr>
+      <w:r>
+        <w:t xml:space="preserve">visualization of local and global shape properties</w:t>
+      </w:r>
+    </w:p>
+    <w:p>
+      <w:pPr>
         <w:pStyle w:val="Compact"/>
-      </w:pPr>
-      <w:r>
-        <w:t xml:space="preserve">visualization of local and global shape properties</w:t>
-      </w:r>
-    </w:p>
-    <w:p>
-      <w:pPr>
         <w:numPr>
           <w:ilvl w:val="1"/>
           <w:numId w:val="1004"/>
         </w:numPr>
+      </w:pPr>
+      <w:r>
+        <w:t xml:space="preserve">plotting of Gauss maps and asymptotic spherical maps</w:t>
+      </w:r>
+    </w:p>
+    <w:p>
+      <w:pPr>
         <w:pStyle w:val="Compact"/>
-      </w:pPr>
-      <w:r>
-        <w:t xml:space="preserve">plotting of Gauss maps and asymptotic spherical maps</w:t>
-      </w:r>
-    </w:p>
-    <w:p>
-      <w:pPr>
         <w:numPr>
           <w:ilvl w:val="1"/>
           <w:numId w:val="1004"/>
         </w:numPr>
+      </w:pPr>
+      <w:r>
+        <w:t xml:space="preserve">a customizable plotting system</w:t>
+      </w:r>
+    </w:p>
+    <w:p>
+      <w:pPr>
         <w:pStyle w:val="Compact"/>
-      </w:pPr>
-      <w:r>
-        <w:t xml:space="preserve">a customizable plotting system</w:t>
-      </w:r>
-    </w:p>
-    <w:p>
-      <w:pPr>
         <w:numPr>
           <w:ilvl w:val="1"/>
           <w:numId w:val="1004"/>
         </w:numPr>
+      </w:pPr>
+      <w:r>
+        <w:t xml:space="preserve">a library of example shape plots highlighting key concepts in differential geometry</w:t>
+      </w:r>
+    </w:p>
+    <w:p>
+      <w:pPr>
         <w:pStyle w:val="Compact"/>
-      </w:pPr>
-      <w:r>
-        <w:t xml:space="preserve">a library of example shape plots highlighting key concepts in differential geometry</w:t>
-      </w:r>
-    </w:p>
-    <w:p>
-      <w:pPr>
         <w:numPr>
           <w:ilvl w:val="0"/>
           <w:numId w:val="1003"/>
         </w:numPr>
-        <w:pStyle w:val="Compact"/>
       </w:pPr>
       <w:r>
         <w:t xml:space="preserve">The code is available at</w:t>
@@ -626,7 +626,7 @@
       <w:r>
         <w:t xml:space="preserve"> </w:t>
       </w:r>
-      <w:hyperlink r:id="rId39">
+      <w:hyperlink r:id="rId28">
         <w:r>
           <w:rPr>
             <w:rStyle w:val="Hyperlink"/>
@@ -638,10 +638,10 @@
         <w:t xml:space="preserve">.</w:t>
       </w:r>
     </w:p>
-    <w:bookmarkEnd w:id="40"/>
-    <w:bookmarkEnd w:id="41"/>
-    <w:bookmarkEnd w:id="42"/>
-    <w:bookmarkStart w:id="47" w:name="outreach-academic-service"/>
+    <w:bookmarkEnd w:id="29"/>
+    <w:bookmarkEnd w:id="30"/>
+    <w:bookmarkEnd w:id="31"/>
+    <w:bookmarkStart w:id="36" w:name="outreach-academic-service"/>
     <w:p>
       <w:pPr>
         <w:pStyle w:val="Heading2"/>
@@ -650,7 +650,7 @@
         <w:t xml:space="preserve">Outreach &amp; Academic Service</w:t>
       </w:r>
     </w:p>
-    <w:bookmarkStart w:id="44" w:name="X41cc7760e8a59101d21417f160a15fbe1784ae4"/>
+    <w:bookmarkStart w:id="33" w:name="X41cc7760e8a59101d21417f160a15fbe1784ae4"/>
     <w:p>
       <w:pPr>
         <w:pStyle w:val="Heading3"/>
@@ -659,7 +659,7 @@
         <w:t xml:space="preserve">UNC Computer Science Student Association — 2022-present</w:t>
       </w:r>
     </w:p>
-    <w:bookmarkStart w:id="43" w:name="president-20232024"/>
+    <w:bookmarkStart w:id="32" w:name="president-20232024"/>
     <w:p>
       <w:pPr>
         <w:pStyle w:val="Heading4"/>
@@ -670,94 +670,94 @@
     </w:p>
     <w:p>
       <w:pPr>
+        <w:pStyle w:val="Compact"/>
         <w:numPr>
           <w:ilvl w:val="0"/>
           <w:numId w:val="1005"/>
         </w:numPr>
+      </w:pPr>
+      <w:r>
+        <w:t xml:space="preserve">Budgeted university funds and coordinated with caterers and facilities services to host biweekly tea times, 4 offsite dinners and 4 lunches for</w:t>
+      </w:r>
+      <w:r>
+        <w:t xml:space="preserve"> </w:t>
+      </w:r>
+      <w:r>
+        <w:t xml:space="preserve">60 people each, and one family‑friendly evening social for 100 people.</w:t>
+      </w:r>
+    </w:p>
+    <w:p>
+      <w:pPr>
         <w:pStyle w:val="Compact"/>
-      </w:pPr>
-      <w:r>
-        <w:t xml:space="preserve">Budgeted university funds and coordinated with caterers and facilities services to host biweekly tea times, 4 offsite dinners and 4 lunches for</w:t>
-      </w:r>
-      <w:r>
-        <w:t xml:space="preserve"> </w:t>
-      </w:r>
-      <w:r>
-        <w:t xml:space="preserve">60 people each, and one family‑friendly evening social for 100 people.</w:t>
-      </w:r>
-    </w:p>
-    <w:p>
-      <w:pPr>
         <w:numPr>
           <w:ilvl w:val="0"/>
           <w:numId w:val="1005"/>
         </w:numPr>
+      </w:pPr>
+      <w:r>
+        <w:t xml:space="preserve">In spring 2024, held 150% more department social events than in any of the previous four semesters.</w:t>
+      </w:r>
+    </w:p>
+    <w:p>
+      <w:pPr>
         <w:pStyle w:val="Compact"/>
-      </w:pPr>
-      <w:r>
-        <w:t xml:space="preserve">In spring 2024, held 150% more department social events than in any of the previous four semesters.</w:t>
-      </w:r>
-    </w:p>
-    <w:p>
-      <w:pPr>
         <w:numPr>
           <w:ilvl w:val="0"/>
           <w:numId w:val="1005"/>
         </w:numPr>
+      </w:pPr>
+      <w:r>
+        <w:t xml:space="preserve">Advocated for the views and interests of students during the faculty hiring process as a voting member of the departmental faculty senate.</w:t>
+      </w:r>
+    </w:p>
+    <w:p>
+      <w:pPr>
         <w:pStyle w:val="Compact"/>
-      </w:pPr>
-      <w:r>
-        <w:t xml:space="preserve">Advocated for the views and interests of students during the faculty hiring process as a voting member of the departmental faculty senate.</w:t>
-      </w:r>
-    </w:p>
-    <w:p>
-      <w:pPr>
         <w:numPr>
           <w:ilvl w:val="0"/>
           <w:numId w:val="1005"/>
         </w:numPr>
+      </w:pPr>
+      <w:r>
+        <w:t xml:space="preserve">Successfully advocated for a cost‑of‑living increase to graduate student stipends.</w:t>
+      </w:r>
+    </w:p>
+    <w:bookmarkEnd w:id="32"/>
+    <w:bookmarkEnd w:id="33"/>
+    <w:bookmarkStart w:id="35" w:name="first-robotics-competition-team-449"/>
+    <w:p>
+      <w:pPr>
+        <w:pStyle w:val="Heading3"/>
+      </w:pPr>
+      <w:r>
+        <w:t xml:space="preserve">FIRST Robotics Competition Team 449</w:t>
+      </w:r>
+    </w:p>
+    <w:bookmarkStart w:id="34" w:name="mentor-2017-2024"/>
+    <w:p>
+      <w:pPr>
+        <w:pStyle w:val="Heading4"/>
+      </w:pPr>
+      <w:r>
+        <w:t xml:space="preserve">Mentor – 2017-2024</w:t>
+      </w:r>
+    </w:p>
+    <w:p>
+      <w:pPr>
         <w:pStyle w:val="Compact"/>
-      </w:pPr>
-      <w:r>
-        <w:t xml:space="preserve">Successfully advocated for a cost‑of‑living increase to graduate student stipends.</w:t>
-      </w:r>
-    </w:p>
-    <w:bookmarkEnd w:id="43"/>
-    <w:bookmarkEnd w:id="44"/>
-    <w:bookmarkStart w:id="46" w:name="first-robotics-competition-team-449"/>
-    <w:p>
-      <w:pPr>
-        <w:pStyle w:val="Heading3"/>
-      </w:pPr>
-      <w:r>
-        <w:t xml:space="preserve">FIRST Robotics Competition Team 449</w:t>
-      </w:r>
-    </w:p>
-    <w:bookmarkStart w:id="45" w:name="mentor-2017-2024"/>
-    <w:p>
-      <w:pPr>
-        <w:pStyle w:val="Heading4"/>
-      </w:pPr>
-      <w:r>
-        <w:t xml:space="preserve">Mentor – 2017-2024</w:t>
-      </w:r>
-    </w:p>
-    <w:p>
-      <w:pPr>
         <w:numPr>
           <w:ilvl w:val="0"/>
           <w:numId w:val="1006"/>
         </w:numPr>
-        <w:pStyle w:val="Compact"/>
       </w:pPr>
       <w:r>
         <w:t xml:space="preserve">Taught high school students fundamental skills in mechanical engineering, programming, and system design, leading to 3 world championship appearances in the 5 full competition seasons during this time period.</w:t>
       </w:r>
     </w:p>
-    <w:bookmarkEnd w:id="45"/>
-    <w:bookmarkEnd w:id="46"/>
-    <w:bookmarkEnd w:id="47"/>
-    <w:bookmarkStart w:id="48" w:name="publications-patents"/>
+    <w:bookmarkEnd w:id="34"/>
+    <w:bookmarkEnd w:id="35"/>
+    <w:bookmarkEnd w:id="36"/>
+    <w:bookmarkStart w:id="37" w:name="publications-patents"/>
     <w:p>
       <w:pPr>
         <w:pStyle w:val="Heading2"/>
@@ -771,14 +771,20 @@
         <w:pStyle w:val="FirstParagraph"/>
       </w:pPr>
       <w:r>
+        <w:t xml:space="preserve">Ahmad, A.,</w:t>
+      </w:r>
+      <w:r>
+        <w:t xml:space="preserve"> </w:t>
+      </w:r>
+      <w:r>
         <w:rPr>
+          <w:b/>
           <w:bCs/>
-          <w:b/>
         </w:rPr>
         <w:t xml:space="preserve">Ehrenstein, S.</w:t>
       </w:r>
       <w:r>
-        <w:t xml:space="preserve">, McGill, S., Rosenman, J., and Pizer, S. (In review, 2025). Geometric and Photometric Features for Navigation in Colonoscopy.</w:t>
+        <w:t xml:space="preserve">, Thomas, I., and Oudeh, N. (In review, 2025). RePurposeX: Designing Mixed-Initiative Decision Support for Drug Repurposing with Biomedical Knowledge Graphs.</w:t>
       </w:r>
     </w:p>
     <w:p>
@@ -786,19 +792,34 @@
         <w:pStyle w:val="BodyText"/>
       </w:pPr>
       <w:r>
-        <w:t xml:space="preserve">Paruchuri, A.,</w:t>
-      </w:r>
-      <w:r>
-        <w:t xml:space="preserve"> </w:t>
-      </w:r>
-      <w:r>
         <w:rPr>
+          <w:b/>
           <w:bCs/>
-          <w:b/>
         </w:rPr>
         <w:t xml:space="preserve">Ehrenstein, S.</w:t>
       </w:r>
       <w:r>
+        <w:t xml:space="preserve">, McGill, S., Rosenman, J., and Pizer, S. (In review, 2025). Geometric and Photometric Features for Navigation in Colonoscopy.</w:t>
+      </w:r>
+    </w:p>
+    <w:p>
+      <w:pPr>
+        <w:pStyle w:val="BodyText"/>
+      </w:pPr>
+      <w:r>
+        <w:t xml:space="preserve">Paruchuri, A.,</w:t>
+      </w:r>
+      <w:r>
+        <w:t xml:space="preserve"> </w:t>
+      </w:r>
+      <w:r>
+        <w:rPr>
+          <w:b/>
+          <w:bCs/>
+        </w:rPr>
+        <w:t xml:space="preserve">Ehrenstein, S.</w:t>
+      </w:r>
+      <w:r>
         <w:t xml:space="preserve">, Wang, S., Fried, I., Pizer, S.M.,</w:t>
       </w:r>
       <w:r>
@@ -818,8 +839,8 @@
       </w:r>
       <w:r>
         <w:rPr>
+          <w:i/>
           <w:iCs/>
-          <w:i/>
         </w:rPr>
         <w:t xml:space="preserve">arXiv:2403.17915</w:t>
       </w:r>
@@ -833,58 +854,25 @@
       </w:pPr>
       <w:r>
         <w:rPr>
+          <w:b/>
           <w:bCs/>
-          <w:b/>
-        </w:rPr>
-        <w:t xml:space="preserve">S. Ehrenstein</w:t>
-      </w:r>
-      <w:r>
-        <w:t xml:space="preserve">, S.M. Pizer, S. Sengupta, S. Wang, Y. Zhang, J.-M. Frahm (2024).</w:t>
-      </w:r>
-      <w:r>
-        <w:t xml:space="preserve"> </w:t>
-      </w:r>
-      <w:r>
-        <w:t xml:space="preserve">Methods, Systems, and Computer Readable Media for Colonoscopic Blind Spot Detection</w:t>
-      </w:r>
-      <w:r>
-        <w:t xml:space="preserve"> </w:t>
-      </w:r>
-      <w:r>
-        <w:t xml:space="preserve">PCT/US2024/018732. Patent pending.</w:t>
-      </w:r>
-    </w:p>
-    <w:p>
-      <w:pPr>
-        <w:pStyle w:val="BodyText"/>
-      </w:pPr>
-      <w:r>
-        <w:rPr>
-          <w:bCs/>
-          <w:b/>
         </w:rPr>
         <w:t xml:space="preserve">Ehrenstein, S.</w:t>
       </w:r>
       <w:r>
-        <w:t xml:space="preserve">, McGill, S., Rosenman, J., and Pizer, S. (2023).</w:t>
-      </w:r>
-      <w:r>
-        <w:t xml:space="preserve"> </w:t>
-      </w:r>
-      <w:r>
-        <w:t xml:space="preserve">Scribble-Supervised Semantic Segmentation for Haustral Fold Detection</w:t>
-      </w:r>
-      <w:r>
-        <w:t xml:space="preserve"> </w:t>
-      </w:r>
-      <w:r>
-        <w:t xml:space="preserve">[Lecture]. Presented at Computer Assisted Radiology and Surgery</w:t>
-      </w:r>
-      <w:r>
-        <w:t xml:space="preserve"> </w:t>
-      </w:r>
-      <w:r>
-        <w:t xml:space="preserve">Congress 2023. Munich, Germany.</w:t>
+        <w:t xml:space="preserve">, Pizer, S.M., Sengupta, R., Wang, S., Zhang, Y., Frahm, J.-M. (2024).</w:t>
+      </w:r>
+      <w:r>
+        <w:t xml:space="preserve"> </w:t>
+      </w:r>
+      <w:r>
+        <w:t xml:space="preserve">Methods, Systems, and Computer Readable Media for Colonoscopic Blind Spot Detection</w:t>
+      </w:r>
+      <w:r>
+        <w:t xml:space="preserve"> </w:t>
+      </w:r>
+      <w:r>
+        <w:t xml:space="preserve">PCT/US2024/018732. Patent pending.</w:t>
       </w:r>
     </w:p>
     <w:p>
@@ -892,19 +880,52 @@
         <w:pStyle w:val="BodyText"/>
       </w:pPr>
       <w:r>
-        <w:t xml:space="preserve">Zhang, Y., Frahm, J. M.,</w:t>
-      </w:r>
-      <w:r>
-        <w:t xml:space="preserve"> </w:t>
-      </w:r>
-      <w:r>
         <w:rPr>
+          <w:b/>
           <w:bCs/>
-          <w:b/>
         </w:rPr>
         <w:t xml:space="preserve">Ehrenstein, S.</w:t>
       </w:r>
       <w:r>
+        <w:t xml:space="preserve">, McGill, S., Rosenman, J., and Pizer, S. (2023).</w:t>
+      </w:r>
+      <w:r>
+        <w:t xml:space="preserve"> </w:t>
+      </w:r>
+      <w:r>
+        <w:t xml:space="preserve">Scribble-Supervised Semantic Segmentation for Haustral Fold Detection</w:t>
+      </w:r>
+      <w:r>
+        <w:t xml:space="preserve"> </w:t>
+      </w:r>
+      <w:r>
+        <w:t xml:space="preserve">[Lecture]. Presented at Computer Assisted Radiology and Surgery</w:t>
+      </w:r>
+      <w:r>
+        <w:t xml:space="preserve"> </w:t>
+      </w:r>
+      <w:r>
+        <w:t xml:space="preserve">Congress 2023. Munich, Germany.</w:t>
+      </w:r>
+    </w:p>
+    <w:p>
+      <w:pPr>
+        <w:pStyle w:val="BodyText"/>
+      </w:pPr>
+      <w:r>
+        <w:t xml:space="preserve">Zhang, Y., Frahm, J. M.,</w:t>
+      </w:r>
+      <w:r>
+        <w:t xml:space="preserve"> </w:t>
+      </w:r>
+      <w:r>
+        <w:rPr>
+          <w:b/>
+          <w:bCs/>
+        </w:rPr>
+        <w:t xml:space="preserve">Ehrenstein, S.</w:t>
+      </w:r>
+      <w:r>
         <w:t xml:space="preserve">, McGill, S. K., Rosenman, J.</w:t>
       </w:r>
       <w:r>
@@ -924,22 +945,22 @@
       </w:r>
       <w:r>
         <w:rPr>
+          <w:i/>
           <w:iCs/>
-          <w:i/>
         </w:rPr>
         <w:t xml:space="preserve">arXiv preprint</w:t>
       </w:r>
       <w:r>
         <w:rPr>
+          <w:i/>
           <w:iCs/>
+        </w:rPr>
+        <w:t xml:space="preserve"> </w:t>
+      </w:r>
+      <w:r>
+        <w:rPr>
           <w:i/>
-        </w:rPr>
-        <w:t xml:space="preserve"> </w:t>
-      </w:r>
-      <w:r>
-        <w:rPr>
           <w:iCs/>
-          <w:i/>
         </w:rPr>
         <w:t xml:space="preserve">arXiv:2111.10371</w:t>
       </w:r>
@@ -953,8 +974,8 @@
       </w:pPr>
       <w:r>
         <w:rPr>
+          <w:b/>
           <w:bCs/>
-          <w:b/>
         </w:rPr>
         <w:t xml:space="preserve">Ehrenstein, S.</w:t>
       </w:r>
@@ -986,8 +1007,8 @@
       </w:pPr>
       <w:r>
         <w:rPr>
+          <w:b/>
           <w:bCs/>
-          <w:b/>
         </w:rPr>
         <w:t xml:space="preserve">Ehrenstein, S.</w:t>
       </w:r>
@@ -1007,9 +1028,13 @@
         <w:t xml:space="preserve">Technology Conference (GTC). Virtual.</w:t>
       </w:r>
     </w:p>
-    <w:bookmarkEnd w:id="48"/>
-    <w:bookmarkEnd w:id="49"/>
-    <w:sectPr/>
+    <w:bookmarkEnd w:id="37"/>
+    <w:bookmarkEnd w:id="38"/>
+    <w:sectPr>
+      <w:footnotePr>
+        <w:numRestart w:val="eachSect"/>
+      </w:footnotePr>
+    </w:sectPr>
   </w:body>
 </w:document>
 </file>
@@ -1040,14 +1065,14 @@
 <file path=word/numbering.xml><?xml version="1.0" encoding="utf-8"?>
 <w:numbering xmlns:w="http://schemas.openxmlformats.org/wordprocessingml/2006/main">
   <w:abstractNum w:abstractNumId="990">
-    <w:nsid w:val="2c1ae401"/>
+    <w:nsid w:val="0000A990"/>
     <w:multiLevelType w:val="multilevel"/>
     <w:lvl w:ilvl="0">
       <w:numFmt w:val="bullet"/>
       <w:lvlText w:val=" "/>
       <w:lvlJc w:val="left"/>
       <w:pPr>
-        <w:ind w:left="720" w:hanging="480"/>
+        <w:ind w:left="720" w:hanging="360"/>
       </w:pPr>
     </w:lvl>
     <w:lvl w:ilvl="1">
@@ -1055,7 +1080,7 @@
       <w:lvlText w:val=" "/>
       <w:lvlJc w:val="left"/>
       <w:pPr>
-        <w:ind w:left="1440" w:hanging="480"/>
+        <w:ind w:left="1440" w:hanging="360"/>
       </w:pPr>
     </w:lvl>
     <w:lvl w:ilvl="2">
@@ -1063,7 +1088,7 @@
       <w:lvlText w:val=" "/>
       <w:lvlJc w:val="left"/>
       <w:pPr>
-        <w:ind w:left="2160" w:hanging="480"/>
+        <w:ind w:left="2160" w:hanging="360"/>
       </w:pPr>
     </w:lvl>
     <w:lvl w:ilvl="3">
@@ -1071,7 +1096,7 @@
       <w:lvlText w:val=" "/>
       <w:lvlJc w:val="left"/>
       <w:pPr>
-        <w:ind w:left="2880" w:hanging="480"/>
+        <w:ind w:left="2880" w:hanging="360"/>
       </w:pPr>
     </w:lvl>
     <w:lvl w:ilvl="4">
@@ -1079,7 +1104,7 @@
       <w:lvlText w:val=" "/>
       <w:lvlJc w:val="left"/>
       <w:pPr>
-        <w:ind w:left="3600" w:hanging="480"/>
+        <w:ind w:left="3600" w:hanging="360"/>
       </w:pPr>
     </w:lvl>
     <w:lvl w:ilvl="5">
@@ -1087,7 +1112,7 @@
       <w:lvlText w:val=" "/>
       <w:lvlJc w:val="left"/>
       <w:pPr>
-        <w:ind w:left="4320" w:hanging="480"/>
+        <w:ind w:left="4320" w:hanging="360"/>
       </w:pPr>
     </w:lvl>
     <w:lvl w:ilvl="6">
@@ -1095,7 +1120,7 @@
       <w:lvlText w:val=" "/>
       <w:lvlJc w:val="left"/>
       <w:pPr>
-        <w:ind w:left="5040" w:hanging="480"/>
+        <w:ind w:left="5040" w:hanging="360"/>
       </w:pPr>
     </w:lvl>
     <w:lvl w:ilvl="7">
@@ -1103,7 +1128,7 @@
       <w:lvlText w:val=" "/>
       <w:lvlJc w:val="left"/>
       <w:pPr>
-        <w:ind w:left="5760" w:hanging="480"/>
+        <w:ind w:left="5760" w:hanging="360"/>
       </w:pPr>
     </w:lvl>
     <w:lvl w:ilvl="8">
@@ -1111,84 +1136,111 @@
       <w:lvlText w:val=" "/>
       <w:lvlJc w:val="left"/>
       <w:pPr>
-        <w:ind w:left="6480" w:hanging="480"/>
+        <w:ind w:left="6480" w:hanging="360"/>
       </w:pPr>
     </w:lvl>
   </w:abstractNum>
   <w:abstractNum w:abstractNumId="991">
-    <w:nsid w:val="ea454b4c"/>
+    <w:nsid w:val="0000A991"/>
     <w:multiLevelType w:val="multilevel"/>
     <w:lvl w:ilvl="0">
       <w:numFmt w:val="bullet"/>
-      <w:lvlText w:val="•"/>
+      <w:lvlText w:val=""/>
       <w:lvlJc w:val="left"/>
       <w:pPr>
-        <w:ind w:left="720" w:hanging="480"/>
-      </w:pPr>
+        <w:ind w:left="720" w:hanging="360"/>
+      </w:pPr>
+      <w:rPr>
+        <w:rFonts w:ascii="Symbol" w:hAnsi="Symbol" w:cs="Symbol" w:hint="default"/>
+      </w:rPr>
     </w:lvl>
     <w:lvl w:ilvl="1">
       <w:numFmt w:val="bullet"/>
-      <w:lvlText w:val="–"/>
+      <w:lvlText w:val="o"/>
       <w:lvlJc w:val="left"/>
       <w:pPr>
-        <w:ind w:left="1440" w:hanging="480"/>
-      </w:pPr>
+        <w:ind w:left="1440" w:hanging="360"/>
+      </w:pPr>
+      <w:rPr>
+        <w:rFonts w:ascii="Courier New" w:hAnsi="Courier New" w:cs="Courier New" w:hint="default"/>
+      </w:rPr>
     </w:lvl>
     <w:lvl w:ilvl="2">
       <w:numFmt w:val="bullet"/>
-      <w:lvlText w:val="•"/>
+      <w:lvlText w:val=""/>
       <w:lvlJc w:val="left"/>
       <w:pPr>
-        <w:ind w:left="2160" w:hanging="480"/>
-      </w:pPr>
+        <w:ind w:left="2160" w:hanging="360"/>
+      </w:pPr>
+      <w:rPr>
+        <w:rFonts w:ascii="Wingdings" w:hAnsi="Wingdings" w:cs="Wingdings" w:hint="default"/>
+      </w:rPr>
     </w:lvl>
     <w:lvl w:ilvl="3">
       <w:numFmt w:val="bullet"/>
-      <w:lvlText w:val="–"/>
+      <w:lvlText w:val=""/>
       <w:lvlJc w:val="left"/>
       <w:pPr>
-        <w:ind w:left="2880" w:hanging="480"/>
-      </w:pPr>
+        <w:ind w:left="2880" w:hanging="360"/>
+      </w:pPr>
+      <w:rPr>
+        <w:rFonts w:ascii="Symbol" w:hAnsi="Symbol" w:cs="Symbol" w:hint="default"/>
+      </w:rPr>
     </w:lvl>
     <w:lvl w:ilvl="4">
       <w:numFmt w:val="bullet"/>
-      <w:lvlText w:val="•"/>
+      <w:lvlText w:val="o"/>
       <w:lvlJc w:val="left"/>
       <w:pPr>
-        <w:ind w:left="3600" w:hanging="480"/>
-      </w:pPr>
+        <w:ind w:left="3600" w:hanging="360"/>
+      </w:pPr>
+      <w:rPr>
+        <w:rFonts w:ascii="Courier New" w:hAnsi="Courier New" w:cs="Courier New" w:hint="default"/>
+      </w:rPr>
     </w:lvl>
     <w:lvl w:ilvl="5">
       <w:numFmt w:val="bullet"/>
-      <w:lvlText w:val="–"/>
+      <w:lvlText w:val=""/>
       <w:lvlJc w:val="left"/>
       <w:pPr>
-        <w:ind w:left="4320" w:hanging="480"/>
-      </w:pPr>
+        <w:ind w:left="4320" w:hanging="360"/>
+      </w:pPr>
+      <w:rPr>
+        <w:rFonts w:ascii="Wingdings" w:hAnsi="Wingdings" w:cs="Wingdings" w:hint="default"/>
+      </w:rPr>
     </w:lvl>
     <w:lvl w:ilvl="6">
       <w:numFmt w:val="bullet"/>
-      <w:lvlText w:val="•"/>
+      <w:lvlText w:val=""/>
       <w:lvlJc w:val="left"/>
       <w:pPr>
-        <w:ind w:left="5040" w:hanging="480"/>
-      </w:pPr>
+        <w:ind w:left="5040" w:hanging="360"/>
+      </w:pPr>
+      <w:rPr>
+        <w:rFonts w:ascii="Symbol" w:hAnsi="Symbol" w:cs="Symbol" w:hint="default"/>
+      </w:rPr>
     </w:lvl>
     <w:lvl w:ilvl="7">
       <w:numFmt w:val="bullet"/>
-      <w:lvlText w:val="–"/>
+      <w:lvlText w:val="o"/>
       <w:lvlJc w:val="left"/>
       <w:pPr>
-        <w:ind w:left="5760" w:hanging="480"/>
-      </w:pPr>
+        <w:ind w:left="5760" w:hanging="360"/>
+      </w:pPr>
+      <w:rPr>
+        <w:rFonts w:ascii="Courier New" w:hAnsi="Courier New" w:cs="Courier New" w:hint="default"/>
+      </w:rPr>
     </w:lvl>
     <w:lvl w:ilvl="8">
       <w:numFmt w:val="bullet"/>
-      <w:lvlText w:val="•"/>
+      <w:lvlText w:val=""/>
       <w:lvlJc w:val="left"/>
       <w:pPr>
-        <w:ind w:left="6480" w:hanging="480"/>
-      </w:pPr>
+        <w:ind w:left="6480" w:hanging="360"/>
+      </w:pPr>
+      <w:rPr>
+        <w:rFonts w:ascii="Wingdings" w:hAnsi="Wingdings" w:cs="Wingdings" w:hint="default"/>
+      </w:rPr>
     </w:lvl>
   </w:abstractNum>
   <w:num w:numId="1000">
@@ -1220,10 +1272,10 @@
   <w:docDefaults>
     <w:rPrDefault>
       <w:rPr>
-        <w:rFonts w:asciiTheme="minorHAnsi" w:cstheme="minorBidi" w:eastAsiaTheme="minorHAnsi" w:hAnsiTheme="minorHAnsi"/>
+        <w:rFonts w:asciiTheme="minorHAnsi" w:cstheme="minorBidi" w:eastAsiaTheme="minorEastAsia" w:hAnsiTheme="minorHAnsi"/>
         <w:sz w:val="24"/>
         <w:szCs w:val="24"/>
-        <w:lang w:bidi="ar-SA" w:eastAsia="en-US" w:val="en-US"/>
+        <w:lang w:bidi="ar-SA" w:eastAsia="zh-CN" w:val="en-US"/>
       </w:rPr>
     </w:rPrDefault>
     <w:pPrDefault>
@@ -1241,10 +1293,10 @@
     <w:name w:val="Body Text"/>
     <w:basedOn w:val="Normal"/>
     <w:link w:val="BodyTextChar"/>
+    <w:qFormat/>
     <w:pPr>
       <w:spacing w:after="180" w:before="180"/>
     </w:pPr>
-    <w:qFormat/>
   </w:style>
   <w:style w:customStyle="1" w:styleId="FirstParagraph" w:type="paragraph">
     <w:name w:val="First Paragraph"/>
@@ -1264,57 +1316,111 @@
     <w:name w:val="Title"/>
     <w:basedOn w:val="Normal"/>
     <w:next w:val="BodyText"/>
+    <w:link w:val="TitleChar"/>
+    <w:uiPriority w:val="10"/>
     <w:qFormat/>
+    <w:rsid w:val="00A10FD9"/>
     <w:pPr>
-      <w:keepNext/>
-      <w:keepLines/>
-      <w:spacing w:after="240" w:before="480"/>
+      <w:spacing w:after="80" w:line="240" w:lineRule="auto"/>
+      <w:contextualSpacing/>
       <w:jc w:val="center"/>
     </w:pPr>
     <w:rPr>
       <w:rFonts w:asciiTheme="majorHAnsi" w:cstheme="majorBidi" w:eastAsiaTheme="majorEastAsia" w:hAnsiTheme="majorHAnsi"/>
-      <w:b/>
-      <w:bCs/>
-      <w:color w:themeColor="accent1" w:themeShade="B5" w:val="345A8A"/>
-      <w:sz w:val="36"/>
-      <w:szCs w:val="36"/>
+      <w:sz w:val="56"/>
+      <w:szCs w:val="56"/>
+    </w:rPr>
+  </w:style>
+  <w:style w:customStyle="1" w:styleId="TitleChar" w:type="character">
+    <w:name w:val="Title Char"/>
+    <w:basedOn w:val="DefaultParagraphFont"/>
+    <w:link w:val="Title"/>
+    <w:uiPriority w:val="10"/>
+    <w:rsid w:val="00A10FD9"/>
+    <w:rPr>
+      <w:rFonts w:asciiTheme="majorHAnsi" w:cstheme="majorBidi" w:eastAsiaTheme="majorEastAsia" w:hAnsiTheme="majorHAnsi"/>
+      <w:sz w:val="56"/>
+      <w:szCs w:val="56"/>
     </w:rPr>
   </w:style>
   <w:style w:styleId="Subtitle" w:type="paragraph">
     <w:name w:val="Subtitle"/>
+    <w:basedOn w:val="Title"/>
+    <w:next w:val="BodyText"/>
+    <w:link w:val="SubtitleChar"/>
+    <w:uiPriority w:val="11"/>
+    <w:qFormat/>
+    <w:rsid w:val="00A10FD9"/>
+    <w:pPr>
+      <w:numPr>
+        <w:ilvl w:val="1"/>
+      </w:numPr>
+    </w:pPr>
+    <w:rPr>
+      <w:rFonts w:cstheme="majorBidi" w:eastAsiaTheme="majorEastAsia"/>
+      <w:spacing w:val="15"/>
+      <w:sz w:val="28"/>
+      <w:szCs w:val="28"/>
+    </w:rPr>
+  </w:style>
+  <w:style w:customStyle="1" w:styleId="SubtitleChar" w:type="character">
+    <w:name w:val="Subtitle Char"/>
+    <w:basedOn w:val="DefaultParagraphFont"/>
+    <w:link w:val="Subtitle"/>
+    <w:uiPriority w:val="11"/>
+    <w:rsid w:val="00A10FD9"/>
+    <w:rPr>
+      <w:rFonts w:cstheme="majorBidi" w:eastAsiaTheme="majorEastAsia"/>
+      <w:color w:themeColor="text1" w:themeTint="A6" w:val="595959"/>
+      <w:spacing w:val="15"/>
+      <w:sz w:val="28"/>
+      <w:szCs w:val="28"/>
+    </w:rPr>
+  </w:style>
+  <w:style w:customStyle="1" w:styleId="Author" w:type="paragraph">
+    <w:name w:val="Author"/>
     <w:basedOn w:val="Title"/>
     <w:next w:val="BodyText"/>
     <w:qFormat/>
     <w:pPr>
       <w:keepNext/>
       <w:keepLines/>
-      <w:spacing w:after="240" w:before="240"/>
-      <w:jc w:val="center"/>
     </w:pPr>
     <w:rPr>
-      <w:sz w:val="30"/>
-      <w:szCs w:val="30"/>
-    </w:rPr>
-  </w:style>
-  <w:style w:customStyle="1" w:styleId="Author" w:type="paragraph">
-    <w:name w:val="Author"/>
+      <w:sz w:val="24"/>
+      <w:szCs w:val="24"/>
+    </w:rPr>
+  </w:style>
+  <w:style w:styleId="Date" w:type="paragraph">
+    <w:name w:val="Date"/>
+    <w:basedOn w:val="Title"/>
     <w:next w:val="BodyText"/>
     <w:qFormat/>
     <w:pPr>
       <w:keepNext/>
       <w:keepLines/>
-      <w:jc w:val="center"/>
     </w:pPr>
-  </w:style>
-  <w:style w:styleId="Date" w:type="paragraph">
-    <w:name w:val="Date"/>
-    <w:next w:val="BodyText"/>
+    <w:rPr>
+      <w:sz w:val="24"/>
+      <w:szCs w:val="24"/>
+    </w:rPr>
+  </w:style>
+  <w:style w:customStyle="1" w:styleId="AbstractTitle" w:type="paragraph">
+    <w:name w:val="Abstract Title"/>
+    <w:basedOn w:val="Normal"/>
+    <w:next w:val="Abstract"/>
     <w:qFormat/>
     <w:pPr>
       <w:keepNext/>
       <w:keepLines/>
+      <w:spacing w:after="0" w:before="300"/>
       <w:jc w:val="center"/>
     </w:pPr>
+    <w:rPr>
+      <w:b/>
+      <w:sz w:val="20"/>
+      <w:szCs w:val="20"/>
+    </w:rPr>
   </w:style>
   <w:style w:customStyle="1" w:styleId="Abstract" w:type="paragraph">
     <w:name w:val="Abstract"/>
@@ -1324,7 +1430,7 @@
     <w:pPr>
       <w:keepNext/>
       <w:keepLines/>
-      <w:spacing w:after="300" w:before="300"/>
+      <w:spacing w:after="300" w:before="100"/>
     </w:pPr>
     <w:rPr>
       <w:sz w:val="20"/>
@@ -1340,191 +1446,321 @@
     <w:rPr/>
   </w:style>
   <w:style w:styleId="Heading1" w:type="paragraph">
-    <w:name w:val="Heading 1"/>
+    <w:name w:val="heading 1"/>
     <w:basedOn w:val="Normal"/>
     <w:next w:val="BodyText"/>
+    <w:link w:val="Heading1Char"/>
     <w:uiPriority w:val="9"/>
     <w:qFormat/>
+    <w:rsid w:val="00A10FD9"/>
     <w:pPr>
       <w:keepNext/>
       <w:keepLines/>
-      <w:spacing w:after="0" w:before="480"/>
+      <w:spacing w:after="80" w:before="360"/>
       <w:outlineLvl w:val="0"/>
     </w:pPr>
     <w:rPr>
       <w:rFonts w:asciiTheme="majorHAnsi" w:cstheme="majorBidi" w:eastAsiaTheme="majorEastAsia" w:hAnsiTheme="majorHAnsi"/>
-      <w:b/>
-      <w:bCs/>
-      <w:color w:themeColor="accent1" w:val="4F81BD"/>
-      <w:sz w:val="32"/>
-      <w:szCs w:val="32"/>
+      <w:color w:themeColor="accent1" w:themeShade="BF" w:val="0F4761"/>
+      <w:sz w:val="40"/>
+      <w:szCs w:val="40"/>
     </w:rPr>
   </w:style>
   <w:style w:styleId="Heading2" w:type="paragraph">
-    <w:name w:val="Heading 2"/>
+    <w:name w:val="heading 2"/>
     <w:basedOn w:val="Normal"/>
     <w:next w:val="BodyText"/>
+    <w:link w:val="Heading2Char"/>
     <w:uiPriority w:val="9"/>
+    <w:semiHidden/>
     <w:unhideWhenUsed/>
     <w:qFormat/>
+    <w:rsid w:val="00A10FD9"/>
     <w:pPr>
       <w:keepNext/>
       <w:keepLines/>
-      <w:spacing w:after="0" w:before="200"/>
+      <w:spacing w:after="80" w:before="160"/>
       <w:outlineLvl w:val="1"/>
     </w:pPr>
     <w:rPr>
       <w:rFonts w:asciiTheme="majorHAnsi" w:cstheme="majorBidi" w:eastAsiaTheme="majorEastAsia" w:hAnsiTheme="majorHAnsi"/>
-      <w:b/>
-      <w:bCs/>
-      <w:color w:themeColor="accent1" w:val="4F81BD"/>
-      <w:sz w:val="28"/>
-      <w:szCs w:val="28"/>
+      <w:color w:themeColor="accent1" w:themeShade="BF" w:val="0F4761"/>
+      <w:sz w:val="32"/>
+      <w:szCs w:val="32"/>
     </w:rPr>
   </w:style>
   <w:style w:styleId="Heading3" w:type="paragraph">
-    <w:name w:val="Heading 3"/>
+    <w:name w:val="heading 3"/>
     <w:basedOn w:val="Normal"/>
     <w:next w:val="BodyText"/>
+    <w:link w:val="Heading3Char"/>
     <w:uiPriority w:val="9"/>
+    <w:semiHidden/>
     <w:unhideWhenUsed/>
     <w:qFormat/>
+    <w:rsid w:val="00A10FD9"/>
     <w:pPr>
       <w:keepNext/>
       <w:keepLines/>
-      <w:spacing w:after="0" w:before="200"/>
+      <w:spacing w:after="80" w:before="160"/>
       <w:outlineLvl w:val="2"/>
     </w:pPr>
     <w:rPr>
-      <w:rFonts w:asciiTheme="majorHAnsi" w:cstheme="majorBidi" w:eastAsiaTheme="majorEastAsia" w:hAnsiTheme="majorHAnsi"/>
-      <w:b/>
-      <w:bCs/>
-      <w:color w:themeColor="accent1" w:val="4F81BD"/>
-      <w:sz w:val="24"/>
-      <w:szCs w:val="24"/>
+      <w:rFonts w:cstheme="majorBidi" w:eastAsiaTheme="majorEastAsia"/>
+      <w:color w:themeColor="accent1" w:themeShade="BF" w:val="0F4761"/>
+      <w:sz w:val="28"/>
+      <w:szCs w:val="28"/>
     </w:rPr>
   </w:style>
   <w:style w:styleId="Heading4" w:type="paragraph">
-    <w:name w:val="Heading 4"/>
+    <w:name w:val="heading 4"/>
     <w:basedOn w:val="Normal"/>
     <w:next w:val="BodyText"/>
+    <w:link w:val="Heading4Char"/>
     <w:uiPriority w:val="9"/>
+    <w:semiHidden/>
     <w:unhideWhenUsed/>
     <w:qFormat/>
+    <w:rsid w:val="00A10FD9"/>
     <w:pPr>
       <w:keepNext/>
       <w:keepLines/>
-      <w:spacing w:after="0" w:before="200"/>
+      <w:spacing w:after="40" w:before="80"/>
       <w:outlineLvl w:val="3"/>
     </w:pPr>
     <w:rPr>
-      <w:rFonts w:asciiTheme="majorHAnsi" w:cstheme="majorBidi" w:eastAsiaTheme="majorEastAsia" w:hAnsiTheme="majorHAnsi"/>
+      <w:rFonts w:cstheme="majorBidi" w:eastAsiaTheme="majorEastAsia"/>
       <w:i/>
-      <w:bCs/>
-      <w:color w:themeColor="accent1" w:val="4F81BD"/>
-      <w:sz w:val="24"/>
-      <w:szCs w:val="24"/>
+      <w:iCs/>
+      <w:color w:themeColor="accent1" w:themeShade="BF" w:val="0F4761"/>
     </w:rPr>
   </w:style>
   <w:style w:styleId="Heading5" w:type="paragraph">
-    <w:name w:val="Heading 5"/>
+    <w:name w:val="heading 5"/>
     <w:basedOn w:val="Normal"/>
     <w:next w:val="BodyText"/>
+    <w:link w:val="Heading5Char"/>
     <w:uiPriority w:val="9"/>
+    <w:semiHidden/>
     <w:unhideWhenUsed/>
     <w:qFormat/>
+    <w:rsid w:val="00A10FD9"/>
     <w:pPr>
       <w:keepNext/>
       <w:keepLines/>
-      <w:spacing w:after="0" w:before="200"/>
+      <w:spacing w:after="40" w:before="80"/>
       <w:outlineLvl w:val="4"/>
     </w:pPr>
     <w:rPr>
-      <w:rFonts w:asciiTheme="majorHAnsi" w:cstheme="majorBidi" w:eastAsiaTheme="majorEastAsia" w:hAnsiTheme="majorHAnsi"/>
-      <w:iCs/>
-      <w:color w:themeColor="accent1" w:val="4F81BD"/>
-      <w:sz w:val="24"/>
-      <w:szCs w:val="24"/>
+      <w:rFonts w:cstheme="majorBidi" w:eastAsiaTheme="majorEastAsia"/>
+      <w:color w:themeColor="accent1" w:themeShade="BF" w:val="0F4761"/>
     </w:rPr>
   </w:style>
   <w:style w:styleId="Heading6" w:type="paragraph">
-    <w:name w:val="Heading 6"/>
+    <w:name w:val="heading 6"/>
     <w:basedOn w:val="Normal"/>
     <w:next w:val="BodyText"/>
+    <w:link w:val="Heading6Char"/>
     <w:uiPriority w:val="9"/>
+    <w:semiHidden/>
     <w:unhideWhenUsed/>
     <w:qFormat/>
+    <w:rsid w:val="00A10FD9"/>
     <w:pPr>
       <w:keepNext/>
       <w:keepLines/>
-      <w:spacing w:after="0" w:before="200"/>
+      <w:spacing w:after="0" w:before="40"/>
       <w:outlineLvl w:val="5"/>
     </w:pPr>
     <w:rPr>
-      <w:rFonts w:asciiTheme="majorHAnsi" w:cstheme="majorBidi" w:eastAsiaTheme="majorEastAsia" w:hAnsiTheme="majorHAnsi"/>
-      <w:color w:themeColor="accent1" w:val="4F81BD"/>
-      <w:sz w:val="24"/>
-      <w:szCs w:val="24"/>
+      <w:rFonts w:cstheme="majorBidi" w:eastAsiaTheme="majorEastAsia"/>
+      <w:i/>
+      <w:iCs/>
+      <w:color w:themeColor="text1" w:themeTint="A6" w:val="595959"/>
     </w:rPr>
   </w:style>
   <w:style w:styleId="Heading7" w:type="paragraph">
-    <w:name w:val="Heading 7"/>
+    <w:name w:val="heading 7"/>
     <w:basedOn w:val="Normal"/>
     <w:next w:val="BodyText"/>
+    <w:link w:val="Heading7Char"/>
     <w:uiPriority w:val="9"/>
+    <w:semiHidden/>
     <w:unhideWhenUsed/>
     <w:qFormat/>
+    <w:rsid w:val="00A10FD9"/>
     <w:pPr>
       <w:keepNext/>
       <w:keepLines/>
-      <w:spacing w:after="0" w:before="200"/>
+      <w:spacing w:after="0" w:before="40"/>
       <w:outlineLvl w:val="6"/>
     </w:pPr>
     <w:rPr>
-      <w:rFonts w:asciiTheme="majorHAnsi" w:cstheme="majorBidi" w:eastAsiaTheme="majorEastAsia" w:hAnsiTheme="majorHAnsi"/>
-      <w:color w:themeColor="accent1" w:val="4F81BD"/>
-      <w:sz w:val="24"/>
-      <w:szCs w:val="24"/>
+      <w:rFonts w:cstheme="majorBidi" w:eastAsiaTheme="majorEastAsia"/>
+      <w:color w:themeColor="text1" w:themeTint="A6" w:val="595959"/>
     </w:rPr>
   </w:style>
   <w:style w:styleId="Heading8" w:type="paragraph">
-    <w:name w:val="Heading 8"/>
+    <w:name w:val="heading 8"/>
     <w:basedOn w:val="Normal"/>
     <w:next w:val="BodyText"/>
+    <w:link w:val="Heading8Char"/>
     <w:uiPriority w:val="9"/>
+    <w:semiHidden/>
     <w:unhideWhenUsed/>
     <w:qFormat/>
+    <w:rsid w:val="00A10FD9"/>
     <w:pPr>
       <w:keepNext/>
       <w:keepLines/>
-      <w:spacing w:after="0" w:before="200"/>
+      <w:spacing w:after="0"/>
       <w:outlineLvl w:val="7"/>
     </w:pPr>
     <w:rPr>
-      <w:rFonts w:asciiTheme="majorHAnsi" w:cstheme="majorBidi" w:eastAsiaTheme="majorEastAsia" w:hAnsiTheme="majorHAnsi"/>
-      <w:color w:themeColor="accent1" w:val="4F81BD"/>
-      <w:sz w:val="24"/>
-      <w:szCs w:val="24"/>
+      <w:rFonts w:cstheme="majorBidi" w:eastAsiaTheme="majorEastAsia"/>
+      <w:i/>
+      <w:iCs/>
+      <w:color w:themeColor="text1" w:themeTint="D8" w:val="272727"/>
     </w:rPr>
   </w:style>
   <w:style w:styleId="Heading9" w:type="paragraph">
-    <w:name w:val="Heading 9"/>
+    <w:name w:val="heading 9"/>
     <w:basedOn w:val="Normal"/>
     <w:next w:val="BodyText"/>
+    <w:link w:val="Heading9Char"/>
     <w:uiPriority w:val="9"/>
+    <w:semiHidden/>
     <w:unhideWhenUsed/>
     <w:qFormat/>
+    <w:rsid w:val="00A10FD9"/>
     <w:pPr>
       <w:keepNext/>
       <w:keepLines/>
-      <w:spacing w:after="0" w:before="200"/>
+      <w:spacing w:after="0"/>
       <w:outlineLvl w:val="8"/>
     </w:pPr>
     <w:rPr>
+      <w:rFonts w:cstheme="majorBidi" w:eastAsiaTheme="majorEastAsia"/>
+      <w:color w:themeColor="text1" w:themeTint="D8" w:val="272727"/>
+    </w:rPr>
+  </w:style>
+  <w:style w:customStyle="1" w:styleId="Heading1Char" w:type="character">
+    <w:name w:val="Heading 1 Char"/>
+    <w:basedOn w:val="DefaultParagraphFont"/>
+    <w:link w:val="Heading1"/>
+    <w:uiPriority w:val="9"/>
+    <w:rsid w:val="00A10FD9"/>
+    <w:rPr>
       <w:rFonts w:asciiTheme="majorHAnsi" w:cstheme="majorBidi" w:eastAsiaTheme="majorEastAsia" w:hAnsiTheme="majorHAnsi"/>
-      <w:color w:themeColor="accent1" w:val="4F81BD"/>
-      <w:sz w:val="24"/>
-      <w:szCs w:val="24"/>
+      <w:color w:themeColor="accent1" w:themeShade="BF" w:val="0F4761"/>
+      <w:sz w:val="40"/>
+      <w:szCs w:val="40"/>
+    </w:rPr>
+  </w:style>
+  <w:style w:customStyle="1" w:styleId="Heading2Char" w:type="character">
+    <w:name w:val="Heading 2 Char"/>
+    <w:basedOn w:val="DefaultParagraphFont"/>
+    <w:link w:val="Heading2"/>
+    <w:uiPriority w:val="9"/>
+    <w:semiHidden/>
+    <w:rsid w:val="00A10FD9"/>
+    <w:rPr>
+      <w:rFonts w:asciiTheme="majorHAnsi" w:cstheme="majorBidi" w:eastAsiaTheme="majorEastAsia" w:hAnsiTheme="majorHAnsi"/>
+      <w:color w:themeColor="accent1" w:themeShade="BF" w:val="0F4761"/>
+      <w:sz w:val="32"/>
+      <w:szCs w:val="32"/>
+    </w:rPr>
+  </w:style>
+  <w:style w:customStyle="1" w:styleId="Heading3Char" w:type="character">
+    <w:name w:val="Heading 3 Char"/>
+    <w:basedOn w:val="DefaultParagraphFont"/>
+    <w:link w:val="Heading3"/>
+    <w:uiPriority w:val="9"/>
+    <w:semiHidden/>
+    <w:rsid w:val="00A10FD9"/>
+    <w:rPr>
+      <w:rFonts w:cstheme="majorBidi" w:eastAsiaTheme="majorEastAsia"/>
+      <w:color w:themeColor="accent1" w:themeShade="BF" w:val="0F4761"/>
+      <w:sz w:val="28"/>
+      <w:szCs w:val="28"/>
+    </w:rPr>
+  </w:style>
+  <w:style w:customStyle="1" w:styleId="Heading4Char" w:type="character">
+    <w:name w:val="Heading 4 Char"/>
+    <w:basedOn w:val="DefaultParagraphFont"/>
+    <w:link w:val="Heading4"/>
+    <w:uiPriority w:val="9"/>
+    <w:semiHidden/>
+    <w:rsid w:val="00A10FD9"/>
+    <w:rPr>
+      <w:rFonts w:cstheme="majorBidi" w:eastAsiaTheme="majorEastAsia"/>
+      <w:i/>
+      <w:iCs/>
+      <w:color w:themeColor="accent1" w:themeShade="BF" w:val="0F4761"/>
+    </w:rPr>
+  </w:style>
+  <w:style w:customStyle="1" w:styleId="Heading5Char" w:type="character">
+    <w:name w:val="Heading 5 Char"/>
+    <w:basedOn w:val="DefaultParagraphFont"/>
+    <w:link w:val="Heading5"/>
+    <w:uiPriority w:val="9"/>
+    <w:semiHidden/>
+    <w:rsid w:val="00A10FD9"/>
+    <w:rPr>
+      <w:rFonts w:cstheme="majorBidi" w:eastAsiaTheme="majorEastAsia"/>
+      <w:color w:themeColor="accent1" w:themeShade="BF" w:val="0F4761"/>
+    </w:rPr>
+  </w:style>
+  <w:style w:customStyle="1" w:styleId="Heading6Char" w:type="character">
+    <w:name w:val="Heading 6 Char"/>
+    <w:basedOn w:val="DefaultParagraphFont"/>
+    <w:link w:val="Heading6"/>
+    <w:uiPriority w:val="9"/>
+    <w:semiHidden/>
+    <w:rsid w:val="00A10FD9"/>
+    <w:rPr>
+      <w:rFonts w:cstheme="majorBidi" w:eastAsiaTheme="majorEastAsia"/>
+      <w:i/>
+      <w:iCs/>
+      <w:color w:themeColor="text1" w:themeTint="A6" w:val="595959"/>
+    </w:rPr>
+  </w:style>
+  <w:style w:customStyle="1" w:styleId="Heading7Char" w:type="character">
+    <w:name w:val="Heading 7 Char"/>
+    <w:basedOn w:val="DefaultParagraphFont"/>
+    <w:link w:val="Heading7"/>
+    <w:uiPriority w:val="9"/>
+    <w:semiHidden/>
+    <w:rsid w:val="00A10FD9"/>
+    <w:rPr>
+      <w:rFonts w:cstheme="majorBidi" w:eastAsiaTheme="majorEastAsia"/>
+      <w:color w:themeColor="text1" w:themeTint="A6" w:val="595959"/>
+    </w:rPr>
+  </w:style>
+  <w:style w:customStyle="1" w:styleId="Heading8Char" w:type="character">
+    <w:name w:val="Heading 8 Char"/>
+    <w:basedOn w:val="DefaultParagraphFont"/>
+    <w:link w:val="Heading8"/>
+    <w:uiPriority w:val="9"/>
+    <w:semiHidden/>
+    <w:rsid w:val="00A10FD9"/>
+    <w:rPr>
+      <w:rFonts w:cstheme="majorBidi" w:eastAsiaTheme="majorEastAsia"/>
+      <w:i/>
+      <w:iCs/>
+      <w:color w:themeColor="text1" w:themeTint="D8" w:val="272727"/>
+    </w:rPr>
+  </w:style>
+  <w:style w:customStyle="1" w:styleId="Heading9Char" w:type="character">
+    <w:name w:val="Heading 9 Char"/>
+    <w:basedOn w:val="DefaultParagraphFont"/>
+    <w:link w:val="Heading9"/>
+    <w:uiPriority w:val="9"/>
+    <w:semiHidden/>
+    <w:rsid w:val="00A10FD9"/>
+    <w:rPr>
+      <w:rFonts w:cstheme="majorBidi" w:eastAsiaTheme="majorEastAsia"/>
+      <w:color w:themeColor="text1" w:themeTint="D8" w:val="272727"/>
     </w:rPr>
   </w:style>
   <w:style w:styleId="BlockText" w:type="paragraph">
@@ -1546,6 +1782,18 @@
     <w:uiPriority w:val="9"/>
     <w:unhideWhenUsed/>
     <w:qFormat/>
+  </w:style>
+  <w:style w:styleId="FootnoteBlockText" w:type="paragraph">
+    <w:name w:val="Footnote Block Text"/>
+    <w:basedOn w:val="FootnoteText"/>
+    <w:next w:val="FootnoteText"/>
+    <w:uiPriority w:val="9"/>
+    <w:unhideWhenUsed/>
+    <w:qFormat/>
+    <w:pPr>
+      <w:spacing w:after="100" w:before="100"/>
+      <w:ind w:firstLine="0" w:left="480" w:right="480"/>
+    </w:pPr>
   </w:style>
   <w:style w:default="1" w:styleId="DefaultParagraphFont" w:type="character">
     <w:name w:val="Default Paragraph Font"/>
@@ -1568,18 +1816,11 @@
       </w:tblCellMar>
     </w:tblPr>
     <w:tblStylePr w:type="firstRow">
-      <w:tblPr>
-        <w:jc w:val="left"/>
-        <w:tblInd w:type="dxa" w:w="0"/>
-      </w:tblPr>
-      <w:trPr>
-        <w:jc w:val="left"/>
-      </w:trPr>
       <w:tcPr>
-        <w:vAlign w:val="bottom"/>
         <w:tcBorders>
           <w:bottom w:val="single"/>
         </w:tcBorders>
+        <w:vAlign w:val="bottom"/>
       </w:tcPr>
     </w:tblStylePr>
   </w:style>
@@ -1694,8 +1935,8 @@
     <w:name w:val="KeywordTok"/>
     <w:basedOn w:val="VerbatimChar"/>
     <w:rPr>
+      <w:b/>
       <w:color w:val="007020"/>
-      <w:b/>
     </w:rPr>
   </w:style>
   <w:style w:type="character" w:customStyle="1" w:styleId="DataTypeTok">
@@ -1771,40 +2012,43 @@
   <w:style w:type="character" w:customStyle="1" w:styleId="ImportTok">
     <w:name w:val="ImportTok"/>
     <w:basedOn w:val="VerbatimChar"/>
-    <w:rPr/>
+    <w:rPr>
+      <w:b/>
+      <w:color w:val="008000"/>
+    </w:rPr>
   </w:style>
   <w:style w:type="character" w:customStyle="1" w:styleId="CommentTok">
     <w:name w:val="CommentTok"/>
     <w:basedOn w:val="VerbatimChar"/>
     <w:rPr>
+      <w:i/>
       <w:color w:val="60a0b0"/>
-      <w:i/>
     </w:rPr>
   </w:style>
   <w:style w:type="character" w:customStyle="1" w:styleId="DocumentationTok">
     <w:name w:val="DocumentationTok"/>
     <w:basedOn w:val="VerbatimChar"/>
     <w:rPr>
+      <w:i/>
       <w:color w:val="ba2121"/>
-      <w:i/>
     </w:rPr>
   </w:style>
   <w:style w:type="character" w:customStyle="1" w:styleId="AnnotationTok">
     <w:name w:val="AnnotationTok"/>
     <w:basedOn w:val="VerbatimChar"/>
     <w:rPr>
-      <w:color w:val="60a0b0"/>
       <w:b/>
       <w:i/>
+      <w:color w:val="60a0b0"/>
     </w:rPr>
   </w:style>
   <w:style w:type="character" w:customStyle="1" w:styleId="CommentVarTok">
     <w:name w:val="CommentVarTok"/>
     <w:basedOn w:val="VerbatimChar"/>
     <w:rPr>
-      <w:color w:val="60a0b0"/>
       <w:b/>
       <w:i/>
+      <w:color w:val="60a0b0"/>
     </w:rPr>
   </w:style>
   <w:style w:type="character" w:customStyle="1" w:styleId="OtherTok">
@@ -1832,8 +2076,8 @@
     <w:name w:val="ControlFlowTok"/>
     <w:basedOn w:val="VerbatimChar"/>
     <w:rPr>
+      <w:b/>
       <w:color w:val="007020"/>
-      <w:b/>
     </w:rPr>
   </w:style>
   <w:style w:type="character" w:customStyle="1" w:styleId="OperatorTok">
@@ -1846,7 +2090,9 @@
   <w:style w:type="character" w:customStyle="1" w:styleId="BuiltInTok">
     <w:name w:val="BuiltInTok"/>
     <w:basedOn w:val="VerbatimChar"/>
-    <w:rPr/>
+    <w:rPr>
+      <w:color w:val="008000"/>
+    </w:rPr>
   </w:style>
   <w:style w:type="character" w:customStyle="1" w:styleId="ExtensionTok">
     <w:name w:val="ExtensionTok"/>
@@ -1876,34 +2122,34 @@
     <w:name w:val="InformationTok"/>
     <w:basedOn w:val="VerbatimChar"/>
     <w:rPr>
-      <w:color w:val="60a0b0"/>
       <w:b/>
       <w:i/>
+      <w:color w:val="60a0b0"/>
     </w:rPr>
   </w:style>
   <w:style w:type="character" w:customStyle="1" w:styleId="WarningTok">
     <w:name w:val="WarningTok"/>
     <w:basedOn w:val="VerbatimChar"/>
     <w:rPr>
-      <w:color w:val="60a0b0"/>
       <w:b/>
       <w:i/>
+      <w:color w:val="60a0b0"/>
     </w:rPr>
   </w:style>
   <w:style w:type="character" w:customStyle="1" w:styleId="AlertTok">
     <w:name w:val="AlertTok"/>
     <w:basedOn w:val="VerbatimChar"/>
     <w:rPr>
+      <w:b/>
       <w:color w:val="ff0000"/>
-      <w:b/>
     </w:rPr>
   </w:style>
   <w:style w:type="character" w:customStyle="1" w:styleId="ErrorTok">
     <w:name w:val="ErrorTok"/>
     <w:basedOn w:val="VerbatimChar"/>
     <w:rPr>
+      <w:b/>
       <w:color w:val="ff0000"/>
-      <w:b/>
     </w:rPr>
   </w:style>
   <w:style w:type="character" w:customStyle="1" w:styleId="NormalTok">
@@ -1925,44 +2171,44 @@
         <a:sysClr val="window" lastClr="FFFFFF"/>
       </a:lt1>
       <a:dk2>
-        <a:srgbClr val="1F497D"/>
+        <a:srgbClr val="0E2841"/>
       </a:dk2>
       <a:lt2>
-        <a:srgbClr val="EEECE1"/>
+        <a:srgbClr val="E8E8E8"/>
       </a:lt2>
       <a:accent1>
-        <a:srgbClr val="4F81BD"/>
+        <a:srgbClr val="156082"/>
       </a:accent1>
       <a:accent2>
-        <a:srgbClr val="C0504D"/>
+        <a:srgbClr val="E97132"/>
       </a:accent2>
       <a:accent3>
-        <a:srgbClr val="9BBB59"/>
+        <a:srgbClr val="196B24"/>
       </a:accent3>
       <a:accent4>
-        <a:srgbClr val="8064A2"/>
+        <a:srgbClr val="0F9ED5"/>
       </a:accent4>
       <a:accent5>
-        <a:srgbClr val="4BACC6"/>
+        <a:srgbClr val="A02B93"/>
       </a:accent5>
       <a:accent6>
-        <a:srgbClr val="F79646"/>
+        <a:srgbClr val="4EA72E"/>
       </a:accent6>
       <a:hlink>
-        <a:srgbClr val="0000FF"/>
+        <a:srgbClr val="467886"/>
       </a:hlink>
       <a:folHlink>
-        <a:srgbClr val="800080"/>
+        <a:srgbClr val="96607D"/>
       </a:folHlink>
     </a:clrScheme>
     <a:fontScheme name="Office">
       <a:majorFont>
-        <a:latin typeface="Calibri"/>
+        <a:latin typeface="Aptos Display" panose="02110004020202020204"/>
         <a:ea typeface=""/>
         <a:cs typeface=""/>
-        <a:font script="Jpan" typeface="ＭＳ ゴシック"/>
+        <a:font script="Jpan" typeface="游ゴシック Light"/>
         <a:font script="Hang" typeface="맑은 고딕"/>
-        <a:font script="Hans" typeface="宋体"/>
+        <a:font script="Hans" typeface="等线 Light"/>
         <a:font script="Hant" typeface="新細明體"/>
         <a:font script="Arab" typeface="Times New Roman"/>
         <a:font script="Hebr" typeface="Times New Roman"/>
@@ -1989,14 +2235,32 @@
         <a:font script="Mong" typeface="Mongolian Baiti"/>
         <a:font script="Viet" typeface="Times New Roman"/>
         <a:font script="Uigh" typeface="Microsoft Uighur"/>
+        <a:font script="Geor" typeface="Sylfaen"/>
+        <a:font script="Armn" typeface="Arial"/>
+        <a:font script="Bugi" typeface="Leelawadee UI"/>
+        <a:font script="Bopo" typeface="Microsoft JhengHei"/>
+        <a:font script="Java" typeface="Javanese Text"/>
+        <a:font script="Lisu" typeface="Segoe UI"/>
+        <a:font script="Mymr" typeface="Myanmar Text"/>
+        <a:font script="Nkoo" typeface="Ebrima"/>
+        <a:font script="Olck" typeface="Nirmala UI"/>
+        <a:font script="Osma" typeface="Ebrima"/>
+        <a:font script="Phag" typeface="Phagspa"/>
+        <a:font script="Syrn" typeface="Estrangelo Edessa"/>
+        <a:font script="Syrj" typeface="Estrangelo Edessa"/>
+        <a:font script="Syre" typeface="Estrangelo Edessa"/>
+        <a:font script="Sora" typeface="Nirmala UI"/>
+        <a:font script="Tale" typeface="Microsoft Tai Le"/>
+        <a:font script="Talu" typeface="Microsoft New Tai Lue"/>
+        <a:font script="Tfng" typeface="Ebrima"/>
       </a:majorFont>
       <a:minorFont>
-        <a:latin typeface="Cambria"/>
+        <a:latin typeface="Aptos" panose="02110004020202020204"/>
         <a:ea typeface=""/>
         <a:cs typeface=""/>
-        <a:font script="Jpan" typeface="ＭＳ 明朝"/>
+        <a:font script="Jpan" typeface="游明朝"/>
         <a:font script="Hang" typeface="맑은 고딕"/>
-        <a:font script="Hans" typeface="宋体"/>
+        <a:font script="Hans" typeface="等线"/>
         <a:font script="Hant" typeface="新細明體"/>
         <a:font script="Arab" typeface="Arial"/>
         <a:font script="Hebr" typeface="Arial"/>
@@ -2023,6 +2287,24 @@
         <a:font script="Mong" typeface="Mongolian Baiti"/>
         <a:font script="Viet" typeface="Arial"/>
         <a:font script="Uigh" typeface="Microsoft Uighur"/>
+        <a:font script="Geor" typeface="Sylfaen"/>
+        <a:font script="Armn" typeface="Arial"/>
+        <a:font script="Bugi" typeface="Leelawadee UI"/>
+        <a:font script="Bopo" typeface="Microsoft JhengHei"/>
+        <a:font script="Java" typeface="Javanese Text"/>
+        <a:font script="Lisu" typeface="Segoe UI"/>
+        <a:font script="Mymr" typeface="Myanmar Text"/>
+        <a:font script="Nkoo" typeface="Ebrima"/>
+        <a:font script="Olck" typeface="Nirmala UI"/>
+        <a:font script="Osma" typeface="Ebrima"/>
+        <a:font script="Phag" typeface="Phagspa"/>
+        <a:font script="Syrn" typeface="Estrangelo Edessa"/>
+        <a:font script="Syrj" typeface="Estrangelo Edessa"/>
+        <a:font script="Syre" typeface="Estrangelo Edessa"/>
+        <a:font script="Sora" typeface="Nirmala UI"/>
+        <a:font script="Tale" typeface="Microsoft Tai Le"/>
+        <a:font script="Talu" typeface="Microsoft New Tai Lue"/>
+        <a:font script="Tfng" typeface="Ebrima"/>
       </a:minorFont>
     </a:fontScheme>
     <a:fmtScheme name="Office">
@@ -2034,200 +2316,141 @@
           <a:gsLst>
             <a:gs pos="0">
               <a:schemeClr val="phClr">
-                <a:tint val="50000"/>
-                <a:satMod val="300000"/>
+                <a:lumMod val="110000"/>
+                <a:satMod val="105000"/>
+                <a:tint val="67000"/>
               </a:schemeClr>
             </a:gs>
-            <a:gs pos="35000">
+            <a:gs pos="50000">
               <a:schemeClr val="phClr">
-                <a:tint val="37000"/>
-                <a:satMod val="300000"/>
+                <a:lumMod val="105000"/>
+                <a:satMod val="103000"/>
+                <a:tint val="73000"/>
               </a:schemeClr>
             </a:gs>
             <a:gs pos="100000">
               <a:schemeClr val="phClr">
-                <a:tint val="15000"/>
-                <a:satMod val="350000"/>
+                <a:lumMod val="105000"/>
+                <a:satMod val="109000"/>
+                <a:tint val="81000"/>
               </a:schemeClr>
             </a:gs>
           </a:gsLst>
-          <a:lin ang="16200000" scaled="1"/>
+          <a:lin ang="5400000" scaled="0"/>
         </a:gradFill>
         <a:gradFill rotWithShape="1">
           <a:gsLst>
             <a:gs pos="0">
               <a:schemeClr val="phClr">
-                <a:tint val="100000"/>
+                <a:satMod val="103000"/>
+                <a:lumMod val="102000"/>
+                <a:tint val="94000"/>
+              </a:schemeClr>
+            </a:gs>
+            <a:gs pos="50000">
+              <a:schemeClr val="phClr">
+                <a:satMod val="110000"/>
+                <a:lumMod val="100000"/>
                 <a:shade val="100000"/>
-                <a:satMod val="130000"/>
               </a:schemeClr>
             </a:gs>
             <a:gs pos="100000">
               <a:schemeClr val="phClr">
-                <a:tint val="50000"/>
-                <a:shade val="100000"/>
-                <a:satMod val="350000"/>
+                <a:lumMod val="99000"/>
+                <a:satMod val="120000"/>
+                <a:shade val="78000"/>
               </a:schemeClr>
             </a:gs>
           </a:gsLst>
-          <a:lin ang="16200000" scaled="0"/>
+          <a:lin ang="5400000" scaled="0"/>
         </a:gradFill>
       </a:fillStyleLst>
       <a:lnStyleLst>
-        <a:ln w="9525" cap="flat" cmpd="sng" algn="ctr">
-          <a:solidFill>
-            <a:schemeClr val="phClr">
-              <a:shade val="95000"/>
-              <a:satMod val="105000"/>
-            </a:schemeClr>
-          </a:solidFill>
-          <a:prstDash val="solid"/>
-        </a:ln>
-        <a:ln w="25400" cap="flat" cmpd="sng" algn="ctr">
+        <a:ln w="6350" cap="flat" cmpd="sng" algn="ctr">
           <a:solidFill>
             <a:schemeClr val="phClr"/>
           </a:solidFill>
           <a:prstDash val="solid"/>
+          <a:miter lim="800000"/>
         </a:ln>
-        <a:ln w="38100" cap="flat" cmpd="sng" algn="ctr">
+        <a:ln w="12700" cap="flat" cmpd="sng" algn="ctr">
           <a:solidFill>
             <a:schemeClr val="phClr"/>
           </a:solidFill>
           <a:prstDash val="solid"/>
+          <a:miter lim="800000"/>
+        </a:ln>
+        <a:ln w="19050" cap="flat" cmpd="sng" algn="ctr">
+          <a:solidFill>
+            <a:schemeClr val="phClr"/>
+          </a:solidFill>
+          <a:prstDash val="solid"/>
+          <a:miter lim="800000"/>
         </a:ln>
       </a:lnStyleLst>
       <a:effectStyleLst>
         <a:effectStyle>
+          <a:effectLst/>
+        </a:effectStyle>
+        <a:effectStyle>
+          <a:effectLst/>
+        </a:effectStyle>
+        <a:effectStyle>
           <a:effectLst>
-            <a:outerShdw blurRad="40000" dist="20000" dir="5400000" rotWithShape="0">
+            <a:outerShdw blurRad="57150" dist="19050" dir="5400000" algn="ctr" rotWithShape="0">
               <a:srgbClr val="000000">
-                <a:alpha val="38000"/>
+                <a:alpha val="63000"/>
               </a:srgbClr>
             </a:outerShdw>
           </a:effectLst>
-        </a:effectStyle>
-        <a:effectStyle>
-          <a:effectLst>
-            <a:outerShdw blurRad="40000" dist="23000" dir="5400000" rotWithShape="0">
-              <a:srgbClr val="000000">
-                <a:alpha val="35000"/>
-              </a:srgbClr>
-            </a:outerShdw>
-          </a:effectLst>
-        </a:effectStyle>
-        <a:effectStyle>
-          <a:effectLst>
-            <a:outerShdw blurRad="40000" dist="23000" dir="5400000" rotWithShape="0">
-              <a:srgbClr val="000000">
-                <a:alpha val="35000"/>
-              </a:srgbClr>
-            </a:outerShdw>
-          </a:effectLst>
-          <a:scene3d>
-            <a:camera prst="orthographicFront">
-              <a:rot lat="0" lon="0" rev="0"/>
-            </a:camera>
-            <a:lightRig rig="threePt" dir="t">
-              <a:rot lat="0" lon="0" rev="1200000"/>
-            </a:lightRig>
-          </a:scene3d>
-          <a:sp3d>
-            <a:bevelT w="63500" h="25400"/>
-          </a:sp3d>
         </a:effectStyle>
       </a:effectStyleLst>
       <a:bgFillStyleLst>
         <a:solidFill>
           <a:schemeClr val="phClr"/>
         </a:solidFill>
+        <a:solidFill>
+          <a:schemeClr val="phClr">
+            <a:tint val="95000"/>
+            <a:satMod val="170000"/>
+          </a:schemeClr>
+        </a:solidFill>
         <a:gradFill rotWithShape="1">
           <a:gsLst>
             <a:gs pos="0">
               <a:schemeClr val="phClr">
-                <a:tint val="40000"/>
-                <a:satMod val="350000"/>
+                <a:tint val="93000"/>
+                <a:satMod val="150000"/>
+                <a:shade val="98000"/>
+                <a:lumMod val="102000"/>
               </a:schemeClr>
             </a:gs>
-            <a:gs pos="40000">
+            <a:gs pos="50000">
               <a:schemeClr val="phClr">
-                <a:tint val="45000"/>
-                <a:shade val="99000"/>
-                <a:satMod val="350000"/>
+                <a:tint val="98000"/>
+                <a:satMod val="130000"/>
+                <a:shade val="90000"/>
+                <a:lumMod val="103000"/>
               </a:schemeClr>
             </a:gs>
             <a:gs pos="100000">
               <a:schemeClr val="phClr">
-                <a:shade val="20000"/>
-                <a:satMod val="255000"/>
+                <a:shade val="63000"/>
+                <a:satMod val="120000"/>
               </a:schemeClr>
             </a:gs>
           </a:gsLst>
-          <a:path path="circle">
-            <a:fillToRect l="50000" t="-80000" r="50000" b="180000"/>
-          </a:path>
-        </a:gradFill>
-        <a:gradFill rotWithShape="1">
-          <a:gsLst>
-            <a:gs pos="0">
-              <a:schemeClr val="phClr">
-                <a:tint val="80000"/>
-                <a:satMod val="300000"/>
-              </a:schemeClr>
-            </a:gs>
-            <a:gs pos="100000">
-              <a:schemeClr val="phClr">
-                <a:shade val="30000"/>
-                <a:satMod val="200000"/>
-              </a:schemeClr>
-            </a:gs>
-          </a:gsLst>
-          <a:path path="circle">
-            <a:fillToRect l="50000" t="50000" r="50000" b="50000"/>
-          </a:path>
+          <a:lin ang="5400000" scaled="0"/>
         </a:gradFill>
       </a:bgFillStyleLst>
     </a:fmtScheme>
   </a:themeElements>
-  <a:objectDefaults>
-    <a:spDef>
-      <a:spPr/>
-      <a:bodyPr/>
-      <a:lstStyle/>
-      <a:style>
-        <a:lnRef idx="1">
-          <a:schemeClr val="accent1"/>
-        </a:lnRef>
-        <a:fillRef idx="3">
-          <a:schemeClr val="accent1"/>
-        </a:fillRef>
-        <a:effectRef idx="2">
-          <a:schemeClr val="accent1"/>
-        </a:effectRef>
-        <a:fontRef idx="minor">
-          <a:schemeClr val="lt1"/>
-        </a:fontRef>
-      </a:style>
-    </a:spDef>
-    <a:lnDef>
-      <a:spPr/>
-      <a:bodyPr/>
-      <a:lstStyle/>
-      <a:style>
-        <a:lnRef idx="2">
-          <a:schemeClr val="accent1"/>
-        </a:lnRef>
-        <a:fillRef idx="0">
-          <a:schemeClr val="accent1"/>
-        </a:fillRef>
-        <a:effectRef idx="1">
-          <a:schemeClr val="accent1"/>
-        </a:effectRef>
-        <a:fontRef idx="minor">
-          <a:schemeClr val="tx1"/>
-        </a:fontRef>
-      </a:style>
-    </a:lnDef>
-  </a:objectDefaults>
+  <a:objectDefaults/>
   <a:extraClrSchemeLst/>
+  <a:extLst>
+    <a:ext uri="{05A4C25C-085E-4340-85A3-A5531E510DB2}">
+      <thm15:themeFamily xmlns:thm15="http://schemas.microsoft.com/office/thememl/2012/main" name="Office Theme" id="{2E142A2C-CD16-42D6-873A-C26D2A0506FA}" vid="{1BDDFF52-6CD6-40A5-AB3C-68EB2F1E4D0A}"/>
+    </a:ext>
+  </a:extLst>
 </a:theme>
 </file>
--- a/util/resume.docx
+++ b/util/resume.docx
@@ -2,7 +2,7 @@
 <file path=word/document.xml><?xml version="1.0" encoding="utf-8"?>
 <w:document xmlns:w="http://schemas.openxmlformats.org/wordprocessingml/2006/main" xmlns:m="http://schemas.openxmlformats.org/officeDocument/2006/math" xmlns:r="http://schemas.openxmlformats.org/officeDocument/2006/relationships" xmlns:o="urn:schemas-microsoft-com:office:office" xmlns:v="urn:schemas-microsoft-com:vml" xmlns:w10="urn:schemas-microsoft-com:office:word" xmlns:a="http://schemas.openxmlformats.org/drawingml/2006/main" xmlns:pic="http://schemas.openxmlformats.org/drawingml/2006/picture" xmlns:wp="http://schemas.openxmlformats.org/drawingml/2006/wordprocessingDrawing">
   <w:body>
-    <w:bookmarkStart w:id="38" w:name="samuel-ehrenstein"/>
+    <w:bookmarkStart w:id="49" w:name="samuel-ehrenstein"/>
     <w:p>
       <w:pPr>
         <w:pStyle w:val="Heading1"/>
@@ -15,7 +15,7 @@
       <w:pPr>
         <w:pStyle w:val="FirstParagraph"/>
       </w:pPr>
-      <w:hyperlink r:id="rId9">
+      <w:hyperlink r:id="rId20">
         <w:r>
           <w:rPr>
             <w:rStyle w:val="Hyperlink"/>
@@ -32,7 +32,7 @@
       <w:r>
         <w:t xml:space="preserve"> </w:t>
       </w:r>
-      <w:hyperlink r:id="rId10">
+      <w:hyperlink r:id="rId21">
         <w:r>
           <w:rPr>
             <w:rStyle w:val="Hyperlink"/>
@@ -47,7 +47,7 @@
         <w:t xml:space="preserve">| sam.ehrenstein@gmail.com</w:t>
       </w:r>
     </w:p>
-    <w:bookmarkStart w:id="11" w:name="interests"/>
+    <w:bookmarkStart w:id="22" w:name="interests"/>
     <w:p>
       <w:pPr>
         <w:pStyle w:val="Heading2"/>
@@ -70,8 +70,8 @@
         <w:t xml:space="preserve">Geometry, Machine Learning, Motion Planning, Real-Time Vision</w:t>
       </w:r>
     </w:p>
-    <w:bookmarkEnd w:id="11"/>
-    <w:bookmarkStart w:id="18" w:name="education"/>
+    <w:bookmarkEnd w:id="22"/>
+    <w:bookmarkStart w:id="29" w:name="education"/>
     <w:p>
       <w:pPr>
         <w:pStyle w:val="Heading2"/>
@@ -80,7 +80,7 @@
         <w:t xml:space="preserve">Education</w:t>
       </w:r>
     </w:p>
-    <w:bookmarkStart w:id="13" w:name="Xd69d8c6da8a8f71cd0bada41a8808d3c6bf7944"/>
+    <w:bookmarkStart w:id="24" w:name="Xd69d8c6da8a8f71cd0bada41a8808d3c6bf7944"/>
     <w:p>
       <w:pPr>
         <w:pStyle w:val="Heading3"/>
@@ -89,7 +89,7 @@
         <w:t xml:space="preserve">Ph.D. in Computer Science — Aug 2021-present</w:t>
       </w:r>
     </w:p>
-    <w:bookmarkStart w:id="12" w:name="Xdb31f63ad8d5373d3e40fe50b47337bccf81e70"/>
+    <w:bookmarkStart w:id="23" w:name="Xdb31f63ad8d5373d3e40fe50b47337bccf81e70"/>
     <w:p>
       <w:pPr>
         <w:pStyle w:val="Heading4"/>
@@ -106,9 +106,9 @@
         <w:t xml:space="preserve">Advisor: Stephen M. Pizer</w:t>
       </w:r>
     </w:p>
-    <w:bookmarkEnd w:id="12"/>
-    <w:bookmarkEnd w:id="13"/>
-    <w:bookmarkStart w:id="15" w:name="Xeaba690b479f54f801ca69f101b4e47f8c5fddb"/>
+    <w:bookmarkEnd w:id="23"/>
+    <w:bookmarkEnd w:id="24"/>
+    <w:bookmarkStart w:id="26" w:name="Xeaba690b479f54f801ca69f101b4e47f8c5fddb"/>
     <w:p>
       <w:pPr>
         <w:pStyle w:val="Heading3"/>
@@ -117,7 +117,7 @@
         <w:t xml:space="preserve">M.Sc. in Computer Science — Aug 2021-May 2023</w:t>
       </w:r>
     </w:p>
-    <w:bookmarkStart w:id="14" w:name="Xfb0dc89f9f2dd8c618490c803a60fb46bd035cf"/>
+    <w:bookmarkStart w:id="25" w:name="Xfb0dc89f9f2dd8c618490c803a60fb46bd035cf"/>
     <w:p>
       <w:pPr>
         <w:pStyle w:val="Heading4"/>
@@ -134,9 +134,9 @@
         <w:t xml:space="preserve">Advisor: Stephen M. Pizer</w:t>
       </w:r>
     </w:p>
-    <w:bookmarkEnd w:id="14"/>
-    <w:bookmarkEnd w:id="15"/>
-    <w:bookmarkStart w:id="17" w:name="X9347f2bb7932418d3c492829184795d7c8c88d6"/>
+    <w:bookmarkEnd w:id="25"/>
+    <w:bookmarkEnd w:id="26"/>
+    <w:bookmarkStart w:id="28" w:name="X9347f2bb7932418d3c492829184795d7c8c88d6"/>
     <w:p>
       <w:pPr>
         <w:pStyle w:val="Heading3"/>
@@ -145,7 +145,7 @@
         <w:t xml:space="preserve">B.A. in Physics and Computer Science — Aug 2017-May 2021</w:t>
       </w:r>
     </w:p>
-    <w:bookmarkStart w:id="16" w:name="X42f9e811ee255a842931cf06f6421c0a8aff756"/>
+    <w:bookmarkStart w:id="27" w:name="X42f9e811ee255a842931cf06f6421c0a8aff756"/>
     <w:p>
       <w:pPr>
         <w:pStyle w:val="Heading4"/>
@@ -168,10 +168,10 @@
         <w:t xml:space="preserve"> </w:t>
       </w:r>
     </w:p>
-    <w:bookmarkEnd w:id="16"/>
-    <w:bookmarkEnd w:id="17"/>
-    <w:bookmarkEnd w:id="18"/>
-    <w:bookmarkStart w:id="25" w:name="experience"/>
+    <w:bookmarkEnd w:id="27"/>
+    <w:bookmarkEnd w:id="28"/>
+    <w:bookmarkEnd w:id="29"/>
+    <w:bookmarkStart w:id="36" w:name="experience"/>
     <w:p>
       <w:pPr>
         <w:pStyle w:val="Heading2"/>
@@ -180,7 +180,7 @@
         <w:t xml:space="preserve">Experience</w:t>
       </w:r>
     </w:p>
-    <w:bookmarkStart w:id="20" w:name="comp-116-instructor-august-2025-present"/>
+    <w:bookmarkStart w:id="31" w:name="comp-116-instructor-august-2025-present"/>
     <w:p>
       <w:pPr>
         <w:pStyle w:val="Heading3"/>
@@ -189,7 +189,7 @@
         <w:t xml:space="preserve">COMP 116 Instructor – August 2025-Present</w:t>
       </w:r>
     </w:p>
-    <w:bookmarkStart w:id="19" w:name="Xb001ecf34c46b548ebf8b8027b6dcc51f41ce65"/>
+    <w:bookmarkStart w:id="30" w:name="Xb001ecf34c46b548ebf8b8027b6dcc51f41ce65"/>
     <w:p>
       <w:pPr>
         <w:pStyle w:val="Heading4"/>
@@ -200,11 +200,11 @@
     </w:p>
     <w:p>
       <w:pPr>
-        <w:pStyle w:val="Compact"/>
         <w:numPr>
           <w:ilvl w:val="0"/>
           <w:numId w:val="1001"/>
         </w:numPr>
+        <w:pStyle w:val="Compact"/>
       </w:pPr>
       <w:r>
         <w:t xml:space="preserve">Taught scientific programming to a class of 112 non-CS majors as the instructor of record.</w:t>
@@ -212,11 +212,11 @@
     </w:p>
     <w:p>
       <w:pPr>
-        <w:pStyle w:val="Compact"/>
         <w:numPr>
           <w:ilvl w:val="0"/>
           <w:numId w:val="1001"/>
         </w:numPr>
+        <w:pStyle w:val="Compact"/>
       </w:pPr>
       <w:r>
         <w:t xml:space="preserve">Developed a syllabus and lesson plans tailored to the needs of students in life sciences, statistics, and economics.</w:t>
@@ -224,19 +224,19 @@
     </w:p>
     <w:p>
       <w:pPr>
-        <w:pStyle w:val="Compact"/>
         <w:numPr>
           <w:ilvl w:val="0"/>
           <w:numId w:val="1001"/>
         </w:numPr>
+        <w:pStyle w:val="Compact"/>
       </w:pPr>
       <w:r>
         <w:t xml:space="preserve">Managed a team of 6 TAs to ensure consistent availability of support to students.</w:t>
       </w:r>
     </w:p>
-    <w:bookmarkEnd w:id="19"/>
-    <w:bookmarkEnd w:id="20"/>
-    <w:bookmarkStart w:id="22" w:name="Xcd6651ee4e1c3e5c7a69547328551513f2bf99e"/>
+    <w:bookmarkEnd w:id="30"/>
+    <w:bookmarkEnd w:id="31"/>
+    <w:bookmarkStart w:id="33" w:name="Xcd6651ee4e1c3e5c7a69547328551513f2bf99e"/>
     <w:p>
       <w:pPr>
         <w:pStyle w:val="Heading3"/>
@@ -245,7 +245,7 @@
         <w:t xml:space="preserve">Planning Engineer Intern – May 2025-Aug 2025</w:t>
       </w:r>
     </w:p>
-    <w:bookmarkStart w:id="21" w:name="kodiak-robotics-mountain-view-ca"/>
+    <w:bookmarkStart w:id="32" w:name="kodiak-robotics-mountain-view-ca"/>
     <w:p>
       <w:pPr>
         <w:pStyle w:val="Heading4"/>
@@ -256,113 +256,135 @@
     </w:p>
     <w:p>
       <w:pPr>
-        <w:pStyle w:val="FirstParagraph"/>
-      </w:pPr>
-      <w:r>
-        <w:t xml:space="preserve">Supervisor: Roya Sabbagh Novin</w:t>
-      </w:r>
-      <w:r>
-        <w:t xml:space="preserve"> </w:t>
-      </w:r>
-      <w:r>
-        <w:t xml:space="preserve">- Implemented an advanced approach to motion planning that enabled a self-driving truck to detect and pull over for overtaking traffic on unpaved roads.</w:t>
-      </w:r>
-      <w:r>
-        <w:t xml:space="preserve"> </w:t>
-      </w:r>
-      <w:r>
-        <w:t xml:space="preserve">- Increased lateral clearance when pulled over by an average of 0.6 meters, thus contributing to a safer product.</w:t>
-      </w:r>
-      <w:r>
-        <w:t xml:space="preserve"> </w:t>
-      </w:r>
-      <w:r>
-        <w:t xml:space="preserve">- Performed extensive unit testing and simulation on a large-scale codebase, ensuring code reliability and robustness.</w:t>
-      </w:r>
-    </w:p>
-    <w:bookmarkEnd w:id="21"/>
-    <w:bookmarkEnd w:id="22"/>
-    <w:bookmarkStart w:id="24" w:name="X7fbf793872bdf867b4791474ac4ae1afb696274"/>
-    <w:p>
-      <w:pPr>
-        <w:pStyle w:val="Heading3"/>
-      </w:pPr>
-      <w:r>
-        <w:t xml:space="preserve">Graduate Research Assistant — Aug 2021-Present</w:t>
-      </w:r>
-    </w:p>
-    <w:bookmarkStart w:id="23" w:name="Xbb525ab7d92a65126d787e579f5f73c2ba4a749"/>
-    <w:p>
-      <w:pPr>
-        <w:pStyle w:val="Heading4"/>
-      </w:pPr>
-      <w:r>
-        <w:t xml:space="preserve">University of North Carolina at Chapel Hill — Chapel Hill, NC</w:t>
-      </w:r>
-    </w:p>
-    <w:p>
-      <w:pPr>
-        <w:pStyle w:val="FirstParagraph"/>
-      </w:pPr>
-      <w:r>
-        <w:t xml:space="preserve">Advisor: Stephen M. Pizer</w:t>
-      </w:r>
-    </w:p>
-    <w:p>
-      <w:pPr>
-        <w:pStyle w:val="Compact"/>
         <w:numPr>
           <w:ilvl w:val="0"/>
           <w:numId w:val="1002"/>
         </w:numPr>
-      </w:pPr>
-      <w:r>
-        <w:t xml:space="preserve">Developed a novel approach to visual navigation, combining deep learning and computational geometry, in order to enable placement of an endoscope with an accuracy of 3 cm.</w:t>
-      </w:r>
-    </w:p>
-    <w:p>
-      <w:pPr>
-        <w:pStyle w:val="Compact"/>
+        <w:pStyle w:val="Compact"/>
+      </w:pPr>
+      <w:r>
+        <w:t xml:space="preserve">Supervisor: Roya Sabbagh Novin</w:t>
+      </w:r>
+    </w:p>
+    <w:p>
+      <w:pPr>
         <w:numPr>
           <w:ilvl w:val="0"/>
           <w:numId w:val="1002"/>
         </w:numPr>
-      </w:pPr>
-      <w:r>
-        <w:t xml:space="preserve">Collaborated with a team to devise and implement a novel, Vision Transformer‑based method of monocular depth estimation in the irregular</w:t>
-      </w:r>
-      <w:r>
-        <w:t xml:space="preserve"> </w:t>
-      </w:r>
-      <w:r>
-        <w:t xml:space="preserve">domain of medical endoscopy, achieving competitive or superior performance against existing methods.</w:t>
-      </w:r>
-    </w:p>
-    <w:p>
-      <w:pPr>
-        <w:pStyle w:val="Compact"/>
+        <w:pStyle w:val="Compact"/>
+      </w:pPr>
+      <w:r>
+        <w:t xml:space="preserve">Implemented a physics-based approach to motion planning that enabled a self-driving truck to detect and pull over for overtaking traffic on unpaved roads.</w:t>
+      </w:r>
+    </w:p>
+    <w:p>
+      <w:pPr>
         <w:numPr>
           <w:ilvl w:val="0"/>
           <w:numId w:val="1002"/>
         </w:numPr>
-      </w:pPr>
-      <w:r>
-        <w:t xml:space="preserve">Developed a trainable image‑processing pipeline to detect texture‑invariant geometric features in endoscopic video, outperforming the state</w:t>
-      </w:r>
-      <w:r>
-        <w:t xml:space="preserve"> </w:t>
-      </w:r>
-      <w:r>
-        <w:t xml:space="preserve">of the art by 30 percentage points on overall accuracy. Optimized this approach to be able to process 110 frames per second.</w:t>
-      </w:r>
-    </w:p>
-    <w:p>
-      <w:pPr>
-        <w:pStyle w:val="Compact"/>
+        <w:pStyle w:val="Compact"/>
+      </w:pPr>
+      <w:r>
+        <w:t xml:space="preserve">Increased lateral clearance when pulled over by an average of 0.6 meters, thus contributing to a safer product.</w:t>
+      </w:r>
+    </w:p>
+    <w:p>
+      <w:pPr>
         <w:numPr>
           <w:ilvl w:val="0"/>
           <w:numId w:val="1002"/>
         </w:numPr>
+        <w:pStyle w:val="Compact"/>
+      </w:pPr>
+      <w:r>
+        <w:t xml:space="preserve">Performed extensive unit testing and simulation on a large-scale codebase, ensuring code reliability and robustness.</w:t>
+      </w:r>
+    </w:p>
+    <w:bookmarkEnd w:id="32"/>
+    <w:bookmarkEnd w:id="33"/>
+    <w:bookmarkStart w:id="35" w:name="X7fbf793872bdf867b4791474ac4ae1afb696274"/>
+    <w:p>
+      <w:pPr>
+        <w:pStyle w:val="Heading3"/>
+      </w:pPr>
+      <w:r>
+        <w:t xml:space="preserve">Graduate Research Assistant — Aug 2021-Present</w:t>
+      </w:r>
+    </w:p>
+    <w:bookmarkStart w:id="34" w:name="Xbb525ab7d92a65126d787e579f5f73c2ba4a749"/>
+    <w:p>
+      <w:pPr>
+        <w:pStyle w:val="Heading4"/>
+      </w:pPr>
+      <w:r>
+        <w:t xml:space="preserve">University of North Carolina at Chapel Hill — Chapel Hill, NC</w:t>
+      </w:r>
+    </w:p>
+    <w:p>
+      <w:pPr>
+        <w:pStyle w:val="FirstParagraph"/>
+      </w:pPr>
+      <w:r>
+        <w:t xml:space="preserve">Advisor: Stephen M. Pizer</w:t>
+      </w:r>
+    </w:p>
+    <w:p>
+      <w:pPr>
+        <w:numPr>
+          <w:ilvl w:val="0"/>
+          <w:numId w:val="1003"/>
+        </w:numPr>
+        <w:pStyle w:val="Compact"/>
+      </w:pPr>
+      <w:r>
+        <w:t xml:space="preserve">Developed a novel approach to visual navigation, combining deep learning and computational geometry, in order to enable placement of an endoscope with an accuracy of 3 cm.</w:t>
+      </w:r>
+    </w:p>
+    <w:p>
+      <w:pPr>
+        <w:numPr>
+          <w:ilvl w:val="0"/>
+          <w:numId w:val="1003"/>
+        </w:numPr>
+        <w:pStyle w:val="Compact"/>
+      </w:pPr>
+      <w:r>
+        <w:t xml:space="preserve">Collaborated with a team to devise and implement a novel, Vision Transformer‑based method of monocular depth estimation in the irregular</w:t>
+      </w:r>
+      <w:r>
+        <w:t xml:space="preserve"> </w:t>
+      </w:r>
+      <w:r>
+        <w:t xml:space="preserve">domain of medical endoscopy, achieving competitive or superior performance against existing methods.</w:t>
+      </w:r>
+    </w:p>
+    <w:p>
+      <w:pPr>
+        <w:numPr>
+          <w:ilvl w:val="0"/>
+          <w:numId w:val="1003"/>
+        </w:numPr>
+        <w:pStyle w:val="Compact"/>
+      </w:pPr>
+      <w:r>
+        <w:t xml:space="preserve">Developed a trainable image‑processing pipeline to detect texture‑invariant geometric features in endoscopic video, outperforming the state</w:t>
+      </w:r>
+      <w:r>
+        <w:t xml:space="preserve"> </w:t>
+      </w:r>
+      <w:r>
+        <w:t xml:space="preserve">of the art by 30 percentage points on overall accuracy. Optimized this approach to be able to process 110 frames per second.</w:t>
+      </w:r>
+    </w:p>
+    <w:p>
+      <w:pPr>
+        <w:numPr>
+          <w:ilvl w:val="0"/>
+          <w:numId w:val="1003"/>
+        </w:numPr>
+        <w:pStyle w:val="Compact"/>
       </w:pPr>
       <w:r>
         <w:t xml:space="preserve">Used Qt and VTK to continue development of an interactive post‑processing tool for 3D reconstructions.</w:t>
@@ -370,20 +392,20 @@
     </w:p>
     <w:p>
       <w:pPr>
-        <w:pStyle w:val="Compact"/>
         <w:numPr>
           <w:ilvl w:val="0"/>
-          <w:numId w:val="1002"/>
-        </w:numPr>
+          <w:numId w:val="1003"/>
+        </w:numPr>
+        <w:pStyle w:val="Compact"/>
       </w:pPr>
       <w:r>
         <w:t xml:space="preserve">Performed extensive testing and debugging on a shared codebase.</w:t>
       </w:r>
     </w:p>
-    <w:bookmarkEnd w:id="23"/>
-    <w:bookmarkEnd w:id="24"/>
-    <w:bookmarkEnd w:id="25"/>
-    <w:bookmarkStart w:id="26" w:name="skills"/>
+    <w:bookmarkEnd w:id="34"/>
+    <w:bookmarkEnd w:id="35"/>
+    <w:bookmarkEnd w:id="36"/>
+    <w:bookmarkStart w:id="37" w:name="skills"/>
     <w:p>
       <w:pPr>
         <w:pStyle w:val="Heading2"/>
@@ -398,8 +420,8 @@
       </w:pPr>
       <w:r>
         <w:rPr>
+          <w:bCs/>
           <w:b/>
-          <w:bCs/>
         </w:rPr>
         <w:t xml:space="preserve">Design:</w:t>
       </w:r>
@@ -422,8 +444,8 @@
       </w:pPr>
       <w:r>
         <w:rPr>
+          <w:bCs/>
           <w:b/>
-          <w:bCs/>
         </w:rPr>
         <w:t xml:space="preserve">Programming:</w:t>
       </w:r>
@@ -446,8 +468,8 @@
       </w:pPr>
       <w:r>
         <w:rPr>
+          <w:bCs/>
           <w:b/>
-          <w:bCs/>
         </w:rPr>
         <w:t xml:space="preserve">Testing/Simulation:</w:t>
       </w:r>
@@ -458,8 +480,8 @@
         <w:t xml:space="preserve">GoogleTest, Applied Intuition Object Sim (formerly Simian), Elastic Kibana</w:t>
       </w:r>
     </w:p>
-    <w:bookmarkEnd w:id="26"/>
-    <w:bookmarkStart w:id="27" w:name="graduate-coursework"/>
+    <w:bookmarkEnd w:id="37"/>
+    <w:bookmarkStart w:id="38" w:name="graduate-coursework"/>
     <w:p>
       <w:pPr>
         <w:pStyle w:val="Heading2"/>
@@ -494,8 +516,8 @@
         <w:t xml:space="preserve">Shape Representation and Statistics, Vision Transformers</w:t>
       </w:r>
     </w:p>
-    <w:bookmarkEnd w:id="27"/>
-    <w:bookmarkStart w:id="31" w:name="projects"/>
+    <w:bookmarkEnd w:id="38"/>
+    <w:bookmarkStart w:id="42" w:name="projects"/>
     <w:p>
       <w:pPr>
         <w:pStyle w:val="Heading2"/>
@@ -504,7 +526,7 @@
         <w:t xml:space="preserve">Projects</w:t>
       </w:r>
     </w:p>
-    <w:bookmarkStart w:id="30" w:name="shape-viewer-2024-present"/>
+    <w:bookmarkStart w:id="41" w:name="shape-viewer-2024-present"/>
     <w:p>
       <w:pPr>
         <w:pStyle w:val="Heading3"/>
@@ -513,7 +535,7 @@
         <w:t xml:space="preserve">Shape Viewer — 2024-present</w:t>
       </w:r>
     </w:p>
-    <w:bookmarkStart w:id="29" w:name="Xd28f6edb31aa95cc1332fe1989e33014fa57aa3"/>
+    <w:bookmarkStart w:id="40" w:name="Xd28f6edb31aa95cc1332fe1989e33014fa57aa3"/>
     <w:p>
       <w:pPr>
         <w:pStyle w:val="Heading4"/>
@@ -524,11 +546,11 @@
     </w:p>
     <w:p>
       <w:pPr>
-        <w:pStyle w:val="Compact"/>
         <w:numPr>
           <w:ilvl w:val="0"/>
-          <w:numId w:val="1003"/>
-        </w:numPr>
+          <w:numId w:val="1004"/>
+        </w:numPr>
+        <w:pStyle w:val="Compact"/>
       </w:pPr>
       <w:r>
         <w:t xml:space="preserve">Used PyVista, Sympy, and Numpy to to create a cross‑platform educational app for visualizing the geometric properties of surfaces.</w:t>
@@ -536,11 +558,11 @@
     </w:p>
     <w:p>
       <w:pPr>
-        <w:pStyle w:val="Compact"/>
         <w:numPr>
           <w:ilvl w:val="0"/>
-          <w:numId w:val="1003"/>
-        </w:numPr>
+          <w:numId w:val="1004"/>
+        </w:numPr>
+        <w:pStyle w:val="Compact"/>
       </w:pPr>
       <w:r>
         <w:t xml:space="preserve">This project is an attempt to make an updated, cross‑platform version of Shapemonger, an old Windows application that was the only option</w:t>
@@ -554,11 +576,11 @@
     </w:p>
     <w:p>
       <w:pPr>
-        <w:pStyle w:val="Compact"/>
         <w:numPr>
           <w:ilvl w:val="0"/>
-          <w:numId w:val="1003"/>
-        </w:numPr>
+          <w:numId w:val="1004"/>
+        </w:numPr>
+        <w:pStyle w:val="Compact"/>
       </w:pPr>
       <w:r>
         <w:t xml:space="preserve">Features include:</w:t>
@@ -566,59 +588,59 @@
     </w:p>
     <w:p>
       <w:pPr>
-        <w:pStyle w:val="Compact"/>
         <w:numPr>
           <w:ilvl w:val="1"/>
+          <w:numId w:val="1005"/>
+        </w:numPr>
+        <w:pStyle w:val="Compact"/>
+      </w:pPr>
+      <w:r>
+        <w:t xml:space="preserve">visualization of local and global shape properties</w:t>
+      </w:r>
+    </w:p>
+    <w:p>
+      <w:pPr>
+        <w:numPr>
+          <w:ilvl w:val="1"/>
+          <w:numId w:val="1005"/>
+        </w:numPr>
+        <w:pStyle w:val="Compact"/>
+      </w:pPr>
+      <w:r>
+        <w:t xml:space="preserve">plotting of Gauss maps and asymptotic spherical maps</w:t>
+      </w:r>
+    </w:p>
+    <w:p>
+      <w:pPr>
+        <w:numPr>
+          <w:ilvl w:val="1"/>
+          <w:numId w:val="1005"/>
+        </w:numPr>
+        <w:pStyle w:val="Compact"/>
+      </w:pPr>
+      <w:r>
+        <w:t xml:space="preserve">a customizable plotting system</w:t>
+      </w:r>
+    </w:p>
+    <w:p>
+      <w:pPr>
+        <w:numPr>
+          <w:ilvl w:val="1"/>
+          <w:numId w:val="1005"/>
+        </w:numPr>
+        <w:pStyle w:val="Compact"/>
+      </w:pPr>
+      <w:r>
+        <w:t xml:space="preserve">a library of example shape plots highlighting key concepts in differential geometry</w:t>
+      </w:r>
+    </w:p>
+    <w:p>
+      <w:pPr>
+        <w:numPr>
+          <w:ilvl w:val="0"/>
           <w:numId w:val="1004"/>
         </w:numPr>
-      </w:pPr>
-      <w:r>
-        <w:t xml:space="preserve">visualization of local and global shape properties</w:t>
-      </w:r>
-    </w:p>
-    <w:p>
-      <w:pPr>
-        <w:pStyle w:val="Compact"/>
-        <w:numPr>
-          <w:ilvl w:val="1"/>
-          <w:numId w:val="1004"/>
-        </w:numPr>
-      </w:pPr>
-      <w:r>
-        <w:t xml:space="preserve">plotting of Gauss maps and asymptotic spherical maps</w:t>
-      </w:r>
-    </w:p>
-    <w:p>
-      <w:pPr>
-        <w:pStyle w:val="Compact"/>
-        <w:numPr>
-          <w:ilvl w:val="1"/>
-          <w:numId w:val="1004"/>
-        </w:numPr>
-      </w:pPr>
-      <w:r>
-        <w:t xml:space="preserve">a customizable plotting system</w:t>
-      </w:r>
-    </w:p>
-    <w:p>
-      <w:pPr>
-        <w:pStyle w:val="Compact"/>
-        <w:numPr>
-          <w:ilvl w:val="1"/>
-          <w:numId w:val="1004"/>
-        </w:numPr>
-      </w:pPr>
-      <w:r>
-        <w:t xml:space="preserve">a library of example shape plots highlighting key concepts in differential geometry</w:t>
-      </w:r>
-    </w:p>
-    <w:p>
-      <w:pPr>
-        <w:pStyle w:val="Compact"/>
-        <w:numPr>
-          <w:ilvl w:val="0"/>
-          <w:numId w:val="1003"/>
-        </w:numPr>
+        <w:pStyle w:val="Compact"/>
       </w:pPr>
       <w:r>
         <w:t xml:space="preserve">The code is available at</w:t>
@@ -626,7 +648,7 @@
       <w:r>
         <w:t xml:space="preserve"> </w:t>
       </w:r>
-      <w:hyperlink r:id="rId28">
+      <w:hyperlink r:id="rId39">
         <w:r>
           <w:rPr>
             <w:rStyle w:val="Hyperlink"/>
@@ -638,10 +660,10 @@
         <w:t xml:space="preserve">.</w:t>
       </w:r>
     </w:p>
-    <w:bookmarkEnd w:id="29"/>
-    <w:bookmarkEnd w:id="30"/>
-    <w:bookmarkEnd w:id="31"/>
-    <w:bookmarkStart w:id="36" w:name="outreach-academic-service"/>
+    <w:bookmarkEnd w:id="40"/>
+    <w:bookmarkEnd w:id="41"/>
+    <w:bookmarkEnd w:id="42"/>
+    <w:bookmarkStart w:id="47" w:name="outreach-academic-service"/>
     <w:p>
       <w:pPr>
         <w:pStyle w:val="Heading2"/>
@@ -650,7 +672,7 @@
         <w:t xml:space="preserve">Outreach &amp; Academic Service</w:t>
       </w:r>
     </w:p>
-    <w:bookmarkStart w:id="33" w:name="X41cc7760e8a59101d21417f160a15fbe1784ae4"/>
+    <w:bookmarkStart w:id="44" w:name="X41cc7760e8a59101d21417f160a15fbe1784ae4"/>
     <w:p>
       <w:pPr>
         <w:pStyle w:val="Heading3"/>
@@ -659,7 +681,7 @@
         <w:t xml:space="preserve">UNC Computer Science Student Association — 2022-present</w:t>
       </w:r>
     </w:p>
-    <w:bookmarkStart w:id="32" w:name="president-20232024"/>
+    <w:bookmarkStart w:id="43" w:name="president-20232024"/>
     <w:p>
       <w:pPr>
         <w:pStyle w:val="Heading4"/>
@@ -670,94 +692,94 @@
     </w:p>
     <w:p>
       <w:pPr>
-        <w:pStyle w:val="Compact"/>
-        <w:numPr>
-          <w:ilvl w:val="0"/>
-          <w:numId w:val="1005"/>
-        </w:numPr>
-      </w:pPr>
-      <w:r>
-        <w:t xml:space="preserve">Budgeted university funds and coordinated with caterers and facilities services to host biweekly tea times, 4 offsite dinners and 4 lunches for</w:t>
-      </w:r>
-      <w:r>
-        <w:t xml:space="preserve"> </w:t>
-      </w:r>
-      <w:r>
-        <w:t xml:space="preserve">60 people each, and one family‑friendly evening social for 100 people.</w:t>
-      </w:r>
-    </w:p>
-    <w:p>
-      <w:pPr>
-        <w:pStyle w:val="Compact"/>
-        <w:numPr>
-          <w:ilvl w:val="0"/>
-          <w:numId w:val="1005"/>
-        </w:numPr>
-      </w:pPr>
-      <w:r>
-        <w:t xml:space="preserve">In spring 2024, held 150% more department social events than in any of the previous four semesters.</w:t>
-      </w:r>
-    </w:p>
-    <w:p>
-      <w:pPr>
-        <w:pStyle w:val="Compact"/>
-        <w:numPr>
-          <w:ilvl w:val="0"/>
-          <w:numId w:val="1005"/>
-        </w:numPr>
-      </w:pPr>
-      <w:r>
-        <w:t xml:space="preserve">Advocated for the views and interests of students during the faculty hiring process as a voting member of the departmental faculty senate.</w:t>
-      </w:r>
-    </w:p>
-    <w:p>
-      <w:pPr>
-        <w:pStyle w:val="Compact"/>
-        <w:numPr>
-          <w:ilvl w:val="0"/>
-          <w:numId w:val="1005"/>
-        </w:numPr>
-      </w:pPr>
-      <w:r>
-        <w:t xml:space="preserve">Successfully advocated for a cost‑of‑living increase to graduate student stipends.</w:t>
-      </w:r>
-    </w:p>
-    <w:bookmarkEnd w:id="32"/>
-    <w:bookmarkEnd w:id="33"/>
-    <w:bookmarkStart w:id="35" w:name="first-robotics-competition-team-449"/>
-    <w:p>
-      <w:pPr>
-        <w:pStyle w:val="Heading3"/>
-      </w:pPr>
-      <w:r>
-        <w:t xml:space="preserve">FIRST Robotics Competition Team 449</w:t>
-      </w:r>
-    </w:p>
-    <w:bookmarkStart w:id="34" w:name="mentor-2017-2024"/>
-    <w:p>
-      <w:pPr>
-        <w:pStyle w:val="Heading4"/>
-      </w:pPr>
-      <w:r>
-        <w:t xml:space="preserve">Mentor – 2017-2024</w:t>
-      </w:r>
-    </w:p>
-    <w:p>
-      <w:pPr>
-        <w:pStyle w:val="Compact"/>
         <w:numPr>
           <w:ilvl w:val="0"/>
           <w:numId w:val="1006"/>
         </w:numPr>
+        <w:pStyle w:val="Compact"/>
+      </w:pPr>
+      <w:r>
+        <w:t xml:space="preserve">Budgeted university funds and coordinated with caterers and facilities services to host biweekly tea times, 4 offsite dinners and 4 lunches for</w:t>
+      </w:r>
+      <w:r>
+        <w:t xml:space="preserve"> </w:t>
+      </w:r>
+      <w:r>
+        <w:t xml:space="preserve">60 people each, and one family‑friendly evening social for 100 people.</w:t>
+      </w:r>
+    </w:p>
+    <w:p>
+      <w:pPr>
+        <w:numPr>
+          <w:ilvl w:val="0"/>
+          <w:numId w:val="1006"/>
+        </w:numPr>
+        <w:pStyle w:val="Compact"/>
+      </w:pPr>
+      <w:r>
+        <w:t xml:space="preserve">In spring 2024, held 150% more department social events than in any of the previous four semesters.</w:t>
+      </w:r>
+    </w:p>
+    <w:p>
+      <w:pPr>
+        <w:numPr>
+          <w:ilvl w:val="0"/>
+          <w:numId w:val="1006"/>
+        </w:numPr>
+        <w:pStyle w:val="Compact"/>
+      </w:pPr>
+      <w:r>
+        <w:t xml:space="preserve">Advocated for the views and interests of students during the faculty hiring process as a voting member of the departmental faculty senate.</w:t>
+      </w:r>
+    </w:p>
+    <w:p>
+      <w:pPr>
+        <w:numPr>
+          <w:ilvl w:val="0"/>
+          <w:numId w:val="1006"/>
+        </w:numPr>
+        <w:pStyle w:val="Compact"/>
+      </w:pPr>
+      <w:r>
+        <w:t xml:space="preserve">Successfully advocated for a cost‑of‑living increase to graduate student stipends.</w:t>
+      </w:r>
+    </w:p>
+    <w:bookmarkEnd w:id="43"/>
+    <w:bookmarkEnd w:id="44"/>
+    <w:bookmarkStart w:id="46" w:name="first-robotics-competition-team-449"/>
+    <w:p>
+      <w:pPr>
+        <w:pStyle w:val="Heading3"/>
+      </w:pPr>
+      <w:r>
+        <w:t xml:space="preserve">FIRST Robotics Competition Team 449</w:t>
+      </w:r>
+    </w:p>
+    <w:bookmarkStart w:id="45" w:name="mentor-2017-2024"/>
+    <w:p>
+      <w:pPr>
+        <w:pStyle w:val="Heading4"/>
+      </w:pPr>
+      <w:r>
+        <w:t xml:space="preserve">Mentor – 2017-2024</w:t>
+      </w:r>
+    </w:p>
+    <w:p>
+      <w:pPr>
+        <w:numPr>
+          <w:ilvl w:val="0"/>
+          <w:numId w:val="1007"/>
+        </w:numPr>
+        <w:pStyle w:val="Compact"/>
       </w:pPr>
       <w:r>
         <w:t xml:space="preserve">Taught high school students fundamental skills in mechanical engineering, programming, and system design, leading to 3 world championship appearances in the 5 full competition seasons during this time period.</w:t>
       </w:r>
     </w:p>
-    <w:bookmarkEnd w:id="34"/>
-    <w:bookmarkEnd w:id="35"/>
-    <w:bookmarkEnd w:id="36"/>
-    <w:bookmarkStart w:id="37" w:name="publications-patents"/>
+    <w:bookmarkEnd w:id="45"/>
+    <w:bookmarkEnd w:id="46"/>
+    <w:bookmarkEnd w:id="47"/>
+    <w:bookmarkStart w:id="48" w:name="publications-patents"/>
     <w:p>
       <w:pPr>
         <w:pStyle w:val="Heading2"/>
@@ -778,8 +800,8 @@
       </w:r>
       <w:r>
         <w:rPr>
+          <w:bCs/>
           <w:b/>
-          <w:bCs/>
         </w:rPr>
         <w:t xml:space="preserve">Ehrenstein, S.</w:t>
       </w:r>
@@ -793,8 +815,8 @@
       </w:pPr>
       <w:r>
         <w:rPr>
+          <w:bCs/>
           <w:b/>
-          <w:bCs/>
         </w:rPr>
         <w:t xml:space="preserve">Ehrenstein, S.</w:t>
       </w:r>
@@ -814,8 +836,8 @@
       </w:r>
       <w:r>
         <w:rPr>
+          <w:bCs/>
           <w:b/>
-          <w:bCs/>
         </w:rPr>
         <w:t xml:space="preserve">Ehrenstein, S.</w:t>
       </w:r>
@@ -826,21 +848,15 @@
         <w:t xml:space="preserve"> </w:t>
       </w:r>
       <w:r>
-        <w:t xml:space="preserve">Niethammer, M., and Sengupta, R. (2024). Leveraging Near-Field Lighting</w:t>
-      </w:r>
-      <w:r>
-        <w:t xml:space="preserve"> </w:t>
-      </w:r>
-      <w:r>
-        <w:t xml:space="preserve">for Monocular Depth Estimation from Endoscopy Videos. European Conference on Computer Vision 2024. Milan, Italy.</w:t>
+        <w:t xml:space="preserve">Niethammer, M., and Sengupta, R. (2024). Leveraging Near-Field Lighting for Monocular Depth Estimation from Endoscopy Videos. European Conference on Computer Vision 2024. Milan, Italy.</w:t>
       </w:r>
       <w:r>
         <w:t xml:space="preserve"> </w:t>
       </w:r>
       <w:r>
         <w:rPr>
+          <w:iCs/>
           <w:i/>
-          <w:iCs/>
         </w:rPr>
         <w:t xml:space="preserve">arXiv:2403.17915</w:t>
       </w:r>
@@ -854,8 +870,8 @@
       </w:pPr>
       <w:r>
         <w:rPr>
+          <w:bCs/>
           <w:b/>
-          <w:bCs/>
         </w:rPr>
         <w:t xml:space="preserve">Ehrenstein, S.</w:t>
       </w:r>
@@ -881,8 +897,8 @@
       </w:pPr>
       <w:r>
         <w:rPr>
+          <w:bCs/>
           <w:b/>
-          <w:bCs/>
         </w:rPr>
         <w:t xml:space="preserve">Ehrenstein, S.</w:t>
       </w:r>
@@ -920,8 +936,8 @@
       </w:r>
       <w:r>
         <w:rPr>
+          <w:bCs/>
           <w:b/>
-          <w:bCs/>
         </w:rPr>
         <w:t xml:space="preserve">Ehrenstein, S.</w:t>
       </w:r>
@@ -945,22 +961,22 @@
       </w:r>
       <w:r>
         <w:rPr>
+          <w:iCs/>
           <w:i/>
-          <w:iCs/>
         </w:rPr>
         <w:t xml:space="preserve">arXiv preprint</w:t>
       </w:r>
       <w:r>
         <w:rPr>
+          <w:iCs/>
           <w:i/>
+        </w:rPr>
+        <w:t xml:space="preserve"> </w:t>
+      </w:r>
+      <w:r>
+        <w:rPr>
           <w:iCs/>
-        </w:rPr>
-        <w:t xml:space="preserve"> </w:t>
-      </w:r>
-      <w:r>
-        <w:rPr>
           <w:i/>
-          <w:iCs/>
         </w:rPr>
         <w:t xml:space="preserve">arXiv:2111.10371</w:t>
       </w:r>
@@ -974,8 +990,8 @@
       </w:pPr>
       <w:r>
         <w:rPr>
+          <w:bCs/>
           <w:b/>
-          <w:bCs/>
         </w:rPr>
         <w:t xml:space="preserve">Ehrenstein, S.</w:t>
       </w:r>
@@ -1007,8 +1023,8 @@
       </w:pPr>
       <w:r>
         <w:rPr>
+          <w:bCs/>
           <w:b/>
-          <w:bCs/>
         </w:rPr>
         <w:t xml:space="preserve">Ehrenstein, S.</w:t>
       </w:r>
@@ -1028,13 +1044,9 @@
         <w:t xml:space="preserve">Technology Conference (GTC). Virtual.</w:t>
       </w:r>
     </w:p>
-    <w:bookmarkEnd w:id="37"/>
-    <w:bookmarkEnd w:id="38"/>
-    <w:sectPr>
-      <w:footnotePr>
-        <w:numRestart w:val="eachSect"/>
-      </w:footnotePr>
-    </w:sectPr>
+    <w:bookmarkEnd w:id="48"/>
+    <w:bookmarkEnd w:id="49"/>
+    <w:sectPr/>
   </w:body>
 </w:document>
 </file>
@@ -1065,14 +1077,14 @@
 <file path=word/numbering.xml><?xml version="1.0" encoding="utf-8"?>
 <w:numbering xmlns:w="http://schemas.openxmlformats.org/wordprocessingml/2006/main">
   <w:abstractNum w:abstractNumId="990">
-    <w:nsid w:val="0000A990"/>
+    <w:nsid w:val="2c1ae401"/>
     <w:multiLevelType w:val="multilevel"/>
     <w:lvl w:ilvl="0">
       <w:numFmt w:val="bullet"/>
       <w:lvlText w:val=" "/>
       <w:lvlJc w:val="left"/>
       <w:pPr>
-        <w:ind w:left="720" w:hanging="360"/>
+        <w:ind w:left="720" w:hanging="480"/>
       </w:pPr>
     </w:lvl>
     <w:lvl w:ilvl="1">
@@ -1080,7 +1092,7 @@
       <w:lvlText w:val=" "/>
       <w:lvlJc w:val="left"/>
       <w:pPr>
-        <w:ind w:left="1440" w:hanging="360"/>
+        <w:ind w:left="1440" w:hanging="480"/>
       </w:pPr>
     </w:lvl>
     <w:lvl w:ilvl="2">
@@ -1088,7 +1100,7 @@
       <w:lvlText w:val=" "/>
       <w:lvlJc w:val="left"/>
       <w:pPr>
-        <w:ind w:left="2160" w:hanging="360"/>
+        <w:ind w:left="2160" w:hanging="480"/>
       </w:pPr>
     </w:lvl>
     <w:lvl w:ilvl="3">
@@ -1096,7 +1108,7 @@
       <w:lvlText w:val=" "/>
       <w:lvlJc w:val="left"/>
       <w:pPr>
-        <w:ind w:left="2880" w:hanging="360"/>
+        <w:ind w:left="2880" w:hanging="480"/>
       </w:pPr>
     </w:lvl>
     <w:lvl w:ilvl="4">
@@ -1104,7 +1116,7 @@
       <w:lvlText w:val=" "/>
       <w:lvlJc w:val="left"/>
       <w:pPr>
-        <w:ind w:left="3600" w:hanging="360"/>
+        <w:ind w:left="3600" w:hanging="480"/>
       </w:pPr>
     </w:lvl>
     <w:lvl w:ilvl="5">
@@ -1112,7 +1124,7 @@
       <w:lvlText w:val=" "/>
       <w:lvlJc w:val="left"/>
       <w:pPr>
-        <w:ind w:left="4320" w:hanging="360"/>
+        <w:ind w:left="4320" w:hanging="480"/>
       </w:pPr>
     </w:lvl>
     <w:lvl w:ilvl="6">
@@ -1120,7 +1132,7 @@
       <w:lvlText w:val=" "/>
       <w:lvlJc w:val="left"/>
       <w:pPr>
-        <w:ind w:left="5040" w:hanging="360"/>
+        <w:ind w:left="5040" w:hanging="480"/>
       </w:pPr>
     </w:lvl>
     <w:lvl w:ilvl="7">
@@ -1128,7 +1140,7 @@
       <w:lvlText w:val=" "/>
       <w:lvlJc w:val="left"/>
       <w:pPr>
-        <w:ind w:left="5760" w:hanging="360"/>
+        <w:ind w:left="5760" w:hanging="480"/>
       </w:pPr>
     </w:lvl>
     <w:lvl w:ilvl="8">
@@ -1136,111 +1148,84 @@
       <w:lvlText w:val=" "/>
       <w:lvlJc w:val="left"/>
       <w:pPr>
-        <w:ind w:left="6480" w:hanging="360"/>
+        <w:ind w:left="6480" w:hanging="480"/>
       </w:pPr>
     </w:lvl>
   </w:abstractNum>
   <w:abstractNum w:abstractNumId="991">
-    <w:nsid w:val="0000A991"/>
+    <w:nsid w:val="ea454b4c"/>
     <w:multiLevelType w:val="multilevel"/>
     <w:lvl w:ilvl="0">
       <w:numFmt w:val="bullet"/>
-      <w:lvlText w:val=""/>
+      <w:lvlText w:val="•"/>
       <w:lvlJc w:val="left"/>
       <w:pPr>
-        <w:ind w:left="720" w:hanging="360"/>
-      </w:pPr>
-      <w:rPr>
-        <w:rFonts w:ascii="Symbol" w:hAnsi="Symbol" w:cs="Symbol" w:hint="default"/>
-      </w:rPr>
+        <w:ind w:left="720" w:hanging="480"/>
+      </w:pPr>
     </w:lvl>
     <w:lvl w:ilvl="1">
       <w:numFmt w:val="bullet"/>
-      <w:lvlText w:val="o"/>
+      <w:lvlText w:val="–"/>
       <w:lvlJc w:val="left"/>
       <w:pPr>
-        <w:ind w:left="1440" w:hanging="360"/>
-      </w:pPr>
-      <w:rPr>
-        <w:rFonts w:ascii="Courier New" w:hAnsi="Courier New" w:cs="Courier New" w:hint="default"/>
-      </w:rPr>
+        <w:ind w:left="1440" w:hanging="480"/>
+      </w:pPr>
     </w:lvl>
     <w:lvl w:ilvl="2">
       <w:numFmt w:val="bullet"/>
-      <w:lvlText w:val=""/>
+      <w:lvlText w:val="•"/>
       <w:lvlJc w:val="left"/>
       <w:pPr>
-        <w:ind w:left="2160" w:hanging="360"/>
-      </w:pPr>
-      <w:rPr>
-        <w:rFonts w:ascii="Wingdings" w:hAnsi="Wingdings" w:cs="Wingdings" w:hint="default"/>
-      </w:rPr>
+        <w:ind w:left="2160" w:hanging="480"/>
+      </w:pPr>
     </w:lvl>
     <w:lvl w:ilvl="3">
       <w:numFmt w:val="bullet"/>
-      <w:lvlText w:val=""/>
+      <w:lvlText w:val="–"/>
       <w:lvlJc w:val="left"/>
       <w:pPr>
-        <w:ind w:left="2880" w:hanging="360"/>
-      </w:pPr>
-      <w:rPr>
-        <w:rFonts w:ascii="Symbol" w:hAnsi="Symbol" w:cs="Symbol" w:hint="default"/>
-      </w:rPr>
+        <w:ind w:left="2880" w:hanging="480"/>
+      </w:pPr>
     </w:lvl>
     <w:lvl w:ilvl="4">
       <w:numFmt w:val="bullet"/>
-      <w:lvlText w:val="o"/>
+      <w:lvlText w:val="•"/>
       <w:lvlJc w:val="left"/>
       <w:pPr>
-        <w:ind w:left="3600" w:hanging="360"/>
-      </w:pPr>
-      <w:rPr>
-        <w:rFonts w:ascii="Courier New" w:hAnsi="Courier New" w:cs="Courier New" w:hint="default"/>
-      </w:rPr>
+        <w:ind w:left="3600" w:hanging="480"/>
+      </w:pPr>
     </w:lvl>
     <w:lvl w:ilvl="5">
       <w:numFmt w:val="bullet"/>
-      <w:lvlText w:val=""/>
+      <w:lvlText w:val="–"/>
       <w:lvlJc w:val="left"/>
       <w:pPr>
-        <w:ind w:left="4320" w:hanging="360"/>
-      </w:pPr>
-      <w:rPr>
-        <w:rFonts w:ascii="Wingdings" w:hAnsi="Wingdings" w:cs="Wingdings" w:hint="default"/>
-      </w:rPr>
+        <w:ind w:left="4320" w:hanging="480"/>
+      </w:pPr>
     </w:lvl>
     <w:lvl w:ilvl="6">
       <w:numFmt w:val="bullet"/>
-      <w:lvlText w:val=""/>
+      <w:lvlText w:val="•"/>
       <w:lvlJc w:val="left"/>
       <w:pPr>
-        <w:ind w:left="5040" w:hanging="360"/>
-      </w:pPr>
-      <w:rPr>
-        <w:rFonts w:ascii="Symbol" w:hAnsi="Symbol" w:cs="Symbol" w:hint="default"/>
-      </w:rPr>
+        <w:ind w:left="5040" w:hanging="480"/>
+      </w:pPr>
     </w:lvl>
     <w:lvl w:ilvl="7">
       <w:numFmt w:val="bullet"/>
-      <w:lvlText w:val="o"/>
+      <w:lvlText w:val="–"/>
       <w:lvlJc w:val="left"/>
       <w:pPr>
-        <w:ind w:left="5760" w:hanging="360"/>
-      </w:pPr>
-      <w:rPr>
-        <w:rFonts w:ascii="Courier New" w:hAnsi="Courier New" w:cs="Courier New" w:hint="default"/>
-      </w:rPr>
+        <w:ind w:left="5760" w:hanging="480"/>
+      </w:pPr>
     </w:lvl>
     <w:lvl w:ilvl="8">
       <w:numFmt w:val="bullet"/>
-      <w:lvlText w:val=""/>
+      <w:lvlText w:val="•"/>
       <w:lvlJc w:val="left"/>
       <w:pPr>
-        <w:ind w:left="6480" w:hanging="360"/>
-      </w:pPr>
-      <w:rPr>
-        <w:rFonts w:ascii="Wingdings" w:hAnsi="Wingdings" w:cs="Wingdings" w:hint="default"/>
-      </w:rPr>
+        <w:ind w:left="6480" w:hanging="480"/>
+      </w:pPr>
     </w:lvl>
   </w:abstractNum>
   <w:num w:numId="1000">
@@ -1264,6 +1249,9 @@
   <w:num w:numId="1006">
     <w:abstractNumId w:val="991"/>
   </w:num>
+  <w:num w:numId="1007">
+    <w:abstractNumId w:val="991"/>
+  </w:num>
 </w:numbering>
 </file>
 
@@ -1272,10 +1260,10 @@
   <w:docDefaults>
     <w:rPrDefault>
       <w:rPr>
-        <w:rFonts w:asciiTheme="minorHAnsi" w:cstheme="minorBidi" w:eastAsiaTheme="minorEastAsia" w:hAnsiTheme="minorHAnsi"/>
+        <w:rFonts w:asciiTheme="minorHAnsi" w:cstheme="minorBidi" w:eastAsiaTheme="minorHAnsi" w:hAnsiTheme="minorHAnsi"/>
         <w:sz w:val="24"/>
         <w:szCs w:val="24"/>
-        <w:lang w:bidi="ar-SA" w:eastAsia="zh-CN" w:val="en-US"/>
+        <w:lang w:bidi="ar-SA" w:eastAsia="en-US" w:val="en-US"/>
       </w:rPr>
     </w:rPrDefault>
     <w:pPrDefault>
@@ -1293,10 +1281,10 @@
     <w:name w:val="Body Text"/>
     <w:basedOn w:val="Normal"/>
     <w:link w:val="BodyTextChar"/>
-    <w:qFormat/>
     <w:pPr>
       <w:spacing w:after="180" w:before="180"/>
     </w:pPr>
+    <w:qFormat/>
   </w:style>
   <w:style w:customStyle="1" w:styleId="FirstParagraph" w:type="paragraph">
     <w:name w:val="First Paragraph"/>
@@ -1316,111 +1304,57 @@
     <w:name w:val="Title"/>
     <w:basedOn w:val="Normal"/>
     <w:next w:val="BodyText"/>
-    <w:link w:val="TitleChar"/>
-    <w:uiPriority w:val="10"/>
     <w:qFormat/>
-    <w:rsid w:val="00A10FD9"/>
     <w:pPr>
-      <w:spacing w:after="80" w:line="240" w:lineRule="auto"/>
-      <w:contextualSpacing/>
+      <w:keepNext/>
+      <w:keepLines/>
+      <w:spacing w:after="240" w:before="480"/>
       <w:jc w:val="center"/>
     </w:pPr>
     <w:rPr>
       <w:rFonts w:asciiTheme="majorHAnsi" w:cstheme="majorBidi" w:eastAsiaTheme="majorEastAsia" w:hAnsiTheme="majorHAnsi"/>
-      <w:sz w:val="56"/>
-      <w:szCs w:val="56"/>
-    </w:rPr>
-  </w:style>
-  <w:style w:customStyle="1" w:styleId="TitleChar" w:type="character">
-    <w:name w:val="Title Char"/>
-    <w:basedOn w:val="DefaultParagraphFont"/>
-    <w:link w:val="Title"/>
-    <w:uiPriority w:val="10"/>
-    <w:rsid w:val="00A10FD9"/>
-    <w:rPr>
-      <w:rFonts w:asciiTheme="majorHAnsi" w:cstheme="majorBidi" w:eastAsiaTheme="majorEastAsia" w:hAnsiTheme="majorHAnsi"/>
-      <w:sz w:val="56"/>
-      <w:szCs w:val="56"/>
+      <w:b/>
+      <w:bCs/>
+      <w:color w:themeColor="accent1" w:themeShade="B5" w:val="345A8A"/>
+      <w:sz w:val="36"/>
+      <w:szCs w:val="36"/>
     </w:rPr>
   </w:style>
   <w:style w:styleId="Subtitle" w:type="paragraph">
     <w:name w:val="Subtitle"/>
-    <w:basedOn w:val="Title"/>
-    <w:next w:val="BodyText"/>
-    <w:link w:val="SubtitleChar"/>
-    <w:uiPriority w:val="11"/>
-    <w:qFormat/>
-    <w:rsid w:val="00A10FD9"/>
-    <w:pPr>
-      <w:numPr>
-        <w:ilvl w:val="1"/>
-      </w:numPr>
-    </w:pPr>
-    <w:rPr>
-      <w:rFonts w:cstheme="majorBidi" w:eastAsiaTheme="majorEastAsia"/>
-      <w:spacing w:val="15"/>
-      <w:sz w:val="28"/>
-      <w:szCs w:val="28"/>
-    </w:rPr>
-  </w:style>
-  <w:style w:customStyle="1" w:styleId="SubtitleChar" w:type="character">
-    <w:name w:val="Subtitle Char"/>
-    <w:basedOn w:val="DefaultParagraphFont"/>
-    <w:link w:val="Subtitle"/>
-    <w:uiPriority w:val="11"/>
-    <w:rsid w:val="00A10FD9"/>
-    <w:rPr>
-      <w:rFonts w:cstheme="majorBidi" w:eastAsiaTheme="majorEastAsia"/>
-      <w:color w:themeColor="text1" w:themeTint="A6" w:val="595959"/>
-      <w:spacing w:val="15"/>
-      <w:sz w:val="28"/>
-      <w:szCs w:val="28"/>
-    </w:rPr>
-  </w:style>
-  <w:style w:customStyle="1" w:styleId="Author" w:type="paragraph">
-    <w:name w:val="Author"/>
     <w:basedOn w:val="Title"/>
     <w:next w:val="BodyText"/>
     <w:qFormat/>
     <w:pPr>
       <w:keepNext/>
       <w:keepLines/>
+      <w:spacing w:after="240" w:before="240"/>
+      <w:jc w:val="center"/>
     </w:pPr>
     <w:rPr>
-      <w:sz w:val="24"/>
-      <w:szCs w:val="24"/>
-    </w:rPr>
-  </w:style>
-  <w:style w:styleId="Date" w:type="paragraph">
-    <w:name w:val="Date"/>
-    <w:basedOn w:val="Title"/>
+      <w:sz w:val="30"/>
+      <w:szCs w:val="30"/>
+    </w:rPr>
+  </w:style>
+  <w:style w:customStyle="1" w:styleId="Author" w:type="paragraph">
+    <w:name w:val="Author"/>
     <w:next w:val="BodyText"/>
     <w:qFormat/>
     <w:pPr>
       <w:keepNext/>
       <w:keepLines/>
+      <w:jc w:val="center"/>
     </w:pPr>
-    <w:rPr>
-      <w:sz w:val="24"/>
-      <w:szCs w:val="24"/>
-    </w:rPr>
-  </w:style>
-  <w:style w:customStyle="1" w:styleId="AbstractTitle" w:type="paragraph">
-    <w:name w:val="Abstract Title"/>
-    <w:basedOn w:val="Normal"/>
-    <w:next w:val="Abstract"/>
+  </w:style>
+  <w:style w:styleId="Date" w:type="paragraph">
+    <w:name w:val="Date"/>
+    <w:next w:val="BodyText"/>
     <w:qFormat/>
     <w:pPr>
       <w:keepNext/>
       <w:keepLines/>
-      <w:spacing w:after="0" w:before="300"/>
       <w:jc w:val="center"/>
     </w:pPr>
-    <w:rPr>
-      <w:b/>
-      <w:sz w:val="20"/>
-      <w:szCs w:val="20"/>
-    </w:rPr>
   </w:style>
   <w:style w:customStyle="1" w:styleId="Abstract" w:type="paragraph">
     <w:name w:val="Abstract"/>
@@ -1430,7 +1364,7 @@
     <w:pPr>
       <w:keepNext/>
       <w:keepLines/>
-      <w:spacing w:after="300" w:before="100"/>
+      <w:spacing w:after="300" w:before="300"/>
     </w:pPr>
     <w:rPr>
       <w:sz w:val="20"/>
@@ -1446,321 +1380,191 @@
     <w:rPr/>
   </w:style>
   <w:style w:styleId="Heading1" w:type="paragraph">
-    <w:name w:val="heading 1"/>
+    <w:name w:val="Heading 1"/>
     <w:basedOn w:val="Normal"/>
     <w:next w:val="BodyText"/>
-    <w:link w:val="Heading1Char"/>
     <w:uiPriority w:val="9"/>
     <w:qFormat/>
-    <w:rsid w:val="00A10FD9"/>
     <w:pPr>
       <w:keepNext/>
       <w:keepLines/>
-      <w:spacing w:after="80" w:before="360"/>
+      <w:spacing w:after="0" w:before="480"/>
       <w:outlineLvl w:val="0"/>
     </w:pPr>
     <w:rPr>
       <w:rFonts w:asciiTheme="majorHAnsi" w:cstheme="majorBidi" w:eastAsiaTheme="majorEastAsia" w:hAnsiTheme="majorHAnsi"/>
-      <w:color w:themeColor="accent1" w:themeShade="BF" w:val="0F4761"/>
-      <w:sz w:val="40"/>
-      <w:szCs w:val="40"/>
+      <w:b/>
+      <w:bCs/>
+      <w:color w:themeColor="accent1" w:val="4F81BD"/>
+      <w:sz w:val="32"/>
+      <w:szCs w:val="32"/>
     </w:rPr>
   </w:style>
   <w:style w:styleId="Heading2" w:type="paragraph">
-    <w:name w:val="heading 2"/>
+    <w:name w:val="Heading 2"/>
     <w:basedOn w:val="Normal"/>
     <w:next w:val="BodyText"/>
-    <w:link w:val="Heading2Char"/>
     <w:uiPriority w:val="9"/>
-    <w:semiHidden/>
     <w:unhideWhenUsed/>
     <w:qFormat/>
-    <w:rsid w:val="00A10FD9"/>
     <w:pPr>
       <w:keepNext/>
       <w:keepLines/>
-      <w:spacing w:after="80" w:before="160"/>
+      <w:spacing w:after="0" w:before="200"/>
       <w:outlineLvl w:val="1"/>
     </w:pPr>
     <w:rPr>
       <w:rFonts w:asciiTheme="majorHAnsi" w:cstheme="majorBidi" w:eastAsiaTheme="majorEastAsia" w:hAnsiTheme="majorHAnsi"/>
-      <w:color w:themeColor="accent1" w:themeShade="BF" w:val="0F4761"/>
-      <w:sz w:val="32"/>
-      <w:szCs w:val="32"/>
+      <w:b/>
+      <w:bCs/>
+      <w:color w:themeColor="accent1" w:val="4F81BD"/>
+      <w:sz w:val="28"/>
+      <w:szCs w:val="28"/>
     </w:rPr>
   </w:style>
   <w:style w:styleId="Heading3" w:type="paragraph">
-    <w:name w:val="heading 3"/>
+    <w:name w:val="Heading 3"/>
     <w:basedOn w:val="Normal"/>
     <w:next w:val="BodyText"/>
-    <w:link w:val="Heading3Char"/>
     <w:uiPriority w:val="9"/>
-    <w:semiHidden/>
     <w:unhideWhenUsed/>
     <w:qFormat/>
-    <w:rsid w:val="00A10FD9"/>
     <w:pPr>
       <w:keepNext/>
       <w:keepLines/>
-      <w:spacing w:after="80" w:before="160"/>
+      <w:spacing w:after="0" w:before="200"/>
       <w:outlineLvl w:val="2"/>
     </w:pPr>
     <w:rPr>
-      <w:rFonts w:cstheme="majorBidi" w:eastAsiaTheme="majorEastAsia"/>
-      <w:color w:themeColor="accent1" w:themeShade="BF" w:val="0F4761"/>
-      <w:sz w:val="28"/>
-      <w:szCs w:val="28"/>
+      <w:rFonts w:asciiTheme="majorHAnsi" w:cstheme="majorBidi" w:eastAsiaTheme="majorEastAsia" w:hAnsiTheme="majorHAnsi"/>
+      <w:b/>
+      <w:bCs/>
+      <w:color w:themeColor="accent1" w:val="4F81BD"/>
+      <w:sz w:val="24"/>
+      <w:szCs w:val="24"/>
     </w:rPr>
   </w:style>
   <w:style w:styleId="Heading4" w:type="paragraph">
-    <w:name w:val="heading 4"/>
+    <w:name w:val="Heading 4"/>
     <w:basedOn w:val="Normal"/>
     <w:next w:val="BodyText"/>
-    <w:link w:val="Heading4Char"/>
     <w:uiPriority w:val="9"/>
-    <w:semiHidden/>
     <w:unhideWhenUsed/>
     <w:qFormat/>
-    <w:rsid w:val="00A10FD9"/>
     <w:pPr>
       <w:keepNext/>
       <w:keepLines/>
-      <w:spacing w:after="40" w:before="80"/>
+      <w:spacing w:after="0" w:before="200"/>
       <w:outlineLvl w:val="3"/>
     </w:pPr>
     <w:rPr>
-      <w:rFonts w:cstheme="majorBidi" w:eastAsiaTheme="majorEastAsia"/>
+      <w:rFonts w:asciiTheme="majorHAnsi" w:cstheme="majorBidi" w:eastAsiaTheme="majorEastAsia" w:hAnsiTheme="majorHAnsi"/>
       <w:i/>
-      <w:iCs/>
-      <w:color w:themeColor="accent1" w:themeShade="BF" w:val="0F4761"/>
+      <w:bCs/>
+      <w:color w:themeColor="accent1" w:val="4F81BD"/>
+      <w:sz w:val="24"/>
+      <w:szCs w:val="24"/>
     </w:rPr>
   </w:style>
   <w:style w:styleId="Heading5" w:type="paragraph">
-    <w:name w:val="heading 5"/>
+    <w:name w:val="Heading 5"/>
     <w:basedOn w:val="Normal"/>
     <w:next w:val="BodyText"/>
-    <w:link w:val="Heading5Char"/>
     <w:uiPriority w:val="9"/>
-    <w:semiHidden/>
     <w:unhideWhenUsed/>
     <w:qFormat/>
-    <w:rsid w:val="00A10FD9"/>
     <w:pPr>
       <w:keepNext/>
       <w:keepLines/>
-      <w:spacing w:after="40" w:before="80"/>
+      <w:spacing w:after="0" w:before="200"/>
       <w:outlineLvl w:val="4"/>
     </w:pPr>
     <w:rPr>
-      <w:rFonts w:cstheme="majorBidi" w:eastAsiaTheme="majorEastAsia"/>
-      <w:color w:themeColor="accent1" w:themeShade="BF" w:val="0F4761"/>
+      <w:rFonts w:asciiTheme="majorHAnsi" w:cstheme="majorBidi" w:eastAsiaTheme="majorEastAsia" w:hAnsiTheme="majorHAnsi"/>
+      <w:iCs/>
+      <w:color w:themeColor="accent1" w:val="4F81BD"/>
+      <w:sz w:val="24"/>
+      <w:szCs w:val="24"/>
     </w:rPr>
   </w:style>
   <w:style w:styleId="Heading6" w:type="paragraph">
-    <w:name w:val="heading 6"/>
+    <w:name w:val="Heading 6"/>
     <w:basedOn w:val="Normal"/>
     <w:next w:val="BodyText"/>
-    <w:link w:val="Heading6Char"/>
     <w:uiPriority w:val="9"/>
-    <w:semiHidden/>
     <w:unhideWhenUsed/>
     <w:qFormat/>
-    <w:rsid w:val="00A10FD9"/>
     <w:pPr>
       <w:keepNext/>
       <w:keepLines/>
-      <w:spacing w:after="0" w:before="40"/>
+      <w:spacing w:after="0" w:before="200"/>
       <w:outlineLvl w:val="5"/>
     </w:pPr>
     <w:rPr>
-      <w:rFonts w:cstheme="majorBidi" w:eastAsiaTheme="majorEastAsia"/>
-      <w:i/>
-      <w:iCs/>
-      <w:color w:themeColor="text1" w:themeTint="A6" w:val="595959"/>
+      <w:rFonts w:asciiTheme="majorHAnsi" w:cstheme="majorBidi" w:eastAsiaTheme="majorEastAsia" w:hAnsiTheme="majorHAnsi"/>
+      <w:color w:themeColor="accent1" w:val="4F81BD"/>
+      <w:sz w:val="24"/>
+      <w:szCs w:val="24"/>
     </w:rPr>
   </w:style>
   <w:style w:styleId="Heading7" w:type="paragraph">
-    <w:name w:val="heading 7"/>
+    <w:name w:val="Heading 7"/>
     <w:basedOn w:val="Normal"/>
     <w:next w:val="BodyText"/>
-    <w:link w:val="Heading7Char"/>
     <w:uiPriority w:val="9"/>
-    <w:semiHidden/>
     <w:unhideWhenUsed/>
     <w:qFormat/>
-    <w:rsid w:val="00A10FD9"/>
     <w:pPr>
       <w:keepNext/>
       <w:keepLines/>
-      <w:spacing w:after="0" w:before="40"/>
+      <w:spacing w:after="0" w:before="200"/>
       <w:outlineLvl w:val="6"/>
     </w:pPr>
     <w:rPr>
-      <w:rFonts w:cstheme="majorBidi" w:eastAsiaTheme="majorEastAsia"/>
-      <w:color w:themeColor="text1" w:themeTint="A6" w:val="595959"/>
+      <w:rFonts w:asciiTheme="majorHAnsi" w:cstheme="majorBidi" w:eastAsiaTheme="majorEastAsia" w:hAnsiTheme="majorHAnsi"/>
+      <w:color w:themeColor="accent1" w:val="4F81BD"/>
+      <w:sz w:val="24"/>
+      <w:szCs w:val="24"/>
     </w:rPr>
   </w:style>
   <w:style w:styleId="Heading8" w:type="paragraph">
-    <w:name w:val="heading 8"/>
+    <w:name w:val="Heading 8"/>
     <w:basedOn w:val="Normal"/>
     <w:next w:val="BodyText"/>
-    <w:link w:val="Heading8Char"/>
     <w:uiPriority w:val="9"/>
-    <w:semiHidden/>
     <w:unhideWhenUsed/>
     <w:qFormat/>
-    <w:rsid w:val="00A10FD9"/>
     <w:pPr>
       <w:keepNext/>
       <w:keepLines/>
-      <w:spacing w:after="0"/>
+      <w:spacing w:after="0" w:before="200"/>
       <w:outlineLvl w:val="7"/>
     </w:pPr>
     <w:rPr>
-      <w:rFonts w:cstheme="majorBidi" w:eastAsiaTheme="majorEastAsia"/>
-      <w:i/>
-      <w:iCs/>
-      <w:color w:themeColor="text1" w:themeTint="D8" w:val="272727"/>
+      <w:rFonts w:asciiTheme="majorHAnsi" w:cstheme="majorBidi" w:eastAsiaTheme="majorEastAsia" w:hAnsiTheme="majorHAnsi"/>
+      <w:color w:themeColor="accent1" w:val="4F81BD"/>
+      <w:sz w:val="24"/>
+      <w:szCs w:val="24"/>
     </w:rPr>
   </w:style>
   <w:style w:styleId="Heading9" w:type="paragraph">
-    <w:name w:val="heading 9"/>
+    <w:name w:val="Heading 9"/>
     <w:basedOn w:val="Normal"/>
     <w:next w:val="BodyText"/>
-    <w:link w:val="Heading9Char"/>
     <w:uiPriority w:val="9"/>
-    <w:semiHidden/>
     <w:unhideWhenUsed/>
     <w:qFormat/>
-    <w:rsid w:val="00A10FD9"/>
     <w:pPr>
       <w:keepNext/>
       <w:keepLines/>
-      <w:spacing w:after="0"/>
+      <w:spacing w:after="0" w:before="200"/>
       <w:outlineLvl w:val="8"/>
     </w:pPr>
     <w:rPr>
-      <w:rFonts w:cstheme="majorBidi" w:eastAsiaTheme="majorEastAsia"/>
-      <w:color w:themeColor="text1" w:themeTint="D8" w:val="272727"/>
-    </w:rPr>
-  </w:style>
-  <w:style w:customStyle="1" w:styleId="Heading1Char" w:type="character">
-    <w:name w:val="Heading 1 Char"/>
-    <w:basedOn w:val="DefaultParagraphFont"/>
-    <w:link w:val="Heading1"/>
-    <w:uiPriority w:val="9"/>
-    <w:rsid w:val="00A10FD9"/>
-    <w:rPr>
       <w:rFonts w:asciiTheme="majorHAnsi" w:cstheme="majorBidi" w:eastAsiaTheme="majorEastAsia" w:hAnsiTheme="majorHAnsi"/>
-      <w:color w:themeColor="accent1" w:themeShade="BF" w:val="0F4761"/>
-      <w:sz w:val="40"/>
-      <w:szCs w:val="40"/>
-    </w:rPr>
-  </w:style>
-  <w:style w:customStyle="1" w:styleId="Heading2Char" w:type="character">
-    <w:name w:val="Heading 2 Char"/>
-    <w:basedOn w:val="DefaultParagraphFont"/>
-    <w:link w:val="Heading2"/>
-    <w:uiPriority w:val="9"/>
-    <w:semiHidden/>
-    <w:rsid w:val="00A10FD9"/>
-    <w:rPr>
-      <w:rFonts w:asciiTheme="majorHAnsi" w:cstheme="majorBidi" w:eastAsiaTheme="majorEastAsia" w:hAnsiTheme="majorHAnsi"/>
-      <w:color w:themeColor="accent1" w:themeShade="BF" w:val="0F4761"/>
-      <w:sz w:val="32"/>
-      <w:szCs w:val="32"/>
-    </w:rPr>
-  </w:style>
-  <w:style w:customStyle="1" w:styleId="Heading3Char" w:type="character">
-    <w:name w:val="Heading 3 Char"/>
-    <w:basedOn w:val="DefaultParagraphFont"/>
-    <w:link w:val="Heading3"/>
-    <w:uiPriority w:val="9"/>
-    <w:semiHidden/>
-    <w:rsid w:val="00A10FD9"/>
-    <w:rPr>
-      <w:rFonts w:cstheme="majorBidi" w:eastAsiaTheme="majorEastAsia"/>
-      <w:color w:themeColor="accent1" w:themeShade="BF" w:val="0F4761"/>
-      <w:sz w:val="28"/>
-      <w:szCs w:val="28"/>
-    </w:rPr>
-  </w:style>
-  <w:style w:customStyle="1" w:styleId="Heading4Char" w:type="character">
-    <w:name w:val="Heading 4 Char"/>
-    <w:basedOn w:val="DefaultParagraphFont"/>
-    <w:link w:val="Heading4"/>
-    <w:uiPriority w:val="9"/>
-    <w:semiHidden/>
-    <w:rsid w:val="00A10FD9"/>
-    <w:rPr>
-      <w:rFonts w:cstheme="majorBidi" w:eastAsiaTheme="majorEastAsia"/>
-      <w:i/>
-      <w:iCs/>
-      <w:color w:themeColor="accent1" w:themeShade="BF" w:val="0F4761"/>
-    </w:rPr>
-  </w:style>
-  <w:style w:customStyle="1" w:styleId="Heading5Char" w:type="character">
-    <w:name w:val="Heading 5 Char"/>
-    <w:basedOn w:val="DefaultParagraphFont"/>
-    <w:link w:val="Heading5"/>
-    <w:uiPriority w:val="9"/>
-    <w:semiHidden/>
-    <w:rsid w:val="00A10FD9"/>
-    <w:rPr>
-      <w:rFonts w:cstheme="majorBidi" w:eastAsiaTheme="majorEastAsia"/>
-      <w:color w:themeColor="accent1" w:themeShade="BF" w:val="0F4761"/>
-    </w:rPr>
-  </w:style>
-  <w:style w:customStyle="1" w:styleId="Heading6Char" w:type="character">
-    <w:name w:val="Heading 6 Char"/>
-    <w:basedOn w:val="DefaultParagraphFont"/>
-    <w:link w:val="Heading6"/>
-    <w:uiPriority w:val="9"/>
-    <w:semiHidden/>
-    <w:rsid w:val="00A10FD9"/>
-    <w:rPr>
-      <w:rFonts w:cstheme="majorBidi" w:eastAsiaTheme="majorEastAsia"/>
-      <w:i/>
-      <w:iCs/>
-      <w:color w:themeColor="text1" w:themeTint="A6" w:val="595959"/>
-    </w:rPr>
-  </w:style>
-  <w:style w:customStyle="1" w:styleId="Heading7Char" w:type="character">
-    <w:name w:val="Heading 7 Char"/>
-    <w:basedOn w:val="DefaultParagraphFont"/>
-    <w:link w:val="Heading7"/>
-    <w:uiPriority w:val="9"/>
-    <w:semiHidden/>
-    <w:rsid w:val="00A10FD9"/>
-    <w:rPr>
-      <w:rFonts w:cstheme="majorBidi" w:eastAsiaTheme="majorEastAsia"/>
-      <w:color w:themeColor="text1" w:themeTint="A6" w:val="595959"/>
-    </w:rPr>
-  </w:style>
-  <w:style w:customStyle="1" w:styleId="Heading8Char" w:type="character">
-    <w:name w:val="Heading 8 Char"/>
-    <w:basedOn w:val="DefaultParagraphFont"/>
-    <w:link w:val="Heading8"/>
-    <w:uiPriority w:val="9"/>
-    <w:semiHidden/>
-    <w:rsid w:val="00A10FD9"/>
-    <w:rPr>
-      <w:rFonts w:cstheme="majorBidi" w:eastAsiaTheme="majorEastAsia"/>
-      <w:i/>
-      <w:iCs/>
-      <w:color w:themeColor="text1" w:themeTint="D8" w:val="272727"/>
-    </w:rPr>
-  </w:style>
-  <w:style w:customStyle="1" w:styleId="Heading9Char" w:type="character">
-    <w:name w:val="Heading 9 Char"/>
-    <w:basedOn w:val="DefaultParagraphFont"/>
-    <w:link w:val="Heading9"/>
-    <w:uiPriority w:val="9"/>
-    <w:semiHidden/>
-    <w:rsid w:val="00A10FD9"/>
-    <w:rPr>
-      <w:rFonts w:cstheme="majorBidi" w:eastAsiaTheme="majorEastAsia"/>
-      <w:color w:themeColor="text1" w:themeTint="D8" w:val="272727"/>
+      <w:color w:themeColor="accent1" w:val="4F81BD"/>
+      <w:sz w:val="24"/>
+      <w:szCs w:val="24"/>
     </w:rPr>
   </w:style>
   <w:style w:styleId="BlockText" w:type="paragraph">
@@ -1782,18 +1586,6 @@
     <w:uiPriority w:val="9"/>
     <w:unhideWhenUsed/>
     <w:qFormat/>
-  </w:style>
-  <w:style w:styleId="FootnoteBlockText" w:type="paragraph">
-    <w:name w:val="Footnote Block Text"/>
-    <w:basedOn w:val="FootnoteText"/>
-    <w:next w:val="FootnoteText"/>
-    <w:uiPriority w:val="9"/>
-    <w:unhideWhenUsed/>
-    <w:qFormat/>
-    <w:pPr>
-      <w:spacing w:after="100" w:before="100"/>
-      <w:ind w:firstLine="0" w:left="480" w:right="480"/>
-    </w:pPr>
   </w:style>
   <w:style w:default="1" w:styleId="DefaultParagraphFont" w:type="character">
     <w:name w:val="Default Paragraph Font"/>
@@ -1816,11 +1608,18 @@
       </w:tblCellMar>
     </w:tblPr>
     <w:tblStylePr w:type="firstRow">
+      <w:tblPr>
+        <w:jc w:val="left"/>
+        <w:tblInd w:type="dxa" w:w="0"/>
+      </w:tblPr>
+      <w:trPr>
+        <w:jc w:val="left"/>
+      </w:trPr>
       <w:tcPr>
+        <w:vAlign w:val="bottom"/>
         <w:tcBorders>
           <w:bottom w:val="single"/>
         </w:tcBorders>
-        <w:vAlign w:val="bottom"/>
       </w:tcPr>
     </w:tblStylePr>
   </w:style>
@@ -1935,8 +1734,8 @@
     <w:name w:val="KeywordTok"/>
     <w:basedOn w:val="VerbatimChar"/>
     <w:rPr>
+      <w:color w:val="007020"/>
       <w:b/>
-      <w:color w:val="007020"/>
     </w:rPr>
   </w:style>
   <w:style w:type="character" w:customStyle="1" w:styleId="DataTypeTok">
@@ -2012,43 +1811,40 @@
   <w:style w:type="character" w:customStyle="1" w:styleId="ImportTok">
     <w:name w:val="ImportTok"/>
     <w:basedOn w:val="VerbatimChar"/>
-    <w:rPr>
-      <w:b/>
-      <w:color w:val="008000"/>
-    </w:rPr>
+    <w:rPr/>
   </w:style>
   <w:style w:type="character" w:customStyle="1" w:styleId="CommentTok">
     <w:name w:val="CommentTok"/>
     <w:basedOn w:val="VerbatimChar"/>
     <w:rPr>
+      <w:color w:val="60a0b0"/>
       <w:i/>
-      <w:color w:val="60a0b0"/>
     </w:rPr>
   </w:style>
   <w:style w:type="character" w:customStyle="1" w:styleId="DocumentationTok">
     <w:name w:val="DocumentationTok"/>
     <w:basedOn w:val="VerbatimChar"/>
     <w:rPr>
+      <w:color w:val="ba2121"/>
       <w:i/>
-      <w:color w:val="ba2121"/>
     </w:rPr>
   </w:style>
   <w:style w:type="character" w:customStyle="1" w:styleId="AnnotationTok">
     <w:name w:val="AnnotationTok"/>
     <w:basedOn w:val="VerbatimChar"/>
     <w:rPr>
+      <w:color w:val="60a0b0"/>
       <w:b/>
       <w:i/>
-      <w:color w:val="60a0b0"/>
     </w:rPr>
   </w:style>
   <w:style w:type="character" w:customStyle="1" w:styleId="CommentVarTok">
     <w:name w:val="CommentVarTok"/>
     <w:basedOn w:val="VerbatimChar"/>
     <w:rPr>
+      <w:color w:val="60a0b0"/>
       <w:b/>
       <w:i/>
-      <w:color w:val="60a0b0"/>
     </w:rPr>
   </w:style>
   <w:style w:type="character" w:customStyle="1" w:styleId="OtherTok">
@@ -2076,8 +1872,8 @@
     <w:name w:val="ControlFlowTok"/>
     <w:basedOn w:val="VerbatimChar"/>
     <w:rPr>
+      <w:color w:val="007020"/>
       <w:b/>
-      <w:color w:val="007020"/>
     </w:rPr>
   </w:style>
   <w:style w:type="character" w:customStyle="1" w:styleId="OperatorTok">
@@ -2090,9 +1886,7 @@
   <w:style w:type="character" w:customStyle="1" w:styleId="BuiltInTok">
     <w:name w:val="BuiltInTok"/>
     <w:basedOn w:val="VerbatimChar"/>
-    <w:rPr>
-      <w:color w:val="008000"/>
-    </w:rPr>
+    <w:rPr/>
   </w:style>
   <w:style w:type="character" w:customStyle="1" w:styleId="ExtensionTok">
     <w:name w:val="ExtensionTok"/>
@@ -2122,34 +1916,34 @@
     <w:name w:val="InformationTok"/>
     <w:basedOn w:val="VerbatimChar"/>
     <w:rPr>
+      <w:color w:val="60a0b0"/>
       <w:b/>
       <w:i/>
-      <w:color w:val="60a0b0"/>
     </w:rPr>
   </w:style>
   <w:style w:type="character" w:customStyle="1" w:styleId="WarningTok">
     <w:name w:val="WarningTok"/>
     <w:basedOn w:val="VerbatimChar"/>
     <w:rPr>
+      <w:color w:val="60a0b0"/>
       <w:b/>
       <w:i/>
-      <w:color w:val="60a0b0"/>
     </w:rPr>
   </w:style>
   <w:style w:type="character" w:customStyle="1" w:styleId="AlertTok">
     <w:name w:val="AlertTok"/>
     <w:basedOn w:val="VerbatimChar"/>
     <w:rPr>
+      <w:color w:val="ff0000"/>
       <w:b/>
-      <w:color w:val="ff0000"/>
     </w:rPr>
   </w:style>
   <w:style w:type="character" w:customStyle="1" w:styleId="ErrorTok">
     <w:name w:val="ErrorTok"/>
     <w:basedOn w:val="VerbatimChar"/>
     <w:rPr>
+      <w:color w:val="ff0000"/>
       <w:b/>
-      <w:color w:val="ff0000"/>
     </w:rPr>
   </w:style>
   <w:style w:type="character" w:customStyle="1" w:styleId="NormalTok">
@@ -2171,44 +1965,44 @@
         <a:sysClr val="window" lastClr="FFFFFF"/>
       </a:lt1>
       <a:dk2>
-        <a:srgbClr val="0E2841"/>
+        <a:srgbClr val="1F497D"/>
       </a:dk2>
       <a:lt2>
-        <a:srgbClr val="E8E8E8"/>
+        <a:srgbClr val="EEECE1"/>
       </a:lt2>
       <a:accent1>
-        <a:srgbClr val="156082"/>
+        <a:srgbClr val="4F81BD"/>
       </a:accent1>
       <a:accent2>
-        <a:srgbClr val="E97132"/>
+        <a:srgbClr val="C0504D"/>
       </a:accent2>
       <a:accent3>
-        <a:srgbClr val="196B24"/>
+        <a:srgbClr val="9BBB59"/>
       </a:accent3>
       <a:accent4>
-        <a:srgbClr val="0F9ED5"/>
+        <a:srgbClr val="8064A2"/>
       </a:accent4>
       <a:accent5>
-        <a:srgbClr val="A02B93"/>
+        <a:srgbClr val="4BACC6"/>
       </a:accent5>
       <a:accent6>
-        <a:srgbClr val="4EA72E"/>
+        <a:srgbClr val="F79646"/>
       </a:accent6>
       <a:hlink>
-        <a:srgbClr val="467886"/>
+        <a:srgbClr val="0000FF"/>
       </a:hlink>
       <a:folHlink>
-        <a:srgbClr val="96607D"/>
+        <a:srgbClr val="800080"/>
       </a:folHlink>
     </a:clrScheme>
     <a:fontScheme name="Office">
       <a:majorFont>
-        <a:latin typeface="Aptos Display" panose="02110004020202020204"/>
+        <a:latin typeface="Calibri"/>
         <a:ea typeface=""/>
         <a:cs typeface=""/>
-        <a:font script="Jpan" typeface="游ゴシック Light"/>
+        <a:font script="Jpan" typeface="ＭＳ ゴシック"/>
         <a:font script="Hang" typeface="맑은 고딕"/>
-        <a:font script="Hans" typeface="等线 Light"/>
+        <a:font script="Hans" typeface="宋体"/>
         <a:font script="Hant" typeface="新細明體"/>
         <a:font script="Arab" typeface="Times New Roman"/>
         <a:font script="Hebr" typeface="Times New Roman"/>
@@ -2235,32 +2029,14 @@
         <a:font script="Mong" typeface="Mongolian Baiti"/>
         <a:font script="Viet" typeface="Times New Roman"/>
         <a:font script="Uigh" typeface="Microsoft Uighur"/>
-        <a:font script="Geor" typeface="Sylfaen"/>
-        <a:font script="Armn" typeface="Arial"/>
-        <a:font script="Bugi" typeface="Leelawadee UI"/>
-        <a:font script="Bopo" typeface="Microsoft JhengHei"/>
-        <a:font script="Java" typeface="Javanese Text"/>
-        <a:font script="Lisu" typeface="Segoe UI"/>
-        <a:font script="Mymr" typeface="Myanmar Text"/>
-        <a:font script="Nkoo" typeface="Ebrima"/>
-        <a:font script="Olck" typeface="Nirmala UI"/>
-        <a:font script="Osma" typeface="Ebrima"/>
-        <a:font script="Phag" typeface="Phagspa"/>
-        <a:font script="Syrn" typeface="Estrangelo Edessa"/>
-        <a:font script="Syrj" typeface="Estrangelo Edessa"/>
-        <a:font script="Syre" typeface="Estrangelo Edessa"/>
-        <a:font script="Sora" typeface="Nirmala UI"/>
-        <a:font script="Tale" typeface="Microsoft Tai Le"/>
-        <a:font script="Talu" typeface="Microsoft New Tai Lue"/>
-        <a:font script="Tfng" typeface="Ebrima"/>
       </a:majorFont>
       <a:minorFont>
-        <a:latin typeface="Aptos" panose="02110004020202020204"/>
+        <a:latin typeface="Cambria"/>
         <a:ea typeface=""/>
         <a:cs typeface=""/>
-        <a:font script="Jpan" typeface="游明朝"/>
+        <a:font script="Jpan" typeface="ＭＳ 明朝"/>
         <a:font script="Hang" typeface="맑은 고딕"/>
-        <a:font script="Hans" typeface="等线"/>
+        <a:font script="Hans" typeface="宋体"/>
         <a:font script="Hant" typeface="新細明體"/>
         <a:font script="Arab" typeface="Arial"/>
         <a:font script="Hebr" typeface="Arial"/>
@@ -2287,24 +2063,6 @@
         <a:font script="Mong" typeface="Mongolian Baiti"/>
         <a:font script="Viet" typeface="Arial"/>
         <a:font script="Uigh" typeface="Microsoft Uighur"/>
-        <a:font script="Geor" typeface="Sylfaen"/>
-        <a:font script="Armn" typeface="Arial"/>
-        <a:font script="Bugi" typeface="Leelawadee UI"/>
-        <a:font script="Bopo" typeface="Microsoft JhengHei"/>
-        <a:font script="Java" typeface="Javanese Text"/>
-        <a:font script="Lisu" typeface="Segoe UI"/>
-        <a:font script="Mymr" typeface="Myanmar Text"/>
-        <a:font script="Nkoo" typeface="Ebrima"/>
-        <a:font script="Olck" typeface="Nirmala UI"/>
-        <a:font script="Osma" typeface="Ebrima"/>
-        <a:font script="Phag" typeface="Phagspa"/>
-        <a:font script="Syrn" typeface="Estrangelo Edessa"/>
-        <a:font script="Syrj" typeface="Estrangelo Edessa"/>
-        <a:font script="Syre" typeface="Estrangelo Edessa"/>
-        <a:font script="Sora" typeface="Nirmala UI"/>
-        <a:font script="Tale" typeface="Microsoft Tai Le"/>
-        <a:font script="Talu" typeface="Microsoft New Tai Lue"/>
-        <a:font script="Tfng" typeface="Ebrima"/>
       </a:minorFont>
     </a:fontScheme>
     <a:fmtScheme name="Office">
@@ -2316,141 +2074,200 @@
           <a:gsLst>
             <a:gs pos="0">
               <a:schemeClr val="phClr">
-                <a:lumMod val="110000"/>
-                <a:satMod val="105000"/>
-                <a:tint val="67000"/>
+                <a:tint val="50000"/>
+                <a:satMod val="300000"/>
               </a:schemeClr>
             </a:gs>
-            <a:gs pos="50000">
+            <a:gs pos="35000">
               <a:schemeClr val="phClr">
-                <a:lumMod val="105000"/>
-                <a:satMod val="103000"/>
-                <a:tint val="73000"/>
+                <a:tint val="37000"/>
+                <a:satMod val="300000"/>
               </a:schemeClr>
             </a:gs>
             <a:gs pos="100000">
               <a:schemeClr val="phClr">
-                <a:lumMod val="105000"/>
-                <a:satMod val="109000"/>
-                <a:tint val="81000"/>
+                <a:tint val="15000"/>
+                <a:satMod val="350000"/>
               </a:schemeClr>
             </a:gs>
           </a:gsLst>
-          <a:lin ang="5400000" scaled="0"/>
+          <a:lin ang="16200000" scaled="1"/>
         </a:gradFill>
         <a:gradFill rotWithShape="1">
           <a:gsLst>
             <a:gs pos="0">
               <a:schemeClr val="phClr">
-                <a:satMod val="103000"/>
-                <a:lumMod val="102000"/>
-                <a:tint val="94000"/>
-              </a:schemeClr>
-            </a:gs>
-            <a:gs pos="50000">
-              <a:schemeClr val="phClr">
-                <a:satMod val="110000"/>
-                <a:lumMod val="100000"/>
+                <a:tint val="100000"/>
                 <a:shade val="100000"/>
+                <a:satMod val="130000"/>
               </a:schemeClr>
             </a:gs>
             <a:gs pos="100000">
               <a:schemeClr val="phClr">
-                <a:lumMod val="99000"/>
-                <a:satMod val="120000"/>
-                <a:shade val="78000"/>
+                <a:tint val="50000"/>
+                <a:shade val="100000"/>
+                <a:satMod val="350000"/>
               </a:schemeClr>
             </a:gs>
           </a:gsLst>
-          <a:lin ang="5400000" scaled="0"/>
+          <a:lin ang="16200000" scaled="0"/>
         </a:gradFill>
       </a:fillStyleLst>
       <a:lnStyleLst>
-        <a:ln w="6350" cap="flat" cmpd="sng" algn="ctr">
+        <a:ln w="9525" cap="flat" cmpd="sng" algn="ctr">
+          <a:solidFill>
+            <a:schemeClr val="phClr">
+              <a:shade val="95000"/>
+              <a:satMod val="105000"/>
+            </a:schemeClr>
+          </a:solidFill>
+          <a:prstDash val="solid"/>
+        </a:ln>
+        <a:ln w="25400" cap="flat" cmpd="sng" algn="ctr">
           <a:solidFill>
             <a:schemeClr val="phClr"/>
           </a:solidFill>
           <a:prstDash val="solid"/>
-          <a:miter lim="800000"/>
         </a:ln>
-        <a:ln w="12700" cap="flat" cmpd="sng" algn="ctr">
+        <a:ln w="38100" cap="flat" cmpd="sng" algn="ctr">
           <a:solidFill>
             <a:schemeClr val="phClr"/>
           </a:solidFill>
           <a:prstDash val="solid"/>
-          <a:miter lim="800000"/>
-        </a:ln>
-        <a:ln w="19050" cap="flat" cmpd="sng" algn="ctr">
-          <a:solidFill>
-            <a:schemeClr val="phClr"/>
-          </a:solidFill>
-          <a:prstDash val="solid"/>
-          <a:miter lim="800000"/>
         </a:ln>
       </a:lnStyleLst>
       <a:effectStyleLst>
         <a:effectStyle>
-          <a:effectLst/>
-        </a:effectStyle>
-        <a:effectStyle>
-          <a:effectLst/>
+          <a:effectLst>
+            <a:outerShdw blurRad="40000" dist="20000" dir="5400000" rotWithShape="0">
+              <a:srgbClr val="000000">
+                <a:alpha val="38000"/>
+              </a:srgbClr>
+            </a:outerShdw>
+          </a:effectLst>
         </a:effectStyle>
         <a:effectStyle>
           <a:effectLst>
-            <a:outerShdw blurRad="57150" dist="19050" dir="5400000" algn="ctr" rotWithShape="0">
+            <a:outerShdw blurRad="40000" dist="23000" dir="5400000" rotWithShape="0">
               <a:srgbClr val="000000">
-                <a:alpha val="63000"/>
+                <a:alpha val="35000"/>
               </a:srgbClr>
             </a:outerShdw>
           </a:effectLst>
+        </a:effectStyle>
+        <a:effectStyle>
+          <a:effectLst>
+            <a:outerShdw blurRad="40000" dist="23000" dir="5400000" rotWithShape="0">
+              <a:srgbClr val="000000">
+                <a:alpha val="35000"/>
+              </a:srgbClr>
+            </a:outerShdw>
+          </a:effectLst>
+          <a:scene3d>
+            <a:camera prst="orthographicFront">
+              <a:rot lat="0" lon="0" rev="0"/>
+            </a:camera>
+            <a:lightRig rig="threePt" dir="t">
+              <a:rot lat="0" lon="0" rev="1200000"/>
+            </a:lightRig>
+          </a:scene3d>
+          <a:sp3d>
+            <a:bevelT w="63500" h="25400"/>
+          </a:sp3d>
         </a:effectStyle>
       </a:effectStyleLst>
       <a:bgFillStyleLst>
         <a:solidFill>
           <a:schemeClr val="phClr"/>
         </a:solidFill>
-        <a:solidFill>
-          <a:schemeClr val="phClr">
-            <a:tint val="95000"/>
-            <a:satMod val="170000"/>
-          </a:schemeClr>
-        </a:solidFill>
         <a:gradFill rotWithShape="1">
           <a:gsLst>
             <a:gs pos="0">
               <a:schemeClr val="phClr">
-                <a:tint val="93000"/>
-                <a:satMod val="150000"/>
-                <a:shade val="98000"/>
-                <a:lumMod val="102000"/>
+                <a:tint val="40000"/>
+                <a:satMod val="350000"/>
               </a:schemeClr>
             </a:gs>
-            <a:gs pos="50000">
+            <a:gs pos="40000">
               <a:schemeClr val="phClr">
-                <a:tint val="98000"/>
-                <a:satMod val="130000"/>
-                <a:shade val="90000"/>
-                <a:lumMod val="103000"/>
+                <a:tint val="45000"/>
+                <a:shade val="99000"/>
+                <a:satMod val="350000"/>
               </a:schemeClr>
             </a:gs>
             <a:gs pos="100000">
               <a:schemeClr val="phClr">
-                <a:shade val="63000"/>
-                <a:satMod val="120000"/>
+                <a:shade val="20000"/>
+                <a:satMod val="255000"/>
               </a:schemeClr>
             </a:gs>
           </a:gsLst>
-          <a:lin ang="5400000" scaled="0"/>
+          <a:path path="circle">
+            <a:fillToRect l="50000" t="-80000" r="50000" b="180000"/>
+          </a:path>
+        </a:gradFill>
+        <a:gradFill rotWithShape="1">
+          <a:gsLst>
+            <a:gs pos="0">
+              <a:schemeClr val="phClr">
+                <a:tint val="80000"/>
+                <a:satMod val="300000"/>
+              </a:schemeClr>
+            </a:gs>
+            <a:gs pos="100000">
+              <a:schemeClr val="phClr">
+                <a:shade val="30000"/>
+                <a:satMod val="200000"/>
+              </a:schemeClr>
+            </a:gs>
+          </a:gsLst>
+          <a:path path="circle">
+            <a:fillToRect l="50000" t="50000" r="50000" b="50000"/>
+          </a:path>
         </a:gradFill>
       </a:bgFillStyleLst>
     </a:fmtScheme>
   </a:themeElements>
-  <a:objectDefaults/>
+  <a:objectDefaults>
+    <a:spDef>
+      <a:spPr/>
+      <a:bodyPr/>
+      <a:lstStyle/>
+      <a:style>
+        <a:lnRef idx="1">
+          <a:schemeClr val="accent1"/>
+        </a:lnRef>
+        <a:fillRef idx="3">
+          <a:schemeClr val="accent1"/>
+        </a:fillRef>
+        <a:effectRef idx="2">
+          <a:schemeClr val="accent1"/>
+        </a:effectRef>
+        <a:fontRef idx="minor">
+          <a:schemeClr val="lt1"/>
+        </a:fontRef>
+      </a:style>
+    </a:spDef>
+    <a:lnDef>
+      <a:spPr/>
+      <a:bodyPr/>
+      <a:lstStyle/>
+      <a:style>
+        <a:lnRef idx="2">
+          <a:schemeClr val="accent1"/>
+        </a:lnRef>
+        <a:fillRef idx="0">
+          <a:schemeClr val="accent1"/>
+        </a:fillRef>
+        <a:effectRef idx="1">
+          <a:schemeClr val="accent1"/>
+        </a:effectRef>
+        <a:fontRef idx="minor">
+          <a:schemeClr val="tx1"/>
+        </a:fontRef>
+      </a:style>
+    </a:lnDef>
+  </a:objectDefaults>
   <a:extraClrSchemeLst/>
-  <a:extLst>
-    <a:ext uri="{05A4C25C-085E-4340-85A3-A5531E510DB2}">
-      <thm15:themeFamily xmlns:thm15="http://schemas.microsoft.com/office/thememl/2012/main" name="Office Theme" id="{2E142A2C-CD16-42D6-873A-C26D2A0506FA}" vid="{1BDDFF52-6CD6-40A5-AB3C-68EB2F1E4D0A}"/>
-    </a:ext>
-  </a:extLst>
 </a:theme>
 </file>
--- a/util/resume.docx
+++ b/util/resume.docx
@@ -5,6 +5,7 @@
     <w:p>
       <w:pPr>
         <w:pStyle w:val="Heading1"/>
+        <w:spacing w:before="0"/>
         <w:rPr>
           <w:color w:val="000000" w:themeColor="text1"/>
           <w:sz w:val="36"/>
@@ -431,7 +432,6 @@
         <w:rPr>
           <w:color w:val="000000" w:themeColor="text1"/>
         </w:rPr>
-        <w:lastRenderedPageBreak/>
         <w:t>Increased lateral clearance when pulled over by an average of 0.6 meters, thus contributing to a safer product.</w:t>
       </w:r>
     </w:p>
@@ -450,6 +450,7 @@
         <w:rPr>
           <w:color w:val="000000" w:themeColor="text1"/>
         </w:rPr>
+        <w:lastRenderedPageBreak/>
         <w:t>Performed extensive unit testing and simulation on a large-scale codebase, ensuring code reliability and robustness.</w:t>
       </w:r>
     </w:p>
@@ -573,24 +574,6 @@
     </w:p>
     <w:p>
       <w:pPr>
-        <w:pStyle w:val="ListParagraph"/>
-        <w:numPr>
-          <w:ilvl w:val="0"/>
-          <w:numId w:val="4"/>
-        </w:numPr>
-        <w:rPr>
-          <w:color w:val="000000" w:themeColor="text1"/>
-        </w:rPr>
-      </w:pPr>
-      <w:r>
-        <w:rPr>
-          <w:color w:val="000000" w:themeColor="text1"/>
-        </w:rPr>
-        <w:t>Performed extensive testing and debugging on a shared codebase.</w:t>
-      </w:r>
-    </w:p>
-    <w:p>
-      <w:pPr>
         <w:pStyle w:val="Heading2"/>
         <w:rPr>
           <w:color w:val="000000" w:themeColor="text1"/>
@@ -716,7 +699,6 @@
         <w:rPr>
           <w:color w:val="000000" w:themeColor="text1"/>
         </w:rPr>
-        <w:lastRenderedPageBreak/>
         <w:t>Projects</w:t>
       </w:r>
     </w:p>
@@ -783,6 +765,7 @@
         <w:rPr>
           <w:color w:val="000000" w:themeColor="text1"/>
         </w:rPr>
+        <w:lastRenderedPageBreak/>
         <w:t>This project is an attempt to make an updated, cross‑platform version of Shapemonger, an old Windows application that was the only option availabe to visualize surface properties important in differential geometry.</w:t>
       </w:r>
     </w:p>
@@ -856,24 +839,6 @@
           <w:color w:val="000000" w:themeColor="text1"/>
         </w:rPr>
         <w:t>a customizable plotting system</w:t>
-      </w:r>
-    </w:p>
-    <w:p>
-      <w:pPr>
-        <w:pStyle w:val="Compact"/>
-        <w:numPr>
-          <w:ilvl w:val="1"/>
-          <w:numId w:val="6"/>
-        </w:numPr>
-        <w:rPr>
-          <w:color w:val="000000" w:themeColor="text1"/>
-        </w:rPr>
-      </w:pPr>
-      <w:r>
-        <w:rPr>
-          <w:color w:val="000000" w:themeColor="text1"/>
-        </w:rPr>
-        <w:t>a library of example shape plots highlighting key concepts in differential geometry</w:t>
       </w:r>
     </w:p>
     <w:p>
@@ -1184,7 +1149,6 @@
           <w:bCs/>
           <w:color w:val="000000" w:themeColor="text1"/>
         </w:rPr>
-        <w:lastRenderedPageBreak/>
         <w:t>Ehrenstein, S.</w:t>
       </w:r>
       <w:r>
@@ -1271,6 +1235,7 @@
           <w:bCs/>
           <w:color w:val="000000" w:themeColor="text1"/>
         </w:rPr>
+        <w:lastRenderedPageBreak/>
         <w:t>Ehrenstein, S.</w:t>
       </w:r>
       <w:r>
@@ -2702,6 +2667,44 @@
       <w:ind w:left="720"/>
       <w:contextualSpacing/>
     </w:pPr>
+  </w:style>
+  <w:style w:type="paragraph" w:styleId="Header">
+    <w:name w:val="header"/>
+    <w:basedOn w:val="Normal"/>
+    <w:link w:val="HeaderChar"/>
+    <w:rsid w:val="000734AC"/>
+    <w:pPr>
+      <w:tabs>
+        <w:tab w:val="center" w:pos="4680"/>
+        <w:tab w:val="right" w:pos="9360"/>
+      </w:tabs>
+      <w:spacing w:after="0"/>
+    </w:pPr>
+  </w:style>
+  <w:style w:type="character" w:customStyle="1" w:styleId="HeaderChar">
+    <w:name w:val="Header Char"/>
+    <w:basedOn w:val="DefaultParagraphFont"/>
+    <w:link w:val="Header"/>
+    <w:rsid w:val="000734AC"/>
+  </w:style>
+  <w:style w:type="paragraph" w:styleId="Footer">
+    <w:name w:val="footer"/>
+    <w:basedOn w:val="Normal"/>
+    <w:link w:val="FooterChar"/>
+    <w:rsid w:val="000734AC"/>
+    <w:pPr>
+      <w:tabs>
+        <w:tab w:val="center" w:pos="4680"/>
+        <w:tab w:val="right" w:pos="9360"/>
+      </w:tabs>
+      <w:spacing w:after="0"/>
+    </w:pPr>
+  </w:style>
+  <w:style w:type="character" w:customStyle="1" w:styleId="FooterChar">
+    <w:name w:val="Footer Char"/>
+    <w:basedOn w:val="DefaultParagraphFont"/>
+    <w:link w:val="Footer"/>
+    <w:rsid w:val="000734AC"/>
   </w:style>
 </w:styles>
 </file>

--- a/util/resume.docx
+++ b/util/resume.docx
@@ -161,12 +161,6 @@
       <w:r>
         <w:t xml:space="preserve">Specialization: Internet of Things + Medical Image Synthesis</w:t>
       </w:r>
-      <w:r>
-        <w:t xml:space="preserve"> </w:t>
-      </w:r>
-      <w:r>
-        <w:t xml:space="preserve"> </w:t>
-      </w:r>
     </w:p>
     <w:bookmarkEnd w:id="27"/>
     <w:bookmarkEnd w:id="28"/>
@@ -180,13 +174,13 @@
         <w:t xml:space="preserve">Experience</w:t>
       </w:r>
     </w:p>
-    <w:bookmarkStart w:id="31" w:name="postdoctoral-research-associate"/>
+    <w:bookmarkStart w:id="31" w:name="X13d734230ed795fd79af387237fc1bab80b950e"/>
     <w:p>
       <w:pPr>
         <w:pStyle w:val="Heading3"/>
       </w:pPr>
       <w:r>
-        <w:t xml:space="preserve">Postdoctoral Research Associate</w:t>
+        <w:t xml:space="preserve">Postdoctoral Research Associate — Aug 2026-present</w:t>
       </w:r>
     </w:p>
     <w:bookmarkStart w:id="30" w:name="X61e3164b5d89d41af2efc96d3ff1dcb9b8d469b"/>
@@ -224,13 +218,13 @@
     </w:p>
     <w:bookmarkEnd w:id="30"/>
     <w:bookmarkEnd w:id="31"/>
-    <w:bookmarkStart w:id="33" w:name="comp-116-instructor-august-2025-present"/>
+    <w:bookmarkStart w:id="33" w:name="comp-116-instructor-aug-2025-dec-2025"/>
     <w:p>
       <w:pPr>
         <w:pStyle w:val="Heading3"/>
       </w:pPr>
       <w:r>
-        <w:t xml:space="preserve">COMP 116 Instructor – August 2025-Present</w:t>
+        <w:t xml:space="preserve">COMP 116 Instructor – Aug 2025-Dec 2025</w:t>
       </w:r>
     </w:p>
     <w:bookmarkStart w:id="32" w:name="Xb001ecf34c46b548ebf8b8027b6dcc51f41ce65"/>
@@ -348,13 +342,13 @@
     </w:p>
     <w:bookmarkEnd w:id="34"/>
     <w:bookmarkEnd w:id="35"/>
-    <w:bookmarkStart w:id="37" w:name="X7fbf793872bdf867b4791474ac4ae1afb696274"/>
+    <w:bookmarkStart w:id="37" w:name="Xf6ad30546b1553df7607596edbb8bf4cf4e14d6"/>
     <w:p>
       <w:pPr>
         <w:pStyle w:val="Heading3"/>
       </w:pPr>
       <w:r>
-        <w:t xml:space="preserve">Graduate Research Assistant — Aug 2021-Present</w:t>
+        <w:t xml:space="preserve">Graduate Research Assistant — Aug 2021-May 2026</w:t>
       </w:r>
     </w:p>
     <w:bookmarkStart w:id="36" w:name="Xbb525ab7d92a65126d787e579f5f73c2ba4a749"/>
@@ -743,13 +737,7 @@
         <w:pStyle w:val="Compact"/>
       </w:pPr>
       <w:r>
-        <w:t xml:space="preserve">Budgeted university funds and coordinated with caterers and facilities services to host biweekly tea times, 4 offsite dinners and 4 lunches for</w:t>
-      </w:r>
-      <w:r>
-        <w:t xml:space="preserve"> </w:t>
-      </w:r>
-      <w:r>
-        <w:t xml:space="preserve">60 people each, and one family‑friendly evening social for 100 people.</w:t>
+        <w:t xml:space="preserve">Budgeted university funds and coordinated with caterers and facilities services to host biweekly tea times, 4 offsite dinners and 4 lunches for 60 people each, and one family‑friendly evening social for 100 people.</w:t>
       </w:r>
     </w:p>
     <w:p>
@@ -847,7 +835,7 @@
         <w:t xml:space="preserve"> </w:t>
       </w:r>
       <w:r>
-        <w:t xml:space="preserve">(In review, 2026). Virtual Tagging: Software-based Navigation to Marked Locations in Colonoscopy.</w:t>
+        <w:t xml:space="preserve">(in press). Virtual Tagging: Software-based Navigation to Marked Locations in Colonoscopy. MICCAI Doctoral Symposium 2026.</w:t>
       </w:r>
     </w:p>
     <w:p>
@@ -862,7 +850,7 @@
         <w:t xml:space="preserve">Ehrenstein, S.</w:t>
       </w:r>
       <w:r>
-        <w:t xml:space="preserve">, McGill, S., Rosenman, J., and Pizer, S. (In review, 2026). Medial Skeletons for Haustral Fold Detection in Colonoscopy.</w:t>
+        <w:t xml:space="preserve">, McGill, S., Rosenman, J., and Pizer, S. (in press). Medial Skeletons for Haustral Fold Detection in Colonoscopy. Workshop on Shape in Medical Imaging at MICCAI 2026.</w:t>
       </w:r>
     </w:p>
     <w:p>
@@ -1139,7 +1127,7 @@
 <file path=word/numbering.xml><?xml version="1.0" encoding="utf-8"?>
 <w:numbering xmlns:w="http://schemas.openxmlformats.org/wordprocessingml/2006/main">
   <w:abstractNum w:abstractNumId="990">
-    <w:nsid w:val="2c1ae401"/>
+    <w:nsid w:val="A990"/>
     <w:multiLevelType w:val="multilevel"/>
     <w:lvl w:ilvl="0">
       <w:numFmt w:val="bullet"/>
@@ -1215,7 +1203,7 @@
     </w:lvl>
   </w:abstractNum>
   <w:abstractNum w:abstractNumId="991">
-    <w:nsid w:val="ea454b4c"/>
+    <w:nsid w:val="A991"/>
     <w:multiLevelType w:val="multilevel"/>
     <w:lvl w:ilvl="0">
       <w:numFmt w:val="bullet"/>
@@ -1421,6 +1409,25 @@
       <w:jc w:val="center"/>
     </w:pPr>
   </w:style>
+  <w:style w:customStyle="1" w:styleId="AbstractTitle" w:type="paragraph">
+    <w:name w:val="Abstract Title"/>
+    <w:basedOn w:val="Normal"/>
+    <w:next w:val="Abstract"/>
+    <w:qFormat/>
+    <w:pPr>
+      <w:keepNext/>
+      <w:keepLines/>
+      <w:jc w:val="center"/>
+      <w:spacing w:after="0" w:before="300"/>
+    </w:pPr>
+    <w:rPr>
+      <w:sz w:val="20"/>
+      <w:szCs w:val="20"/>
+      <w:b/>
+      <w:color w:val="345A8A"/>
+      &gt;
+    </w:rPr>
+  </w:style>
   <w:style w:customStyle="1" w:styleId="Abstract" w:type="paragraph">
     <w:name w:val="Abstract"/>
     <w:basedOn w:val="Normal"/>
@@ -1429,7 +1436,7 @@
     <w:pPr>
       <w:keepNext/>
       <w:keepLines/>
-      <w:spacing w:after="300" w:before="300"/>
+      <w:spacing w:after="300" w:before="100"/>
     </w:pPr>
     <w:rPr>
       <w:sz w:val="20"/>
@@ -1876,7 +1883,10 @@
   <w:style w:type="character" w:customStyle="1" w:styleId="ImportTok">
     <w:name w:val="ImportTok"/>
     <w:basedOn w:val="VerbatimChar"/>
-    <w:rPr/>
+    <w:rPr>
+      <w:color w:val="008000"/>
+      <w:b/>
+    </w:rPr>
   </w:style>
   <w:style w:type="character" w:customStyle="1" w:styleId="CommentTok">
     <w:name w:val="CommentTok"/>
@@ -1951,7 +1961,9 @@
   <w:style w:type="character" w:customStyle="1" w:styleId="BuiltInTok">
     <w:name w:val="BuiltInTok"/>
     <w:basedOn w:val="VerbatimChar"/>
-    <w:rPr/>
+    <w:rPr>
+      <w:color w:val="008000"/>
+    </w:rPr>
   </w:style>
   <w:style w:type="character" w:customStyle="1" w:styleId="ExtensionTok">
     <w:name w:val="ExtensionTok"/>
